--- a/apps/api/templates/ע-ראדון-הצעת-מחיר-לבדיקת-גז-ראדון-קצר-טווח-לטופס-4-עלידי-בודק-ראדון-מוסמך.docx
+++ b/apps/api/templates/ע-ראדון-הצעת-מחיר-לבדיקת-גז-ראדון-קצר-טווח-לטופס-4-עלידי-בודק-ראדון-מוסמך.docx
@@ -1980,6 +1980,19 @@
         </w:rPr>
       </w:pPr>
     </w:p>
+    <w:p>
+      <w:pPr>
+        <w:rPr>
+          <w:vanish/>
+        </w:rPr>
+      </w:pPr>
+      <w:r>
+        <w:rPr>
+          <w:vanish/>
+        </w:rPr>
+        <w:t xml:space="preserve">{#hasDiscount}</w:t>
+      </w:r>
+    </w:p>
     <w:tbl>
       <w:tblPr>
         <w:bidiVisual/>
@@ -2229,7 +2242,6 @@
                 <w:rtl/>
               </w:rPr>
             </w:pPr>
-            <w:bookmarkStart w:id="8" w:name="fldLine"/>
             <w:r>
               <w:rPr>
                 <w:rFonts w:cs="David" w:hint="cs"/>
@@ -2241,7 +2253,6 @@
               </w:rPr>
               <w:t xml:space="preserve">{#items}{lineNumber}</w:t>
             </w:r>
-            <w:bookmarkEnd w:id="8"/>
           </w:p>
         </w:tc>
         <w:tc>
@@ -2259,7 +2270,6 @@
                 <w:rtl/>
               </w:rPr>
             </w:pPr>
-            <w:bookmarkStart w:id="9" w:name="fldMakat"/>
             <w:r>
               <w:rPr>
                 <w:rFonts w:cs="David" w:hint="cs"/>
@@ -2271,7 +2281,6 @@
               </w:rPr>
               <w:t xml:space="preserve">{itemCode}</w:t>
             </w:r>
-            <w:bookmarkEnd w:id="9"/>
           </w:p>
         </w:tc>
         <w:tc>
@@ -2289,7 +2298,6 @@
                 <w:rtl/>
               </w:rPr>
             </w:pPr>
-            <w:bookmarkStart w:id="10" w:name="fldProduct"/>
             <w:r>
               <w:rPr>
                 <w:rFonts w:cs="David" w:hint="cs"/>
@@ -2301,7 +2309,6 @@
               </w:rPr>
               <w:t xml:space="preserve">{description}</w:t>
             </w:r>
-            <w:bookmarkEnd w:id="10"/>
           </w:p>
         </w:tc>
         <w:tc>
@@ -2319,7 +2326,6 @@
                 <w:rtl/>
               </w:rPr>
             </w:pPr>
-            <w:bookmarkStart w:id="11" w:name="fldAmmount"/>
             <w:r>
               <w:rPr>
                 <w:rFonts w:cs="David" w:hint="cs"/>
@@ -2331,7 +2337,6 @@
               </w:rPr>
               <w:t xml:space="preserve">{quantity}</w:t>
             </w:r>
-            <w:bookmarkEnd w:id="11"/>
           </w:p>
         </w:tc>
         <w:tc>
@@ -2349,7 +2354,6 @@
                 <w:rtl/>
               </w:rPr>
             </w:pPr>
-            <w:bookmarkStart w:id="12" w:name="fldPrice"/>
             <w:r>
               <w:rPr>
                 <w:rFonts w:cs="David" w:hint="cs"/>
@@ -2361,7 +2365,6 @@
               </w:rPr>
               <w:t xml:space="preserve">{unitPrice}</w:t>
             </w:r>
-            <w:bookmarkEnd w:id="12"/>
           </w:p>
         </w:tc>
         <w:tc>
@@ -2379,7 +2382,6 @@
                 <w:rtl/>
               </w:rPr>
             </w:pPr>
-            <w:bookmarkStart w:id="13" w:name="fldLineDiscount"/>
             <w:r>
               <w:rPr>
                 <w:rFonts w:cs="David" w:hint="cs"/>
@@ -2391,7 +2393,6 @@
               </w:rPr>
               <w:t xml:space="preserve">{lineDiscountPercent}</w:t>
             </w:r>
-            <w:bookmarkEnd w:id="13"/>
           </w:p>
         </w:tc>
         <w:tc>
@@ -2409,7 +2410,6 @@
                 <w:rtl/>
               </w:rPr>
             </w:pPr>
-            <w:bookmarkStart w:id="14" w:name="fldLineTotal"/>
             <w:r>
               <w:rPr>
                 <w:rFonts w:cs="David" w:hint="cs"/>
@@ -2421,7 +2421,6 @@
               </w:rPr>
               <w:t xml:space="preserve">{lineTotal}{/items}</w:t>
             </w:r>
-            <w:bookmarkEnd w:id="14"/>
           </w:p>
         </w:tc>
       </w:tr>
@@ -2507,7 +2506,6 @@
                 <w:rtl/>
               </w:rPr>
             </w:pPr>
-            <w:bookmarkStart w:id="15" w:name="fldDiscount"/>
             <w:r>
               <w:rPr>
                 <w:rFonts w:cs="David" w:hint="cs"/>
@@ -2519,7 +2517,6 @@
               </w:rPr>
               <w:t xml:space="preserve">{discountPercent}</w:t>
             </w:r>
-            <w:bookmarkEnd w:id="15"/>
           </w:p>
         </w:tc>
       </w:tr>
@@ -2567,7 +2564,6 @@
                 <w:rtl/>
               </w:rPr>
             </w:pPr>
-            <w:bookmarkStart w:id="16" w:name="fldTotalAfterDiscount"/>
             <w:r>
               <w:rPr>
                 <w:rFonts w:cs="David" w:hint="cs"/>
@@ -2579,7 +2575,6 @@
               </w:rPr>
               <w:t xml:space="preserve">{subtotalAfterDiscount}</w:t>
             </w:r>
-            <w:bookmarkEnd w:id="16"/>
           </w:p>
         </w:tc>
       </w:tr>
@@ -2649,7 +2644,6 @@
                 <w:rtl/>
               </w:rPr>
             </w:pPr>
-            <w:bookmarkStart w:id="17" w:name="fldMAAM"/>
             <w:r>
               <w:rPr>
                 <w:rFonts w:cs="David" w:hint="cs"/>
@@ -2661,7 +2655,6 @@
               </w:rPr>
               <w:t xml:space="preserve">{vatAmount}</w:t>
             </w:r>
-            <w:bookmarkEnd w:id="17"/>
           </w:p>
         </w:tc>
       </w:tr>
@@ -2709,7 +2702,6 @@
                 <w:rtl/>
               </w:rPr>
             </w:pPr>
-            <w:bookmarkStart w:id="18" w:name="fldTotalAfterMaaM"/>
             <w:r>
               <w:rPr>
                 <w:rFonts w:cs="David" w:hint="cs"/>
@@ -2721,11 +2713,747 @@
               </w:rPr>
               <w:t xml:space="preserve">{totalAmount}</w:t>
             </w:r>
-            <w:bookmarkEnd w:id="18"/>
           </w:p>
         </w:tc>
       </w:tr>
     </w:tbl>
+    <w:p>
+      <w:pPr>
+        <w:rPr>
+          <w:vanish/>
+        </w:rPr>
+      </w:pPr>
+      <w:r>
+        <w:rPr>
+          <w:vanish/>
+        </w:rPr>
+        <w:t xml:space="preserve">{/hasDiscount}</w:t>
+      </w:r>
+    </w:p>
+    <w:p>
+      <w:pPr>
+        <w:rPr>
+          <w:rFonts w:cs="David"/>
+          <w:sz w:val="28"/>
+          <w:szCs w:val="28"/>
+          <w:rtl/>
+        </w:rPr>
+      </w:pPr>
+    </w:p>
+    <w:p>
+      <w:pPr>
+        <w:rPr>
+          <w:rFonts w:cs="David"/>
+          <w:sz w:val="28"/>
+          <w:szCs w:val="28"/>
+          <w:rtl/>
+        </w:rPr>
+      </w:pPr>
+    </w:p>
+    <w:p>
+      <w:pPr>
+        <w:rPr>
+          <w:rFonts w:cs="David"/>
+          <w:sz w:val="28"/>
+          <w:szCs w:val="28"/>
+          <w:rtl/>
+        </w:rPr>
+      </w:pPr>
+    </w:p>
+    <w:p>
+      <w:pPr>
+        <w:rPr>
+          <w:rFonts w:cs="David"/>
+          <w:sz w:val="28"/>
+          <w:szCs w:val="28"/>
+          <w:rtl/>
+        </w:rPr>
+      </w:pPr>
+    </w:p>
+    <w:p>
+      <w:pPr>
+        <w:rPr>
+          <w:rFonts w:cs="David"/>
+          <w:sz w:val="28"/>
+          <w:szCs w:val="28"/>
+          <w:rtl/>
+        </w:rPr>
+      </w:pPr>
+    </w:p>
+    <w:p>
+      <w:pPr>
+        <w:rPr>
+          <w:rFonts w:cs="David"/>
+          <w:sz w:val="28"/>
+          <w:szCs w:val="28"/>
+          <w:rtl/>
+        </w:rPr>
+      </w:pPr>
+    </w:p>
+    <w:p>
+      <w:pPr>
+        <w:rPr>
+          <w:rFonts w:cs="David"/>
+          <w:sz w:val="28"/>
+          <w:szCs w:val="28"/>
+          <w:rtl/>
+        </w:rPr>
+      </w:pPr>
+    </w:p>
+    <w:p>
+      <w:pPr>
+        <w:rPr>
+          <w:rFonts w:cs="David"/>
+          <w:sz w:val="28"/>
+          <w:szCs w:val="28"/>
+          <w:rtl/>
+        </w:rPr>
+      </w:pPr>
+    </w:p>
+    <w:p>
+      <w:pPr>
+        <w:rPr>
+          <w:rFonts w:cs="David"/>
+          <w:sz w:val="28"/>
+          <w:szCs w:val="28"/>
+          <w:rtl/>
+        </w:rPr>
+      </w:pPr>
+    </w:p>
+    <w:p>
+      <w:pPr>
+        <w:rPr>
+          <w:rFonts w:cs="David"/>
+          <w:sz w:val="28"/>
+          <w:szCs w:val="28"/>
+          <w:rtl/>
+        </w:rPr>
+      </w:pPr>
+    </w:p>
+    <w:p>
+      <w:pPr>
+        <w:rPr>
+          <w:vanish/>
+        </w:rPr>
+      </w:pPr>
+      <w:r>
+        <w:rPr>
+          <w:vanish/>
+        </w:rPr>
+        <w:t xml:space="preserve">{^hasDiscount}</w:t>
+      </w:r>
+    </w:p>
+    <w:tbl>
+      <w:tblPr>
+        <w:bidiVisual/>
+        <w:tblW w:w="0" w:type="auto"/>
+        <w:tblBorders>
+          <w:top w:val="single" w:sz="4" w:space="0" w:color="auto"/>
+          <w:left w:val="single" w:sz="4" w:space="0" w:color="auto"/>
+          <w:bottom w:val="single" w:sz="4" w:space="0" w:color="auto"/>
+          <w:right w:val="single" w:sz="4" w:space="0" w:color="auto"/>
+          <w:insideH w:val="single" w:sz="4" w:space="0" w:color="auto"/>
+          <w:insideV w:val="single" w:sz="4" w:space="0" w:color="auto"/>
+        </w:tblBorders>
+        <w:tblLook w:val="04A0" w:firstRow="1" w:lastRow="0" w:firstColumn="1" w:lastColumn="0" w:noHBand="0" w:noVBand="1"/>
+      </w:tblPr>
+      <w:tblGrid>
+        <w:gridCol w:w="911"/>
+        <w:gridCol w:w="911"/>
+        <w:gridCol w:w="3142"/>
+        <w:gridCol w:w="851"/>
+        <w:gridCol w:w="1177"/>
+        <w:gridCol w:w="1764"/>
+      </w:tblGrid>
+      <w:tr>
+        <w:tc>
+          <w:tcPr>
+            <w:tcW w:w="911" w:type="dxa"/>
+          </w:tcPr>
+          <w:p>
+            <w:pPr>
+              <w:rPr>
+                <w:rFonts w:cs="David"/>
+                <w:b/>
+                <w:bCs/>
+                <w:sz w:val="28"/>
+                <w:szCs w:val="28"/>
+                <w:rtl/>
+              </w:rPr>
+            </w:pPr>
+            <w:r>
+              <w:rPr>
+                <w:rFonts w:cs="David" w:hint="cs"/>
+                <w:b/>
+                <w:bCs/>
+                <w:sz w:val="28"/>
+                <w:szCs w:val="28"/>
+                <w:rtl/>
+              </w:rPr>
+              <w:t>שורה</w:t>
+            </w:r>
+          </w:p>
+        </w:tc>
+        <w:tc>
+          <w:tcPr>
+            <w:tcW w:w="911" w:type="dxa"/>
+          </w:tcPr>
+          <w:p>
+            <w:pPr>
+              <w:rPr>
+                <w:rFonts w:cs="David"/>
+                <w:b/>
+                <w:bCs/>
+                <w:sz w:val="28"/>
+                <w:szCs w:val="28"/>
+                <w:rtl/>
+              </w:rPr>
+            </w:pPr>
+            <w:r>
+              <w:rPr>
+                <w:rFonts w:cs="David" w:hint="cs"/>
+                <w:b/>
+                <w:bCs/>
+                <w:sz w:val="28"/>
+                <w:szCs w:val="28"/>
+                <w:rtl/>
+              </w:rPr>
+              <w:t xml:space="preserve">מק"ט </w:t>
+            </w:r>
+          </w:p>
+        </w:tc>
+        <w:tc>
+          <w:tcPr>
+            <w:tcW w:w="3142" w:type="dxa"/>
+          </w:tcPr>
+          <w:p>
+            <w:pPr>
+              <w:rPr>
+                <w:rFonts w:cs="David"/>
+                <w:b/>
+                <w:bCs/>
+                <w:sz w:val="28"/>
+                <w:szCs w:val="28"/>
+                <w:rtl/>
+              </w:rPr>
+            </w:pPr>
+            <w:r>
+              <w:rPr>
+                <w:rFonts w:cs="David" w:hint="cs"/>
+                <w:b/>
+                <w:bCs/>
+                <w:sz w:val="28"/>
+                <w:szCs w:val="28"/>
+                <w:rtl/>
+              </w:rPr>
+              <w:t>תיאור המוצר</w:t>
+            </w:r>
+          </w:p>
+        </w:tc>
+        <w:tc>
+          <w:tcPr>
+            <w:tcW w:w="851" w:type="dxa"/>
+          </w:tcPr>
+          <w:p>
+            <w:pPr>
+              <w:rPr>
+                <w:rFonts w:cs="David"/>
+                <w:b/>
+                <w:bCs/>
+                <w:sz w:val="28"/>
+                <w:szCs w:val="28"/>
+                <w:rtl/>
+              </w:rPr>
+            </w:pPr>
+            <w:r>
+              <w:rPr>
+                <w:rFonts w:cs="David" w:hint="cs"/>
+                <w:b/>
+                <w:bCs/>
+                <w:sz w:val="28"/>
+                <w:szCs w:val="28"/>
+                <w:rtl/>
+              </w:rPr>
+              <w:t>כמות</w:t>
+            </w:r>
+          </w:p>
+        </w:tc>
+        <w:tc>
+          <w:tcPr>
+            <w:tcW w:w="1177" w:type="dxa"/>
+          </w:tcPr>
+          <w:p>
+            <w:pPr>
+              <w:rPr>
+                <w:rFonts w:cs="David"/>
+                <w:b/>
+                <w:bCs/>
+                <w:sz w:val="28"/>
+                <w:szCs w:val="28"/>
+                <w:rtl/>
+              </w:rPr>
+            </w:pPr>
+            <w:r>
+              <w:rPr>
+                <w:rFonts w:cs="David" w:hint="cs"/>
+                <w:b/>
+                <w:bCs/>
+                <w:sz w:val="28"/>
+                <w:szCs w:val="28"/>
+                <w:rtl/>
+              </w:rPr>
+              <w:t>מחיר ליחידה</w:t>
+            </w:r>
+          </w:p>
+        </w:tc>
+        <w:tc>
+          <w:tcPr>
+            <w:tcW w:w="1764" w:type="dxa"/>
+          </w:tcPr>
+          <w:p>
+            <w:pPr>
+              <w:rPr>
+                <w:rFonts w:cs="David"/>
+                <w:b/>
+                <w:bCs/>
+                <w:sz w:val="28"/>
+                <w:szCs w:val="28"/>
+                <w:rtl/>
+              </w:rPr>
+            </w:pPr>
+            <w:r>
+              <w:rPr>
+                <w:rFonts w:cs="David" w:hint="cs"/>
+                <w:b/>
+                <w:bCs/>
+                <w:sz w:val="28"/>
+                <w:szCs w:val="28"/>
+                <w:rtl/>
+              </w:rPr>
+              <w:t>סה"כ ₪</w:t>
+            </w:r>
+          </w:p>
+          <w:p>
+            <w:pPr>
+              <w:rPr>
+                <w:rFonts w:cs="David"/>
+                <w:b/>
+                <w:bCs/>
+                <w:sz w:val="28"/>
+                <w:szCs w:val="28"/>
+                <w:rtl/>
+              </w:rPr>
+            </w:pPr>
+          </w:p>
+        </w:tc>
+      </w:tr>
+      <w:tr>
+        <w:tc>
+          <w:tcPr>
+            <w:tcW w:w="911" w:type="dxa"/>
+          </w:tcPr>
+          <w:p>
+            <w:pPr>
+              <w:rPr>
+                <w:rFonts w:cs="David"/>
+                <w:b/>
+                <w:bCs/>
+                <w:sz w:val="28"/>
+                <w:szCs w:val="28"/>
+                <w:rtl/>
+              </w:rPr>
+            </w:pPr>
+            <w:r>
+              <w:rPr>
+                <w:rFonts w:cs="David" w:hint="cs"/>
+                <w:b/>
+                <w:bCs/>
+                <w:sz w:val="28"/>
+                <w:szCs w:val="28"/>
+                <w:rtl/>
+              </w:rPr>
+              <w:t xml:space="preserve">{#items}{lineNumber}</w:t>
+            </w:r>
+          </w:p>
+        </w:tc>
+        <w:tc>
+          <w:tcPr>
+            <w:tcW w:w="911" w:type="dxa"/>
+          </w:tcPr>
+          <w:p>
+            <w:pPr>
+              <w:rPr>
+                <w:rFonts w:cs="David"/>
+                <w:b/>
+                <w:bCs/>
+                <w:sz w:val="28"/>
+                <w:szCs w:val="28"/>
+                <w:rtl/>
+              </w:rPr>
+            </w:pPr>
+            <w:r>
+              <w:rPr>
+                <w:rFonts w:cs="David" w:hint="cs"/>
+                <w:b/>
+                <w:bCs/>
+                <w:sz w:val="28"/>
+                <w:szCs w:val="28"/>
+                <w:rtl/>
+              </w:rPr>
+              <w:t xml:space="preserve">{itemCode}</w:t>
+            </w:r>
+          </w:p>
+        </w:tc>
+        <w:tc>
+          <w:tcPr>
+            <w:tcW w:w="3142" w:type="dxa"/>
+          </w:tcPr>
+          <w:p>
+            <w:pPr>
+              <w:rPr>
+                <w:rFonts w:cs="David"/>
+                <w:b/>
+                <w:bCs/>
+                <w:sz w:val="28"/>
+                <w:szCs w:val="28"/>
+                <w:rtl/>
+              </w:rPr>
+            </w:pPr>
+            <w:r>
+              <w:rPr>
+                <w:rFonts w:cs="David" w:hint="cs"/>
+                <w:b/>
+                <w:bCs/>
+                <w:sz w:val="28"/>
+                <w:szCs w:val="28"/>
+                <w:rtl/>
+              </w:rPr>
+              <w:t xml:space="preserve">{description}</w:t>
+            </w:r>
+          </w:p>
+        </w:tc>
+        <w:tc>
+          <w:tcPr>
+            <w:tcW w:w="851" w:type="dxa"/>
+          </w:tcPr>
+          <w:p>
+            <w:pPr>
+              <w:rPr>
+                <w:rFonts w:cs="David"/>
+                <w:b/>
+                <w:bCs/>
+                <w:sz w:val="28"/>
+                <w:szCs w:val="28"/>
+                <w:rtl/>
+              </w:rPr>
+            </w:pPr>
+            <w:r>
+              <w:rPr>
+                <w:rFonts w:cs="David" w:hint="cs"/>
+                <w:b/>
+                <w:bCs/>
+                <w:sz w:val="28"/>
+                <w:szCs w:val="28"/>
+                <w:rtl/>
+              </w:rPr>
+              <w:t xml:space="preserve">{quantity}</w:t>
+            </w:r>
+          </w:p>
+        </w:tc>
+        <w:tc>
+          <w:tcPr>
+            <w:tcW w:w="1177" w:type="dxa"/>
+          </w:tcPr>
+          <w:p>
+            <w:pPr>
+              <w:rPr>
+                <w:rFonts w:cs="David"/>
+                <w:b/>
+                <w:bCs/>
+                <w:sz w:val="28"/>
+                <w:szCs w:val="28"/>
+                <w:rtl/>
+              </w:rPr>
+            </w:pPr>
+            <w:r>
+              <w:rPr>
+                <w:rFonts w:cs="David" w:hint="cs"/>
+                <w:b/>
+                <w:bCs/>
+                <w:sz w:val="28"/>
+                <w:szCs w:val="28"/>
+                <w:rtl/>
+              </w:rPr>
+              <w:t xml:space="preserve">{unitPrice}</w:t>
+            </w:r>
+          </w:p>
+        </w:tc>
+        <w:tc>
+          <w:tcPr>
+            <w:tcW w:w="1764" w:type="dxa"/>
+          </w:tcPr>
+          <w:p>
+            <w:pPr>
+              <w:rPr>
+                <w:rFonts w:cs="David" w:hint="cs"/>
+                <w:b/>
+                <w:bCs/>
+                <w:sz w:val="28"/>
+                <w:szCs w:val="28"/>
+                <w:rtl/>
+              </w:rPr>
+            </w:pPr>
+            <w:r>
+              <w:rPr>
+                <w:rFonts w:cs="David" w:hint="cs"/>
+                <w:b/>
+                <w:bCs/>
+                <w:sz w:val="28"/>
+                <w:szCs w:val="28"/>
+                <w:rtl/>
+              </w:rPr>
+              <w:t xml:space="preserve">{lineTotal}{/items}</w:t>
+            </w:r>
+          </w:p>
+        </w:tc>
+      </w:tr>
+    </w:tbl>
+    <w:p>
+      <w:pPr>
+        <w:rPr>
+          <w:vanish/>
+        </w:rPr>
+      </w:pPr>
+    </w:p>
+    <w:tbl>
+      <w:tblPr>
+        <w:tblpPr w:leftFromText="180" w:rightFromText="180" w:vertAnchor="text" w:horzAnchor="page" w:tblpX="2434" w:tblpY="249"/>
+        <w:bidiVisual/>
+        <w:tblW w:w="0" w:type="auto"/>
+        <w:tblBorders>
+          <w:top w:val="single" w:sz="4" w:space="0" w:color="auto"/>
+          <w:left w:val="single" w:sz="4" w:space="0" w:color="auto"/>
+          <w:bottom w:val="single" w:sz="4" w:space="0" w:color="auto"/>
+          <w:right w:val="single" w:sz="4" w:space="0" w:color="auto"/>
+          <w:insideH w:val="single" w:sz="4" w:space="0" w:color="auto"/>
+          <w:insideV w:val="single" w:sz="4" w:space="0" w:color="auto"/>
+        </w:tblBorders>
+        <w:tblLook w:val="04A0" w:firstRow="1" w:lastRow="0" w:firstColumn="1" w:lastColumn="0" w:noHBand="0" w:noVBand="1"/>
+      </w:tblPr>
+      <w:tblGrid>
+        <w:gridCol w:w="1764"/>
+        <w:gridCol w:w="1764"/>
+      </w:tblGrid>
+      <w:tr>
+        <w:tc>
+          <w:tcPr>
+            <w:tcW w:w="1764" w:type="dxa"/>
+          </w:tcPr>
+          <w:p>
+            <w:pPr>
+              <w:rPr>
+                <w:rFonts w:cs="David"/>
+                <w:b/>
+                <w:bCs/>
+                <w:sz w:val="28"/>
+                <w:szCs w:val="28"/>
+                <w:rtl/>
+              </w:rPr>
+            </w:pPr>
+            <w:r>
+              <w:rPr>
+                <w:rFonts w:cs="David" w:hint="cs"/>
+                <w:b/>
+                <w:bCs/>
+                <w:sz w:val="28"/>
+                <w:szCs w:val="28"/>
+                <w:rtl/>
+              </w:rPr>
+              <w:t>סה"כ</w:t>
+            </w:r>
+          </w:p>
+        </w:tc>
+        <w:tc>
+          <w:tcPr>
+            <w:tcW w:w="1764" w:type="dxa"/>
+          </w:tcPr>
+          <w:p>
+            <w:pPr>
+              <w:rPr>
+                <w:rFonts w:cs="David"/>
+                <w:b/>
+                <w:bCs/>
+                <w:sz w:val="28"/>
+                <w:szCs w:val="28"/>
+                <w:rtl/>
+              </w:rPr>
+            </w:pPr>
+            <w:r>
+              <w:rPr>
+                <w:rFonts w:cs="David" w:hint="cs"/>
+                <w:b/>
+                <w:bCs/>
+                <w:sz w:val="28"/>
+                <w:szCs w:val="28"/>
+                <w:rtl/>
+              </w:rPr>
+              <w:t xml:space="preserve">{subtotalAfterDiscount}</w:t>
+            </w:r>
+          </w:p>
+        </w:tc>
+      </w:tr>
+      <w:tr>
+        <w:tc>
+          <w:tcPr>
+            <w:tcW w:w="1764" w:type="dxa"/>
+          </w:tcPr>
+          <w:p>
+            <w:pPr>
+              <w:rPr>
+                <w:rFonts w:cs="David"/>
+                <w:b/>
+                <w:bCs/>
+                <w:sz w:val="28"/>
+                <w:szCs w:val="28"/>
+                <w:rtl/>
+              </w:rPr>
+            </w:pPr>
+            <w:r>
+              <w:rPr>
+                <w:rFonts w:cs="David" w:hint="cs"/>
+                <w:b/>
+                <w:bCs/>
+                <w:sz w:val="28"/>
+                <w:szCs w:val="28"/>
+                <w:rtl/>
+              </w:rPr>
+              <w:t>מע"מ 1</w:t>
+            </w:r>
+            <w:r>
+              <w:rPr>
+                <w:rFonts w:cs="David" w:hint="cs"/>
+                <w:b/>
+                <w:bCs/>
+                <w:sz w:val="28"/>
+                <w:szCs w:val="28"/>
+                <w:rtl/>
+              </w:rPr>
+              <w:t>8</w:t>
+            </w:r>
+            <w:r>
+              <w:rPr>
+                <w:rFonts w:cs="David" w:hint="cs"/>
+                <w:b/>
+                <w:bCs/>
+                <w:sz w:val="28"/>
+                <w:szCs w:val="28"/>
+                <w:rtl/>
+              </w:rPr>
+              <w:t>%</w:t>
+            </w:r>
+          </w:p>
+        </w:tc>
+        <w:tc>
+          <w:tcPr>
+            <w:tcW w:w="1764" w:type="dxa"/>
+          </w:tcPr>
+          <w:p>
+            <w:pPr>
+              <w:rPr>
+                <w:rFonts w:cs="David"/>
+                <w:b/>
+                <w:bCs/>
+                <w:sz w:val="28"/>
+                <w:szCs w:val="28"/>
+                <w:rtl/>
+              </w:rPr>
+            </w:pPr>
+            <w:r>
+              <w:rPr>
+                <w:rFonts w:cs="David" w:hint="cs"/>
+                <w:b/>
+                <w:bCs/>
+                <w:sz w:val="28"/>
+                <w:szCs w:val="28"/>
+                <w:rtl/>
+              </w:rPr>
+              <w:t xml:space="preserve">{vatAmount}</w:t>
+            </w:r>
+          </w:p>
+        </w:tc>
+      </w:tr>
+      <w:tr>
+        <w:tc>
+          <w:tcPr>
+            <w:tcW w:w="1764" w:type="dxa"/>
+          </w:tcPr>
+          <w:p>
+            <w:pPr>
+              <w:rPr>
+                <w:rFonts w:cs="David"/>
+                <w:b/>
+                <w:bCs/>
+                <w:sz w:val="28"/>
+                <w:szCs w:val="28"/>
+                <w:rtl/>
+              </w:rPr>
+            </w:pPr>
+            <w:r>
+              <w:rPr>
+                <w:rFonts w:cs="David" w:hint="cs"/>
+                <w:b/>
+                <w:bCs/>
+                <w:sz w:val="28"/>
+                <w:szCs w:val="28"/>
+                <w:rtl/>
+              </w:rPr>
+              <w:t xml:space="preserve">סה"כ לתשלום </w:t>
+            </w:r>
+          </w:p>
+        </w:tc>
+        <w:tc>
+          <w:tcPr>
+            <w:tcW w:w="1764" w:type="dxa"/>
+          </w:tcPr>
+          <w:p>
+            <w:pPr>
+              <w:rPr>
+                <w:rFonts w:cs="David"/>
+                <w:b/>
+                <w:bCs/>
+                <w:sz w:val="28"/>
+                <w:szCs w:val="28"/>
+                <w:rtl/>
+              </w:rPr>
+            </w:pPr>
+            <w:r>
+              <w:rPr>
+                <w:rFonts w:cs="David" w:hint="cs"/>
+                <w:b/>
+                <w:bCs/>
+                <w:sz w:val="28"/>
+                <w:szCs w:val="28"/>
+                <w:rtl/>
+              </w:rPr>
+              <w:t xml:space="preserve">{totalAmount}</w:t>
+            </w:r>
+          </w:p>
+        </w:tc>
+      </w:tr>
+    </w:tbl>
+    <w:p>
+      <w:pPr>
+        <w:rPr>
+          <w:vanish/>
+        </w:rPr>
+      </w:pPr>
+      <w:r>
+        <w:rPr>
+          <w:vanish/>
+        </w:rPr>
+        <w:t xml:space="preserve">{/hasDiscount}</w:t>
+      </w:r>
+    </w:p>
     <w:p>
       <w:pPr>
         <w:rPr>

--- a/apps/api/templates/ע-ראדון-הצעת-מחיר-לבדיקת-גז-ראדון-קצר-טווח-לטופס-4-עלידי-בודק-ראדון-מוסמך.docx
+++ b/apps/api/templates/ע-ראדון-הצעת-מחיר-לבדיקת-גז-ראדון-קצר-טווח-לטופס-4-עלידי-בודק-ראדון-מוסמך.docx
@@ -3943,1878 +3943,14 @@
     <w:p>
       <w:pPr>
         <w:jc w:val="center"/>
-        <w:rPr>
-          <w:rFonts w:cs="David" w:hint="cs"/>
-          <w:sz w:val="28"/>
-          <w:szCs w:val="28"/>
-          <w:rtl/>
-        </w:rPr>
-      </w:pPr>
-      <w:r>
-        <w:rPr>
-          <w:rFonts w:cs="David" w:hint="cs"/>
-          <w:sz w:val="28"/>
-          <w:szCs w:val="28"/>
-          <w:rtl/>
-        </w:rPr>
-        <w:t>הנני</w:t>
-      </w:r>
-      <w:r>
-        <w:rPr>
-          <w:rFonts w:cs="David" w:hint="cs"/>
-          <w:sz w:val="28"/>
-          <w:szCs w:val="28"/>
-          <w:rtl/>
-        </w:rPr>
-        <w:t xml:space="preserve"> </w:t>
-      </w:r>
-      <w:r>
-        <w:rPr>
-          <w:rFonts w:cs="David" w:hint="cs"/>
-          <w:sz w:val="28"/>
-          <w:szCs w:val="28"/>
-          <w:rtl/>
-        </w:rPr>
-        <w:t>מאשר את ההצעה על כל סעיפיה.</w:t>
-      </w:r>
-    </w:p>
-    <w:p>
-      <w:pPr>
-        <w:jc w:val="both"/>
-        <w:rPr>
-          <w:rFonts w:cs="David" w:hint="cs"/>
-          <w:b/>
-          <w:bCs/>
-          <w:u w:val="single"/>
-          <w:rtl/>
-        </w:rPr>
-      </w:pPr>
-    </w:p>
-    <w:tbl>
-      <w:tblPr>
-        <w:bidiVisual/>
-        <w:tblW w:w="0" w:type="auto"/>
-        <w:tblInd w:w="360" w:type="dxa"/>
-        <w:tblBorders>
-          <w:top w:val="single" w:sz="4" w:space="0" w:color="auto"/>
-          <w:left w:val="single" w:sz="4" w:space="0" w:color="auto"/>
-          <w:bottom w:val="single" w:sz="4" w:space="0" w:color="auto"/>
-          <w:right w:val="single" w:sz="4" w:space="0" w:color="auto"/>
-          <w:insideH w:val="single" w:sz="4" w:space="0" w:color="auto"/>
-          <w:insideV w:val="single" w:sz="4" w:space="0" w:color="auto"/>
-        </w:tblBorders>
-        <w:tblLook w:val="04A0" w:firstRow="1" w:lastRow="0" w:firstColumn="1" w:lastColumn="0" w:noHBand="0" w:noVBand="1"/>
-      </w:tblPr>
-      <w:tblGrid>
-        <w:gridCol w:w="3366"/>
-        <w:gridCol w:w="3366"/>
-        <w:gridCol w:w="3364"/>
-      </w:tblGrid>
-      <w:tr>
-        <w:tc>
-          <w:tcPr>
-            <w:tcW w:w="3560" w:type="dxa"/>
-            <w:vAlign w:val="center"/>
-          </w:tcPr>
-          <w:p>
-            <w:pPr>
-              <w:jc w:val="center"/>
-              <w:rPr>
-                <w:rFonts w:cs="David" w:hint="cs"/>
-                <w:b/>
-                <w:bCs/>
-                <w:sz w:val="40"/>
-                <w:szCs w:val="40"/>
-                <w:rtl/>
-              </w:rPr>
-            </w:pPr>
-            <w:r>
-              <w:rPr>
-                <w:rFonts w:cs="David" w:hint="cs"/>
-                <w:b/>
-                <w:bCs/>
-                <w:sz w:val="40"/>
-                <w:szCs w:val="40"/>
-                <w:rtl/>
-              </w:rPr>
-              <w:t>שם מלא של מאשר ההצעה</w:t>
-            </w:r>
-          </w:p>
-        </w:tc>
-        <w:tc>
-          <w:tcPr>
-            <w:tcW w:w="3561" w:type="dxa"/>
-            <w:vAlign w:val="center"/>
-          </w:tcPr>
-          <w:p>
-            <w:pPr>
-              <w:jc w:val="center"/>
-              <w:rPr>
-                <w:rFonts w:cs="David" w:hint="cs"/>
-                <w:b/>
-                <w:bCs/>
-                <w:sz w:val="40"/>
-                <w:szCs w:val="40"/>
-                <w:rtl/>
-              </w:rPr>
-            </w:pPr>
-            <w:r>
-              <w:rPr>
-                <w:rFonts w:cs="David" w:hint="cs"/>
-                <w:b/>
-                <w:bCs/>
-                <w:sz w:val="40"/>
-                <w:szCs w:val="40"/>
-                <w:rtl/>
-              </w:rPr>
-              <w:t>חתימה</w:t>
-            </w:r>
-          </w:p>
-        </w:tc>
-        <w:tc>
-          <w:tcPr>
-            <w:tcW w:w="3561" w:type="dxa"/>
-            <w:vAlign w:val="center"/>
-          </w:tcPr>
-          <w:p>
-            <w:pPr>
-              <w:jc w:val="center"/>
-              <w:rPr>
-                <w:rFonts w:cs="David" w:hint="cs"/>
-                <w:b/>
-                <w:bCs/>
-                <w:sz w:val="40"/>
-                <w:szCs w:val="40"/>
-                <w:rtl/>
-              </w:rPr>
-            </w:pPr>
-            <w:r>
-              <w:rPr>
-                <w:rFonts w:cs="David" w:hint="cs"/>
-                <w:b/>
-                <w:bCs/>
-                <w:sz w:val="40"/>
-                <w:szCs w:val="40"/>
-                <w:rtl/>
-              </w:rPr>
-              <w:t>חותמת</w:t>
-            </w:r>
-          </w:p>
-        </w:tc>
-      </w:tr>
-      <w:tr>
-        <w:trPr>
-          <w:trHeight w:val="907"/>
-        </w:trPr>
-        <w:tc>
-          <w:tcPr>
-            <w:tcW w:w="3560" w:type="dxa"/>
-          </w:tcPr>
-          <w:p>
-            <w:pPr>
-              <w:jc w:val="both"/>
-              <w:rPr>
-                <w:rFonts w:cs="David" w:hint="cs"/>
-                <w:b/>
-                <w:bCs/>
-                <w:u w:val="single"/>
-                <w:rtl/>
-              </w:rPr>
-            </w:pPr>
-          </w:p>
-        </w:tc>
-        <w:tc>
-          <w:tcPr>
-            <w:tcW w:w="3561" w:type="dxa"/>
-          </w:tcPr>
-          <w:p>
-            <w:pPr>
-              <w:jc w:val="both"/>
-              <w:rPr>
-                <w:rFonts w:cs="David" w:hint="cs"/>
-                <w:b/>
-                <w:bCs/>
-                <w:u w:val="single"/>
-                <w:rtl/>
-              </w:rPr>
-            </w:pPr>
-          </w:p>
-        </w:tc>
-        <w:tc>
-          <w:tcPr>
-            <w:tcW w:w="3561" w:type="dxa"/>
-          </w:tcPr>
-          <w:p>
-            <w:pPr>
-              <w:jc w:val="both"/>
-              <w:rPr>
-                <w:rFonts w:cs="David" w:hint="cs"/>
-                <w:b/>
-                <w:bCs/>
-                <w:u w:val="single"/>
-                <w:rtl/>
-              </w:rPr>
-            </w:pPr>
-          </w:p>
-        </w:tc>
-      </w:tr>
-    </w:tbl>
-    <w:p>
-      <w:pPr>
-        <w:ind w:left="720"/>
-        <w:jc w:val="both"/>
-        <w:rPr>
-          <w:rFonts w:cs="David"/>
-          <w:b/>
-          <w:bCs/>
-          <w:u w:val="single"/>
-          <w:rtl/>
-        </w:rPr>
-      </w:pPr>
-    </w:p>
-    <w:p>
-      <w:pPr>
-        <w:ind w:left="720"/>
-        <w:jc w:val="both"/>
-        <w:rPr>
-          <w:rFonts w:cs="David"/>
-          <w:b/>
-          <w:bCs/>
-          <w:u w:val="single"/>
-          <w:rtl/>
-        </w:rPr>
-      </w:pPr>
-    </w:p>
-    <w:p>
-      <w:pPr>
-        <w:ind w:left="720"/>
-        <w:jc w:val="both"/>
-        <w:rPr>
-          <w:rFonts w:cs="David"/>
-          <w:b/>
-          <w:bCs/>
-          <w:u w:val="single"/>
-          <w:rtl/>
-        </w:rPr>
-      </w:pPr>
-    </w:p>
-    <w:p>
-      <w:pPr>
-        <w:ind w:left="720"/>
-        <w:jc w:val="both"/>
-        <w:rPr>
-          <w:rFonts w:cs="David"/>
-          <w:b/>
-          <w:bCs/>
-          <w:u w:val="single"/>
-          <w:rtl/>
-        </w:rPr>
-      </w:pPr>
-    </w:p>
-    <w:p>
-      <w:pPr>
-        <w:ind w:left="720"/>
-        <w:jc w:val="both"/>
-        <w:rPr>
-          <w:rFonts w:cs="David"/>
-          <w:b/>
-          <w:bCs/>
-          <w:u w:val="single"/>
-          <w:rtl/>
-        </w:rPr>
-      </w:pPr>
-    </w:p>
-    <w:p>
-      <w:pPr>
-        <w:ind w:left="720"/>
-        <w:jc w:val="both"/>
-        <w:rPr>
-          <w:rFonts w:cs="David"/>
-          <w:b/>
-          <w:bCs/>
-          <w:u w:val="single"/>
-          <w:rtl/>
-        </w:rPr>
-      </w:pPr>
-    </w:p>
-    <w:p>
-      <w:pPr>
-        <w:jc w:val="center"/>
-        <w:rPr>
-          <w:rFonts w:cs="David"/>
-          <w:b/>
-          <w:bCs/>
-          <w:sz w:val="28"/>
-          <w:szCs w:val="28"/>
-          <w:u w:val="single"/>
-        </w:rPr>
-      </w:pPr>
-      <w:r>
-        <w:rPr>
-          <w:rFonts w:cs="David"/>
-          <w:b/>
-          <w:bCs/>
-          <w:sz w:val="28"/>
-          <w:szCs w:val="28"/>
-          <w:u w:val="single"/>
-          <w:rtl/>
-        </w:rPr>
-        <w:t xml:space="preserve">נספח א': תעודות </w:t>
-      </w:r>
-      <w:r>
-        <w:rPr>
-          <w:rFonts w:cs="David"/>
-          <w:b/>
-          <w:bCs/>
-          <w:sz w:val="28"/>
-          <w:szCs w:val="28"/>
-          <w:u w:val="single"/>
-        </w:rPr>
-        <w:t>ISO</w:t>
-      </w:r>
-    </w:p>
-    <w:p>
-      <w:pPr>
-        <w:jc w:val="center"/>
-        <w:rPr>
-          <w:rFonts w:cs="David"/>
-          <w:b/>
-          <w:bCs/>
-          <w:sz w:val="28"/>
-          <w:szCs w:val="28"/>
-          <w:u w:val="single"/>
-        </w:rPr>
-      </w:pPr>
-    </w:p>
-    <w:p>
-      <w:pPr>
-        <w:jc w:val="center"/>
-        <w:rPr>
-          <w:rFonts w:cs="David"/>
-          <w:b/>
-          <w:bCs/>
-          <w:sz w:val="28"/>
-          <w:szCs w:val="28"/>
-          <w:u w:val="single"/>
-        </w:rPr>
-      </w:pPr>
-    </w:p>
-    <w:p>
-      <w:pPr>
-        <w:jc w:val="center"/>
-        <w:rPr>
-          <w:rFonts w:cs="David"/>
-          <w:b/>
-          <w:bCs/>
-          <w:sz w:val="28"/>
-          <w:szCs w:val="28"/>
-          <w:u w:val="single"/>
-        </w:rPr>
-      </w:pPr>
-    </w:p>
-    <w:p>
-      <w:pPr>
-        <w:jc w:val="center"/>
-        <w:rPr>
-          <w:rFonts w:cs="David"/>
-          <w:b/>
-          <w:bCs/>
-          <w:sz w:val="28"/>
-          <w:szCs w:val="28"/>
-          <w:u w:val="single"/>
-        </w:rPr>
-      </w:pPr>
-    </w:p>
-    <w:p>
-      <w:pPr>
-        <w:jc w:val="center"/>
-        <w:rPr>
-          <w:rFonts w:cs="David"/>
-          <w:b/>
-          <w:bCs/>
-          <w:sz w:val="28"/>
-          <w:szCs w:val="28"/>
-          <w:u w:val="single"/>
-        </w:rPr>
-      </w:pPr>
-    </w:p>
-    <w:p>
-      <w:pPr>
-        <w:jc w:val="center"/>
-        <w:rPr>
-          <w:rFonts w:cs="David"/>
-          <w:b/>
-          <w:bCs/>
-          <w:sz w:val="28"/>
-          <w:szCs w:val="28"/>
-          <w:u w:val="single"/>
-        </w:rPr>
-      </w:pPr>
-    </w:p>
-    <w:p>
-      <w:pPr>
-        <w:jc w:val="center"/>
-        <w:rPr>
-          <w:rFonts w:cs="David"/>
-          <w:b/>
-          <w:bCs/>
-          <w:sz w:val="28"/>
-          <w:szCs w:val="28"/>
-          <w:u w:val="single"/>
-        </w:rPr>
-      </w:pPr>
-    </w:p>
-    <w:p>
-      <w:pPr>
-        <w:jc w:val="center"/>
-        <w:rPr>
-          <w:rFonts w:cs="David"/>
-          <w:b/>
-          <w:bCs/>
-          <w:sz w:val="28"/>
-          <w:szCs w:val="28"/>
-          <w:u w:val="single"/>
-        </w:rPr>
-      </w:pPr>
-    </w:p>
-    <w:p>
-      <w:pPr>
-        <w:jc w:val="center"/>
-        <w:rPr>
-          <w:rFonts w:cs="David"/>
-          <w:b/>
-          <w:bCs/>
-          <w:sz w:val="28"/>
-          <w:szCs w:val="28"/>
-          <w:u w:val="single"/>
-        </w:rPr>
-      </w:pPr>
-    </w:p>
-    <w:p>
-      <w:pPr>
-        <w:jc w:val="center"/>
-        <w:rPr>
-          <w:rFonts w:cs="David"/>
-          <w:b/>
-          <w:bCs/>
-          <w:sz w:val="28"/>
-          <w:szCs w:val="28"/>
-          <w:u w:val="single"/>
-        </w:rPr>
-      </w:pPr>
-    </w:p>
-    <w:p>
-      <w:pPr>
-        <w:jc w:val="center"/>
-        <w:rPr>
-          <w:rFonts w:cs="David"/>
-          <w:b/>
-          <w:bCs/>
-          <w:sz w:val="28"/>
-          <w:szCs w:val="28"/>
-          <w:u w:val="single"/>
-        </w:rPr>
-      </w:pPr>
-    </w:p>
-    <w:p>
-      <w:pPr>
-        <w:jc w:val="center"/>
-        <w:rPr>
-          <w:rFonts w:cs="David"/>
-          <w:b/>
-          <w:bCs/>
-          <w:sz w:val="28"/>
-          <w:szCs w:val="28"/>
-          <w:u w:val="single"/>
-        </w:rPr>
-      </w:pPr>
-    </w:p>
-    <w:p>
-      <w:pPr>
-        <w:jc w:val="center"/>
-        <w:rPr>
-          <w:rFonts w:cs="David"/>
-          <w:b/>
-          <w:bCs/>
-          <w:sz w:val="28"/>
-          <w:szCs w:val="28"/>
-          <w:u w:val="single"/>
-        </w:rPr>
-      </w:pPr>
-    </w:p>
-    <w:p>
-      <w:pPr>
-        <w:jc w:val="center"/>
-        <w:rPr>
-          <w:rFonts w:cs="David"/>
-          <w:b/>
-          <w:bCs/>
-          <w:sz w:val="28"/>
-          <w:szCs w:val="28"/>
-          <w:u w:val="single"/>
-        </w:rPr>
-      </w:pPr>
-    </w:p>
-    <w:p>
-      <w:pPr>
-        <w:jc w:val="center"/>
-        <w:rPr>
-          <w:rFonts w:cs="David"/>
-          <w:b/>
-          <w:bCs/>
-          <w:sz w:val="28"/>
-          <w:szCs w:val="28"/>
-          <w:u w:val="single"/>
-        </w:rPr>
-      </w:pPr>
-    </w:p>
-    <w:p>
-      <w:pPr>
-        <w:jc w:val="center"/>
-        <w:rPr>
-          <w:rFonts w:cs="David"/>
-          <w:b/>
-          <w:bCs/>
-          <w:sz w:val="28"/>
-          <w:szCs w:val="28"/>
-          <w:u w:val="single"/>
-        </w:rPr>
-      </w:pPr>
-    </w:p>
-    <w:p>
-      <w:pPr>
-        <w:jc w:val="center"/>
-        <w:rPr>
-          <w:rFonts w:cs="David"/>
-          <w:b/>
-          <w:bCs/>
-          <w:sz w:val="28"/>
-          <w:szCs w:val="28"/>
-          <w:u w:val="single"/>
-        </w:rPr>
-      </w:pPr>
-    </w:p>
-    <w:p>
-      <w:pPr>
-        <w:jc w:val="center"/>
-        <w:rPr>
-          <w:rFonts w:cs="David"/>
-          <w:b/>
-          <w:bCs/>
-          <w:sz w:val="28"/>
-          <w:szCs w:val="28"/>
-          <w:u w:val="single"/>
-        </w:rPr>
-      </w:pPr>
-    </w:p>
-    <w:p>
-      <w:pPr>
-        <w:jc w:val="center"/>
-        <w:rPr>
-          <w:rFonts w:cs="David"/>
-          <w:b/>
-          <w:bCs/>
-          <w:sz w:val="28"/>
-          <w:szCs w:val="28"/>
-          <w:u w:val="single"/>
-        </w:rPr>
-      </w:pPr>
-    </w:p>
-    <w:p>
-      <w:pPr>
-        <w:jc w:val="center"/>
-        <w:rPr>
-          <w:rFonts w:cs="David"/>
-          <w:b/>
-          <w:bCs/>
-          <w:sz w:val="28"/>
-          <w:szCs w:val="28"/>
-          <w:u w:val="single"/>
-        </w:rPr>
-      </w:pPr>
-    </w:p>
-    <w:p>
-      <w:pPr>
-        <w:jc w:val="center"/>
-        <w:rPr>
-          <w:rFonts w:cs="David"/>
-          <w:b/>
-          <w:bCs/>
-          <w:sz w:val="28"/>
-          <w:szCs w:val="28"/>
-          <w:u w:val="single"/>
-        </w:rPr>
-      </w:pPr>
-    </w:p>
-    <w:p>
-      <w:pPr>
-        <w:jc w:val="center"/>
-        <w:rPr>
-          <w:rFonts w:cs="David"/>
-          <w:b/>
-          <w:bCs/>
-          <w:sz w:val="28"/>
-          <w:szCs w:val="28"/>
-          <w:u w:val="single"/>
-        </w:rPr>
-      </w:pPr>
-    </w:p>
-    <w:p>
-      <w:pPr>
-        <w:jc w:val="center"/>
-        <w:rPr>
-          <w:rFonts w:cs="David"/>
-          <w:b/>
-          <w:bCs/>
-          <w:sz w:val="28"/>
-          <w:szCs w:val="28"/>
-          <w:u w:val="single"/>
-        </w:rPr>
-      </w:pPr>
-    </w:p>
-    <w:p>
-      <w:pPr>
-        <w:jc w:val="center"/>
-        <w:rPr>
-          <w:rFonts w:cs="David"/>
-          <w:b/>
-          <w:bCs/>
-          <w:sz w:val="28"/>
-          <w:szCs w:val="28"/>
-          <w:u w:val="single"/>
-        </w:rPr>
-      </w:pPr>
-    </w:p>
-    <w:p>
-      <w:pPr>
-        <w:jc w:val="center"/>
-        <w:rPr>
-          <w:rFonts w:cs="David"/>
-          <w:b/>
-          <w:bCs/>
-          <w:sz w:val="28"/>
-          <w:szCs w:val="28"/>
-          <w:u w:val="single"/>
-        </w:rPr>
-      </w:pPr>
-    </w:p>
-    <w:p>
-      <w:pPr>
-        <w:jc w:val="center"/>
-        <w:rPr>
-          <w:rFonts w:cs="David"/>
-          <w:b/>
-          <w:bCs/>
-          <w:sz w:val="28"/>
-          <w:szCs w:val="28"/>
-          <w:u w:val="single"/>
-        </w:rPr>
-      </w:pPr>
-    </w:p>
-    <w:p>
-      <w:pPr>
-        <w:jc w:val="center"/>
-        <w:rPr>
-          <w:rFonts w:cs="David"/>
-          <w:b/>
-          <w:bCs/>
-          <w:sz w:val="28"/>
-          <w:szCs w:val="28"/>
-          <w:u w:val="single"/>
-        </w:rPr>
-      </w:pPr>
-    </w:p>
-    <w:p>
-      <w:pPr>
-        <w:jc w:val="center"/>
-        <w:rPr>
-          <w:rFonts w:cs="David"/>
-          <w:b/>
-          <w:bCs/>
-          <w:sz w:val="28"/>
-          <w:szCs w:val="28"/>
-          <w:u w:val="single"/>
-        </w:rPr>
-      </w:pPr>
-    </w:p>
-    <w:p>
-      <w:pPr>
-        <w:jc w:val="center"/>
-        <w:rPr>
-          <w:rFonts w:cs="David"/>
-          <w:b/>
-          <w:bCs/>
-          <w:sz w:val="28"/>
-          <w:szCs w:val="28"/>
-          <w:u w:val="single"/>
-        </w:rPr>
-      </w:pPr>
-    </w:p>
-    <w:p>
-      <w:pPr>
-        <w:jc w:val="center"/>
-        <w:rPr>
-          <w:rFonts w:cs="David"/>
-          <w:b/>
-          <w:bCs/>
-          <w:sz w:val="28"/>
-          <w:szCs w:val="28"/>
-          <w:u w:val="single"/>
-        </w:rPr>
-      </w:pPr>
-    </w:p>
-    <w:p>
-      <w:pPr>
-        <w:jc w:val="center"/>
-        <w:rPr>
-          <w:rFonts w:cs="David"/>
-          <w:b/>
-          <w:bCs/>
-          <w:sz w:val="28"/>
-          <w:szCs w:val="28"/>
-          <w:u w:val="single"/>
-        </w:rPr>
-      </w:pPr>
-    </w:p>
-    <w:p>
-      <w:pPr>
-        <w:jc w:val="center"/>
-        <w:rPr>
-          <w:rFonts w:cs="David"/>
-          <w:b/>
-          <w:bCs/>
-          <w:sz w:val="28"/>
-          <w:szCs w:val="28"/>
-          <w:u w:val="single"/>
-        </w:rPr>
-      </w:pPr>
-    </w:p>
-    <w:p>
-      <w:pPr>
-        <w:jc w:val="center"/>
-        <w:rPr>
-          <w:rFonts w:cs="David"/>
-          <w:b/>
-          <w:bCs/>
-          <w:sz w:val="28"/>
-          <w:szCs w:val="28"/>
-          <w:u w:val="single"/>
-        </w:rPr>
-      </w:pPr>
-    </w:p>
-    <w:p>
-      <w:pPr>
-        <w:jc w:val="center"/>
-        <w:rPr>
-          <w:rFonts w:cs="David"/>
-          <w:b/>
-          <w:bCs/>
-          <w:sz w:val="28"/>
-          <w:szCs w:val="28"/>
-          <w:u w:val="single"/>
-        </w:rPr>
-      </w:pPr>
-    </w:p>
-    <w:p>
-      <w:pPr>
-        <w:jc w:val="center"/>
-        <w:rPr>
-          <w:rFonts w:cs="David"/>
-          <w:b/>
-          <w:bCs/>
-          <w:sz w:val="28"/>
-          <w:szCs w:val="28"/>
-          <w:u w:val="single"/>
-        </w:rPr>
-      </w:pPr>
-    </w:p>
-    <w:p>
-      <w:pPr>
-        <w:jc w:val="center"/>
-        <w:rPr>
-          <w:rFonts w:cs="David"/>
-          <w:b/>
-          <w:bCs/>
-          <w:sz w:val="28"/>
-          <w:szCs w:val="28"/>
-          <w:u w:val="single"/>
-        </w:rPr>
-      </w:pPr>
-      <w:r>
-        <w:rPr>
-          <w:rFonts w:cs="David"/>
-          <w:b/>
-          <w:bCs/>
-          <w:noProof/>
-          <w:sz w:val="28"/>
-          <w:szCs w:val="28"/>
-          <w:u w:val="single"/>
-        </w:rPr>
-        <w:drawing>
-          <wp:anchor distT="0" distB="0" distL="114300" distR="114300" simplePos="0" relativeHeight="251657216" behindDoc="0" locked="0" layoutInCell="1" allowOverlap="1" wp14:anchorId="76B0D994" wp14:editId="0B185828">
-            <wp:simplePos x="0" y="0"/>
-            <wp:positionH relativeFrom="margin">
-              <wp:posOffset>476250</wp:posOffset>
-            </wp:positionH>
-            <wp:positionV relativeFrom="margin">
-              <wp:posOffset>4412615</wp:posOffset>
-            </wp:positionV>
-            <wp:extent cx="5638800" cy="4004310"/>
-            <wp:effectExtent l="0" t="0" r="0" b="0"/>
-            <wp:wrapSquare wrapText="bothSides"/>
-            <wp:docPr id="85629709" name="תמונה 7"/>
-            <wp:cNvGraphicFramePr>
-              <a:graphicFrameLocks xmlns:a="http://schemas.openxmlformats.org/drawingml/2006/main" noChangeAspect="1"/>
-            </wp:cNvGraphicFramePr>
-            <a:graphic xmlns:a="http://schemas.openxmlformats.org/drawingml/2006/main">
-              <a:graphicData uri="http://schemas.openxmlformats.org/drawingml/2006/picture">
-                <pic:pic xmlns:pic="http://schemas.openxmlformats.org/drawingml/2006/picture">
-                  <pic:nvPicPr>
-                    <pic:cNvPr id="0" name="Picture 7"/>
-                    <pic:cNvPicPr>
-                      <a:picLocks noChangeAspect="1" noChangeArrowheads="1"/>
-                    </pic:cNvPicPr>
-                  </pic:nvPicPr>
-                  <pic:blipFill>
-                    <a:blip r:embed="rId12">
-                      <a:extLst>
-                        <a:ext uri="{28A0092B-C50C-407E-A947-70E740481C1C}">
-                          <a14:useLocalDpi xmlns:a14="http://schemas.microsoft.com/office/drawing/2010/main" val="0"/>
-                        </a:ext>
-                      </a:extLst>
-                    </a:blip>
-                    <a:srcRect/>
-                    <a:stretch>
-                      <a:fillRect/>
-                    </a:stretch>
-                  </pic:blipFill>
-                  <pic:spPr bwMode="auto">
-                    <a:xfrm>
-                      <a:off x="0" y="0"/>
-                      <a:ext cx="5638800" cy="4004310"/>
-                    </a:xfrm>
-                    <a:prstGeom prst="rect">
-                      <a:avLst/>
-                    </a:prstGeom>
-                    <a:noFill/>
-                  </pic:spPr>
-                </pic:pic>
-              </a:graphicData>
-            </a:graphic>
-            <wp14:sizeRelH relativeFrom="page">
-              <wp14:pctWidth>0</wp14:pctWidth>
-            </wp14:sizeRelH>
-            <wp14:sizeRelV relativeFrom="page">
-              <wp14:pctHeight>0</wp14:pctHeight>
-            </wp14:sizeRelV>
-          </wp:anchor>
-        </w:drawing>
-      </w:r>
-      <w:r>
-        <w:rPr>
-          <w:rFonts w:cs="David"/>
-          <w:b/>
-          <w:bCs/>
-          <w:noProof/>
-          <w:sz w:val="28"/>
-          <w:szCs w:val="28"/>
-          <w:u w:val="single"/>
-        </w:rPr>
-        <w:drawing>
-          <wp:anchor distT="0" distB="0" distL="114300" distR="114300" simplePos="0" relativeHeight="251656192" behindDoc="0" locked="0" layoutInCell="1" allowOverlap="1" wp14:anchorId="7997E764" wp14:editId="7E9BFDA1">
-            <wp:simplePos x="0" y="0"/>
-            <wp:positionH relativeFrom="margin">
-              <wp:posOffset>492760</wp:posOffset>
-            </wp:positionH>
-            <wp:positionV relativeFrom="margin">
-              <wp:posOffset>300990</wp:posOffset>
-            </wp:positionV>
-            <wp:extent cx="5645150" cy="4017010"/>
-            <wp:effectExtent l="0" t="0" r="0" b="0"/>
-            <wp:wrapSquare wrapText="bothSides"/>
-            <wp:docPr id="1053943545" name="תמונה 1"/>
-            <wp:cNvGraphicFramePr>
-              <a:graphicFrameLocks xmlns:a="http://schemas.openxmlformats.org/drawingml/2006/main" noChangeAspect="1"/>
-            </wp:cNvGraphicFramePr>
-            <a:graphic xmlns:a="http://schemas.openxmlformats.org/drawingml/2006/main">
-              <a:graphicData uri="http://schemas.openxmlformats.org/drawingml/2006/picture">
-                <pic:pic xmlns:pic="http://schemas.openxmlformats.org/drawingml/2006/picture">
-                  <pic:nvPicPr>
-                    <pic:cNvPr id="0" name="תמונה 1"/>
-                    <pic:cNvPicPr>
-                      <a:picLocks noChangeAspect="1" noChangeArrowheads="1"/>
-                    </pic:cNvPicPr>
-                  </pic:nvPicPr>
-                  <pic:blipFill>
-                    <a:blip r:embed="rId13">
-                      <a:extLst>
-                        <a:ext uri="{28A0092B-C50C-407E-A947-70E740481C1C}">
-                          <a14:useLocalDpi xmlns:a14="http://schemas.microsoft.com/office/drawing/2010/main" val="0"/>
-                        </a:ext>
-                      </a:extLst>
-                    </a:blip>
-                    <a:srcRect/>
-                    <a:stretch>
-                      <a:fillRect/>
-                    </a:stretch>
-                  </pic:blipFill>
-                  <pic:spPr bwMode="auto">
-                    <a:xfrm>
-                      <a:off x="0" y="0"/>
-                      <a:ext cx="5645150" cy="4017010"/>
-                    </a:xfrm>
-                    <a:prstGeom prst="rect">
-                      <a:avLst/>
-                    </a:prstGeom>
-                    <a:noFill/>
-                  </pic:spPr>
-                </pic:pic>
-              </a:graphicData>
-            </a:graphic>
-            <wp14:sizeRelH relativeFrom="page">
-              <wp14:pctWidth>0</wp14:pctWidth>
-            </wp14:sizeRelH>
-            <wp14:sizeRelV relativeFrom="page">
-              <wp14:pctHeight>0</wp14:pctHeight>
-            </wp14:sizeRelV>
-          </wp:anchor>
-        </w:drawing>
-      </w:r>
-    </w:p>
-    <w:p>
-      <w:pPr>
-        <w:jc w:val="center"/>
-        <w:rPr>
-          <w:rFonts w:cs="David"/>
-          <w:b/>
-          <w:bCs/>
-          <w:sz w:val="28"/>
-          <w:szCs w:val="28"/>
-          <w:u w:val="single"/>
-          <w:rtl/>
-        </w:rPr>
-      </w:pPr>
-    </w:p>
-    <w:p>
-      <w:pPr>
-        <w:jc w:val="center"/>
-        <w:rPr>
-          <w:rFonts w:cs="David"/>
-          <w:b/>
-          <w:bCs/>
-          <w:sz w:val="28"/>
-          <w:szCs w:val="28"/>
-          <w:u w:val="single"/>
-        </w:rPr>
-      </w:pPr>
-    </w:p>
-    <w:p>
-      <w:pPr>
-        <w:jc w:val="center"/>
-        <w:rPr>
-          <w:rFonts w:cs="David"/>
-          <w:b/>
-          <w:bCs/>
-          <w:sz w:val="28"/>
-          <w:szCs w:val="28"/>
-          <w:u w:val="single"/>
-        </w:rPr>
-      </w:pPr>
-    </w:p>
-    <w:p>
-      <w:pPr>
-        <w:jc w:val="center"/>
-        <w:rPr>
-          <w:rFonts w:cs="David"/>
-          <w:b/>
-          <w:bCs/>
-          <w:sz w:val="28"/>
-          <w:szCs w:val="28"/>
-          <w:u w:val="single"/>
-        </w:rPr>
-      </w:pPr>
-    </w:p>
-    <w:p>
-      <w:pPr>
-        <w:jc w:val="center"/>
-        <w:rPr>
-          <w:rFonts w:cs="David"/>
-          <w:b/>
-          <w:bCs/>
-          <w:sz w:val="28"/>
-          <w:szCs w:val="28"/>
-          <w:u w:val="single"/>
-        </w:rPr>
-      </w:pPr>
-    </w:p>
-    <w:p>
-      <w:pPr>
-        <w:jc w:val="center"/>
-        <w:rPr>
-          <w:rFonts w:cs="David"/>
-          <w:b/>
-          <w:bCs/>
-          <w:sz w:val="28"/>
-          <w:szCs w:val="28"/>
-          <w:u w:val="single"/>
-        </w:rPr>
-      </w:pPr>
-    </w:p>
-    <w:p>
-      <w:pPr>
-        <w:jc w:val="center"/>
-        <w:rPr>
-          <w:rFonts w:cs="David"/>
-          <w:b/>
-          <w:bCs/>
-          <w:sz w:val="28"/>
-          <w:szCs w:val="28"/>
-          <w:u w:val="single"/>
-        </w:rPr>
-      </w:pPr>
-    </w:p>
-    <w:p>
-      <w:pPr>
-        <w:jc w:val="center"/>
-        <w:rPr>
-          <w:rFonts w:cs="David"/>
-          <w:b/>
-          <w:bCs/>
-          <w:sz w:val="28"/>
-          <w:szCs w:val="28"/>
-          <w:u w:val="single"/>
-        </w:rPr>
-      </w:pPr>
-    </w:p>
-    <w:p>
-      <w:pPr>
-        <w:jc w:val="center"/>
-        <w:rPr>
-          <w:rFonts w:cs="David"/>
-          <w:b/>
-          <w:bCs/>
-          <w:sz w:val="28"/>
-          <w:szCs w:val="28"/>
-          <w:u w:val="single"/>
-        </w:rPr>
-      </w:pPr>
-    </w:p>
-    <w:p>
-      <w:pPr>
-        <w:jc w:val="center"/>
-        <w:rPr>
-          <w:rFonts w:cs="David"/>
-          <w:b/>
-          <w:bCs/>
-          <w:sz w:val="28"/>
-          <w:szCs w:val="28"/>
-          <w:u w:val="single"/>
-        </w:rPr>
-      </w:pPr>
-    </w:p>
-    <w:p>
-      <w:pPr>
-        <w:jc w:val="center"/>
-        <w:rPr>
-          <w:rFonts w:cs="David"/>
-          <w:b/>
-          <w:bCs/>
-          <w:sz w:val="28"/>
-          <w:szCs w:val="28"/>
-          <w:u w:val="single"/>
-        </w:rPr>
-      </w:pPr>
-    </w:p>
-    <w:p>
-      <w:pPr>
-        <w:jc w:val="center"/>
-        <w:rPr>
-          <w:rFonts w:cs="David"/>
-          <w:b/>
-          <w:bCs/>
-          <w:sz w:val="28"/>
-          <w:szCs w:val="28"/>
-          <w:u w:val="single"/>
-        </w:rPr>
-      </w:pPr>
-    </w:p>
-    <w:p>
-      <w:pPr>
-        <w:jc w:val="center"/>
-        <w:rPr>
-          <w:rFonts w:cs="David"/>
-          <w:b/>
-          <w:bCs/>
-          <w:sz w:val="28"/>
-          <w:szCs w:val="28"/>
-          <w:u w:val="single"/>
-        </w:rPr>
-      </w:pPr>
-    </w:p>
-    <w:p>
-      <w:pPr>
-        <w:jc w:val="center"/>
-        <w:rPr>
-          <w:rFonts w:cs="David"/>
-          <w:b/>
-          <w:bCs/>
-          <w:sz w:val="28"/>
-          <w:szCs w:val="28"/>
-          <w:u w:val="single"/>
-        </w:rPr>
-      </w:pPr>
-      <w:r>
-        <w:rPr>
-          <w:rFonts w:cs="David"/>
-          <w:b/>
-          <w:bCs/>
-          <w:noProof/>
-          <w:sz w:val="28"/>
-          <w:szCs w:val="28"/>
-          <w:u w:val="single"/>
-        </w:rPr>
-        <w:drawing>
-          <wp:anchor distT="0" distB="0" distL="114300" distR="114300" simplePos="0" relativeHeight="251658240" behindDoc="0" locked="0" layoutInCell="1" allowOverlap="1" wp14:anchorId="5394E56E" wp14:editId="72C3437E">
-            <wp:simplePos x="0" y="0"/>
-            <wp:positionH relativeFrom="margin">
-              <wp:align>center</wp:align>
-            </wp:positionH>
-            <wp:positionV relativeFrom="margin">
-              <wp:align>top</wp:align>
-            </wp:positionV>
-            <wp:extent cx="5656580" cy="4003675"/>
-            <wp:effectExtent l="0" t="0" r="0" b="0"/>
-            <wp:wrapSquare wrapText="bothSides"/>
-            <wp:docPr id="8" name="תמונה 6"/>
-            <wp:cNvGraphicFramePr>
-              <a:graphicFrameLocks xmlns:a="http://schemas.openxmlformats.org/drawingml/2006/main" noChangeAspect="1"/>
-            </wp:cNvGraphicFramePr>
-            <a:graphic xmlns:a="http://schemas.openxmlformats.org/drawingml/2006/main">
-              <a:graphicData uri="http://schemas.openxmlformats.org/drawingml/2006/picture">
-                <pic:pic xmlns:pic="http://schemas.openxmlformats.org/drawingml/2006/picture">
-                  <pic:nvPicPr>
-                    <pic:cNvPr id="0" name="Picture 8"/>
-                    <pic:cNvPicPr>
-                      <a:picLocks noChangeAspect="1" noChangeArrowheads="1"/>
-                    </pic:cNvPicPr>
-                  </pic:nvPicPr>
-                  <pic:blipFill>
-                    <a:blip r:embed="rId14">
-                      <a:extLst>
-                        <a:ext uri="{28A0092B-C50C-407E-A947-70E740481C1C}">
-                          <a14:useLocalDpi xmlns:a14="http://schemas.microsoft.com/office/drawing/2010/main" val="0"/>
-                        </a:ext>
-                      </a:extLst>
-                    </a:blip>
-                    <a:srcRect/>
-                    <a:stretch>
-                      <a:fillRect/>
-                    </a:stretch>
-                  </pic:blipFill>
-                  <pic:spPr bwMode="auto">
-                    <a:xfrm>
-                      <a:off x="0" y="0"/>
-                      <a:ext cx="5656580" cy="4003675"/>
-                    </a:xfrm>
-                    <a:prstGeom prst="rect">
-                      <a:avLst/>
-                    </a:prstGeom>
-                    <a:noFill/>
-                  </pic:spPr>
-                </pic:pic>
-              </a:graphicData>
-            </a:graphic>
-            <wp14:sizeRelH relativeFrom="page">
-              <wp14:pctWidth>0</wp14:pctWidth>
-            </wp14:sizeRelH>
-            <wp14:sizeRelV relativeFrom="page">
-              <wp14:pctHeight>0</wp14:pctHeight>
-            </wp14:sizeRelV>
-          </wp:anchor>
-        </w:drawing>
-      </w:r>
-    </w:p>
-    <w:p>
-      <w:pPr>
-        <w:jc w:val="center"/>
-        <w:rPr>
-          <w:rFonts w:cs="David"/>
-          <w:b/>
-          <w:bCs/>
-          <w:sz w:val="28"/>
-          <w:szCs w:val="28"/>
-          <w:u w:val="single"/>
-        </w:rPr>
-      </w:pPr>
-    </w:p>
-    <w:p>
-      <w:pPr>
-        <w:jc w:val="center"/>
-        <w:rPr>
-          <w:rFonts w:cs="David"/>
-          <w:b/>
-          <w:bCs/>
-          <w:sz w:val="28"/>
-          <w:szCs w:val="28"/>
-          <w:u w:val="single"/>
-        </w:rPr>
-      </w:pPr>
-    </w:p>
-    <w:p>
-      <w:pPr>
-        <w:jc w:val="center"/>
-        <w:rPr>
-          <w:rFonts w:cs="David"/>
-          <w:b/>
-          <w:bCs/>
-          <w:sz w:val="28"/>
-          <w:szCs w:val="28"/>
-          <w:u w:val="single"/>
-        </w:rPr>
-      </w:pPr>
-    </w:p>
-    <w:p>
-      <w:pPr>
-        <w:jc w:val="center"/>
-        <w:rPr>
-          <w:rFonts w:cs="David"/>
-          <w:b/>
-          <w:bCs/>
-          <w:sz w:val="28"/>
-          <w:szCs w:val="28"/>
-          <w:u w:val="single"/>
-        </w:rPr>
-      </w:pPr>
-    </w:p>
-    <w:p>
-      <w:pPr>
-        <w:jc w:val="center"/>
-        <w:rPr>
-          <w:rFonts w:cs="David"/>
-          <w:b/>
-          <w:bCs/>
-          <w:sz w:val="28"/>
-          <w:szCs w:val="28"/>
-          <w:u w:val="single"/>
-        </w:rPr>
-      </w:pPr>
-    </w:p>
-    <w:p>
-      <w:pPr>
-        <w:jc w:val="center"/>
-        <w:rPr>
-          <w:rFonts w:cs="David"/>
-          <w:b/>
-          <w:bCs/>
-          <w:sz w:val="28"/>
-          <w:szCs w:val="28"/>
-          <w:u w:val="single"/>
-        </w:rPr>
-      </w:pPr>
-    </w:p>
-    <w:p>
-      <w:pPr>
-        <w:jc w:val="center"/>
-        <w:rPr>
-          <w:rFonts w:cs="David"/>
-          <w:b/>
-          <w:bCs/>
-          <w:sz w:val="28"/>
-          <w:szCs w:val="28"/>
-          <w:u w:val="single"/>
-        </w:rPr>
-      </w:pPr>
-    </w:p>
-    <w:p>
-      <w:pPr>
-        <w:jc w:val="center"/>
-        <w:rPr>
-          <w:rFonts w:cs="David"/>
-          <w:b/>
-          <w:bCs/>
-          <w:sz w:val="28"/>
-          <w:szCs w:val="28"/>
-          <w:u w:val="single"/>
-        </w:rPr>
-      </w:pPr>
-    </w:p>
-    <w:p>
-      <w:pPr>
-        <w:jc w:val="center"/>
-        <w:rPr>
-          <w:rFonts w:cs="David"/>
-          <w:b/>
-          <w:bCs/>
-          <w:sz w:val="28"/>
-          <w:szCs w:val="28"/>
-          <w:u w:val="single"/>
-        </w:rPr>
-      </w:pPr>
-    </w:p>
-    <w:p>
-      <w:pPr>
-        <w:jc w:val="center"/>
-        <w:rPr>
-          <w:rFonts w:cs="David"/>
-          <w:b/>
-          <w:bCs/>
-          <w:sz w:val="28"/>
-          <w:szCs w:val="28"/>
-          <w:u w:val="single"/>
-        </w:rPr>
-      </w:pPr>
-    </w:p>
-    <w:p>
-      <w:pPr>
-        <w:jc w:val="center"/>
-        <w:rPr>
-          <w:rFonts w:cs="David"/>
-          <w:b/>
-          <w:bCs/>
-          <w:sz w:val="28"/>
-          <w:szCs w:val="28"/>
-          <w:u w:val="single"/>
-        </w:rPr>
-      </w:pPr>
-    </w:p>
-    <w:p>
-      <w:pPr>
-        <w:jc w:val="center"/>
-        <w:rPr>
-          <w:rFonts w:cs="David"/>
-          <w:b/>
-          <w:bCs/>
-          <w:sz w:val="28"/>
-          <w:szCs w:val="28"/>
-          <w:u w:val="single"/>
-        </w:rPr>
-      </w:pPr>
-    </w:p>
-    <w:p>
-      <w:pPr>
-        <w:jc w:val="center"/>
-        <w:rPr>
-          <w:rFonts w:cs="David"/>
-          <w:b/>
-          <w:bCs/>
-          <w:sz w:val="28"/>
-          <w:szCs w:val="28"/>
-          <w:u w:val="single"/>
-        </w:rPr>
-      </w:pPr>
-    </w:p>
-    <w:p>
-      <w:pPr>
-        <w:jc w:val="center"/>
-        <w:rPr>
-          <w:rFonts w:cs="David"/>
-          <w:b/>
-          <w:bCs/>
-          <w:sz w:val="28"/>
-          <w:szCs w:val="28"/>
-          <w:u w:val="single"/>
-        </w:rPr>
-      </w:pPr>
-    </w:p>
-    <w:p>
-      <w:pPr>
-        <w:jc w:val="center"/>
-        <w:rPr>
-          <w:rFonts w:cs="David"/>
-          <w:b/>
-          <w:bCs/>
-          <w:sz w:val="28"/>
-          <w:szCs w:val="28"/>
-          <w:u w:val="single"/>
-          <w:rtl/>
-        </w:rPr>
-      </w:pPr>
-    </w:p>
-    <w:p>
-      <w:pPr>
-        <w:jc w:val="center"/>
-        <w:rPr>
-          <w:rFonts w:cs="David"/>
-          <w:b/>
-          <w:bCs/>
-          <w:sz w:val="28"/>
-          <w:szCs w:val="28"/>
-          <w:u w:val="single"/>
-        </w:rPr>
-      </w:pPr>
-    </w:p>
-    <w:p>
-      <w:pPr>
-        <w:jc w:val="center"/>
-        <w:rPr>
-          <w:rFonts w:cs="David"/>
-          <w:b/>
-          <w:bCs/>
-          <w:sz w:val="28"/>
-          <w:szCs w:val="28"/>
-          <w:u w:val="single"/>
-        </w:rPr>
-      </w:pPr>
-    </w:p>
-    <w:p>
-      <w:pPr>
-        <w:jc w:val="center"/>
-        <w:rPr>
-          <w:rFonts w:cs="David"/>
-          <w:b/>
-          <w:bCs/>
-          <w:sz w:val="28"/>
-          <w:szCs w:val="28"/>
-          <w:u w:val="single"/>
-        </w:rPr>
-      </w:pPr>
-    </w:p>
-    <w:p>
-      <w:pPr>
-        <w:jc w:val="center"/>
-        <w:rPr>
-          <w:rFonts w:cs="David"/>
-          <w:b/>
-          <w:bCs/>
-          <w:sz w:val="28"/>
-          <w:szCs w:val="28"/>
-          <w:u w:val="single"/>
-        </w:rPr>
-      </w:pPr>
-    </w:p>
-    <w:p>
-      <w:pPr>
-        <w:jc w:val="center"/>
-        <w:rPr>
-          <w:rFonts w:cs="David"/>
-          <w:b/>
-          <w:bCs/>
-          <w:sz w:val="28"/>
-          <w:szCs w:val="28"/>
-          <w:u w:val="single"/>
-        </w:rPr>
-      </w:pPr>
-    </w:p>
-    <w:p>
-      <w:pPr>
-        <w:jc w:val="center"/>
-        <w:rPr>
-          <w:rFonts w:cs="David"/>
-          <w:b/>
-          <w:bCs/>
-          <w:sz w:val="28"/>
-          <w:szCs w:val="28"/>
-          <w:u w:val="single"/>
-        </w:rPr>
-      </w:pPr>
-    </w:p>
-    <w:p>
-      <w:pPr>
-        <w:jc w:val="center"/>
-        <w:rPr>
-          <w:rFonts w:cs="David"/>
-          <w:b/>
-          <w:bCs/>
-          <w:sz w:val="28"/>
-          <w:szCs w:val="28"/>
-          <w:u w:val="single"/>
-        </w:rPr>
-      </w:pPr>
-    </w:p>
-    <w:p>
-      <w:pPr>
-        <w:jc w:val="center"/>
-        <w:rPr>
-          <w:rFonts w:cs="David"/>
-          <w:b/>
-          <w:bCs/>
-          <w:sz w:val="28"/>
-          <w:szCs w:val="28"/>
-          <w:u w:val="single"/>
-        </w:rPr>
-      </w:pPr>
-    </w:p>
-    <w:p>
-      <w:pPr>
-        <w:jc w:val="center"/>
-        <w:rPr>
-          <w:rFonts w:cs="David"/>
-          <w:b/>
-          <w:bCs/>
-          <w:sz w:val="28"/>
-          <w:szCs w:val="28"/>
-          <w:u w:val="single"/>
-        </w:rPr>
-      </w:pPr>
-    </w:p>
-    <w:p>
-      <w:pPr>
-        <w:jc w:val="center"/>
-        <w:rPr>
-          <w:rFonts w:cs="David"/>
-          <w:b/>
-          <w:bCs/>
-          <w:sz w:val="28"/>
-          <w:szCs w:val="28"/>
-          <w:u w:val="single"/>
-        </w:rPr>
-      </w:pPr>
-    </w:p>
-    <w:p>
-      <w:pPr>
-        <w:jc w:val="center"/>
-        <w:rPr>
-          <w:rFonts w:cs="David"/>
-          <w:b/>
-          <w:bCs/>
-          <w:sz w:val="28"/>
-          <w:szCs w:val="28"/>
-          <w:u w:val="single"/>
-        </w:rPr>
-      </w:pPr>
-    </w:p>
-    <w:p>
-      <w:pPr>
-        <w:jc w:val="center"/>
-        <w:rPr>
-          <w:rFonts w:cs="David"/>
-          <w:b/>
-          <w:bCs/>
-          <w:sz w:val="28"/>
-          <w:szCs w:val="28"/>
-          <w:u w:val="single"/>
-        </w:rPr>
-      </w:pPr>
-      <w:r>
-        <w:rPr>
-          <w:rFonts w:cs="David"/>
-          <w:b/>
-          <w:bCs/>
-          <w:noProof/>
-          <w:sz w:val="28"/>
-          <w:szCs w:val="28"/>
-          <w:u w:val="single"/>
-        </w:rPr>
-        <w:drawing>
-          <wp:anchor distT="0" distB="0" distL="114300" distR="114300" simplePos="0" relativeHeight="251659264" behindDoc="0" locked="0" layoutInCell="1" allowOverlap="1" wp14:anchorId="1232A1C7" wp14:editId="78B5BD07">
-            <wp:simplePos x="0" y="0"/>
-            <wp:positionH relativeFrom="margin">
-              <wp:posOffset>514350</wp:posOffset>
-            </wp:positionH>
-            <wp:positionV relativeFrom="margin">
-              <wp:posOffset>4350385</wp:posOffset>
-            </wp:positionV>
-            <wp:extent cx="5608320" cy="3969385"/>
-            <wp:effectExtent l="0" t="0" r="0" b="0"/>
-            <wp:wrapSquare wrapText="bothSides"/>
-            <wp:docPr id="9" name="תמונה 5"/>
-            <wp:cNvGraphicFramePr>
-              <a:graphicFrameLocks xmlns:a="http://schemas.openxmlformats.org/drawingml/2006/main" noChangeAspect="1"/>
-            </wp:cNvGraphicFramePr>
-            <a:graphic xmlns:a="http://schemas.openxmlformats.org/drawingml/2006/main">
-              <a:graphicData uri="http://schemas.openxmlformats.org/drawingml/2006/picture">
-                <pic:pic xmlns:pic="http://schemas.openxmlformats.org/drawingml/2006/picture">
-                  <pic:nvPicPr>
-                    <pic:cNvPr id="0" name="Picture 9"/>
-                    <pic:cNvPicPr>
-                      <a:picLocks noChangeAspect="1" noChangeArrowheads="1"/>
-                    </pic:cNvPicPr>
-                  </pic:nvPicPr>
-                  <pic:blipFill>
-                    <a:blip r:embed="rId15">
-                      <a:extLst>
-                        <a:ext uri="{28A0092B-C50C-407E-A947-70E740481C1C}">
-                          <a14:useLocalDpi xmlns:a14="http://schemas.microsoft.com/office/drawing/2010/main" val="0"/>
-                        </a:ext>
-                      </a:extLst>
-                    </a:blip>
-                    <a:srcRect/>
-                    <a:stretch>
-                      <a:fillRect/>
-                    </a:stretch>
-                  </pic:blipFill>
-                  <pic:spPr bwMode="auto">
-                    <a:xfrm>
-                      <a:off x="0" y="0"/>
-                      <a:ext cx="5608320" cy="3969385"/>
-                    </a:xfrm>
-                    <a:prstGeom prst="rect">
-                      <a:avLst/>
-                    </a:prstGeom>
-                    <a:noFill/>
-                  </pic:spPr>
-                </pic:pic>
-              </a:graphicData>
-            </a:graphic>
-            <wp14:sizeRelH relativeFrom="page">
-              <wp14:pctWidth>0</wp14:pctWidth>
-            </wp14:sizeRelH>
-            <wp14:sizeRelV relativeFrom="page">
-              <wp14:pctHeight>0</wp14:pctHeight>
-            </wp14:sizeRelV>
-          </wp:anchor>
-        </w:drawing>
-      </w:r>
-    </w:p>
-    <w:p>
-      <w:pPr>
-        <w:jc w:val="center"/>
-        <w:rPr>
-          <w:rFonts w:cs="David"/>
-          <w:b/>
-          <w:bCs/>
-          <w:sz w:val="28"/>
-          <w:szCs w:val="28"/>
-          <w:u w:val="single"/>
-        </w:rPr>
-      </w:pPr>
-    </w:p>
-    <w:p>
-      <w:pPr>
-        <w:jc w:val="center"/>
-        <w:rPr>
-          <w:rFonts w:cs="David"/>
-          <w:b/>
-          <w:bCs/>
-          <w:sz w:val="28"/>
-          <w:szCs w:val="28"/>
-          <w:u w:val="single"/>
-        </w:rPr>
-      </w:pPr>
-    </w:p>
-    <w:p>
-      <w:pPr>
-        <w:jc w:val="center"/>
-        <w:rPr>
-          <w:rFonts w:cs="David"/>
-          <w:b/>
-          <w:bCs/>
-          <w:sz w:val="28"/>
-          <w:szCs w:val="28"/>
-          <w:u w:val="single"/>
-        </w:rPr>
-      </w:pPr>
-    </w:p>
-    <w:p>
-      <w:pPr>
-        <w:jc w:val="center"/>
-        <w:rPr>
-          <w:rFonts w:cs="David"/>
-          <w:b/>
-          <w:bCs/>
-          <w:sz w:val="28"/>
-          <w:szCs w:val="28"/>
-          <w:u w:val="single"/>
-        </w:rPr>
-      </w:pPr>
-    </w:p>
-    <w:p>
-      <w:pPr>
-        <w:jc w:val="center"/>
-        <w:rPr>
-          <w:rFonts w:cs="David"/>
-          <w:b/>
-          <w:bCs/>
-          <w:sz w:val="28"/>
-          <w:szCs w:val="28"/>
-          <w:u w:val="single"/>
-        </w:rPr>
-      </w:pPr>
-    </w:p>
-    <w:p>
-      <w:pPr>
-        <w:jc w:val="center"/>
-        <w:rPr>
-          <w:rFonts w:cs="David"/>
-          <w:b/>
-          <w:bCs/>
-          <w:sz w:val="28"/>
-          <w:szCs w:val="28"/>
-          <w:u w:val="single"/>
-        </w:rPr>
-      </w:pPr>
-    </w:p>
-    <w:p>
-      <w:pPr>
-        <w:jc w:val="center"/>
-        <w:rPr>
-          <w:rFonts w:cs="David"/>
-          <w:b/>
-          <w:bCs/>
-          <w:sz w:val="28"/>
-          <w:szCs w:val="28"/>
-          <w:u w:val="single"/>
-        </w:rPr>
-      </w:pPr>
-    </w:p>
-    <w:p>
-      <w:pPr>
-        <w:jc w:val="center"/>
-        <w:rPr>
-          <w:rFonts w:cs="David"/>
-          <w:b/>
-          <w:bCs/>
-          <w:sz w:val="28"/>
-          <w:szCs w:val="28"/>
-          <w:u w:val="single"/>
-        </w:rPr>
-      </w:pPr>
-    </w:p>
-    <w:p>
-      <w:pPr>
-        <w:jc w:val="center"/>
-        <w:rPr>
-          <w:rFonts w:cs="David"/>
-          <w:b/>
-          <w:bCs/>
-          <w:sz w:val="28"/>
-          <w:szCs w:val="28"/>
-          <w:u w:val="single"/>
-        </w:rPr>
-      </w:pPr>
-      <w:r>
-        <w:rPr>
-          <w:rFonts w:cs="David"/>
-          <w:b/>
-          <w:bCs/>
-          <w:noProof/>
-          <w:sz w:val="28"/>
-          <w:szCs w:val="28"/>
-          <w:u w:val="single"/>
-        </w:rPr>
-        <w:drawing>
-          <wp:inline distT="0" distB="0" distL="0" distR="0" wp14:anchorId="51549E00" wp14:editId="10814B77">
-            <wp:extent cx="5727700" cy="8108950"/>
-            <wp:effectExtent l="0" t="0" r="0" b="0"/>
-            <wp:docPr id="6" name="תמונה 1"/>
-            <wp:cNvGraphicFramePr>
-              <a:graphicFrameLocks xmlns:a="http://schemas.openxmlformats.org/drawingml/2006/main" noChangeAspect="1"/>
-            </wp:cNvGraphicFramePr>
-            <a:graphic xmlns:a="http://schemas.openxmlformats.org/drawingml/2006/main">
-              <a:graphicData uri="http://schemas.openxmlformats.org/drawingml/2006/picture">
-                <pic:pic xmlns:pic="http://schemas.openxmlformats.org/drawingml/2006/picture">
-                  <pic:nvPicPr>
-                    <pic:cNvPr id="0" name="תמונה 1"/>
-                    <pic:cNvPicPr>
-                      <a:picLocks noChangeAspect="1" noChangeArrowheads="1"/>
-                    </pic:cNvPicPr>
-                  </pic:nvPicPr>
-                  <pic:blipFill>
-                    <a:blip r:embed="rId16">
-                      <a:extLst>
-                        <a:ext uri="{28A0092B-C50C-407E-A947-70E740481C1C}">
-                          <a14:useLocalDpi xmlns:a14="http://schemas.microsoft.com/office/drawing/2010/main" val="0"/>
-                        </a:ext>
-                      </a:extLst>
-                    </a:blip>
-                    <a:srcRect/>
-                    <a:stretch>
-                      <a:fillRect/>
-                    </a:stretch>
-                  </pic:blipFill>
-                  <pic:spPr bwMode="auto">
-                    <a:xfrm>
-                      <a:off x="0" y="0"/>
-                      <a:ext cx="5727700" cy="8108950"/>
-                    </a:xfrm>
-                    <a:prstGeom prst="rect">
-                      <a:avLst/>
-                    </a:prstGeom>
-                    <a:noFill/>
-                    <a:ln>
-                      <a:noFill/>
-                    </a:ln>
-                  </pic:spPr>
-                </pic:pic>
-              </a:graphicData>
-            </a:graphic>
-          </wp:inline>
-        </w:drawing>
-      </w:r>
-    </w:p>
-    <w:p>
-      <w:pPr>
-        <w:jc w:val="center"/>
-        <w:rPr>
-          <w:rFonts w:cs="David"/>
-          <w:b/>
-          <w:bCs/>
-          <w:sz w:val="28"/>
-          <w:szCs w:val="28"/>
-          <w:u w:val="single"/>
-          <w:rtl/>
-        </w:rPr>
-      </w:pPr>
-    </w:p>
-    <w:p>
-      <w:pPr>
-        <w:jc w:val="center"/>
-        <w:rPr>
-          <w:rFonts w:cs="David" w:hint="cs"/>
-          <w:b/>
-          <w:bCs/>
-          <w:u w:val="single"/>
-          <w:rtl/>
-        </w:rPr>
-      </w:pPr>
-      <w:r>
-        <w:rPr>
-          <w:rFonts w:cs="David"/>
-          <w:b/>
-          <w:bCs/>
-          <w:noProof/>
-          <w:sz w:val="28"/>
-          <w:szCs w:val="28"/>
-          <w:u w:val="single"/>
-        </w:rPr>
-        <w:drawing>
-          <wp:inline distT="0" distB="0" distL="0" distR="0" wp14:anchorId="363E3CEB" wp14:editId="00B51ED7">
-            <wp:extent cx="5772150" cy="8191500"/>
-            <wp:effectExtent l="0" t="0" r="0" b="0"/>
-            <wp:docPr id="7" name="תמונה 2"/>
-            <wp:cNvGraphicFramePr>
-              <a:graphicFrameLocks xmlns:a="http://schemas.openxmlformats.org/drawingml/2006/main" noChangeAspect="1"/>
-            </wp:cNvGraphicFramePr>
-            <a:graphic xmlns:a="http://schemas.openxmlformats.org/drawingml/2006/main">
-              <a:graphicData uri="http://schemas.openxmlformats.org/drawingml/2006/picture">
-                <pic:pic xmlns:pic="http://schemas.openxmlformats.org/drawingml/2006/picture">
-                  <pic:nvPicPr>
-                    <pic:cNvPr id="0" name="Picture 7"/>
-                    <pic:cNvPicPr>
-                      <a:picLocks noChangeAspect="1" noChangeArrowheads="1"/>
-                    </pic:cNvPicPr>
-                  </pic:nvPicPr>
-                  <pic:blipFill>
-                    <a:blip r:embed="rId17">
-                      <a:extLst>
-                        <a:ext uri="{28A0092B-C50C-407E-A947-70E740481C1C}">
-                          <a14:useLocalDpi xmlns:a14="http://schemas.microsoft.com/office/drawing/2010/main" val="0"/>
-                        </a:ext>
-                      </a:extLst>
-                    </a:blip>
-                    <a:srcRect/>
-                    <a:stretch>
-                      <a:fillRect/>
-                    </a:stretch>
-                  </pic:blipFill>
-                  <pic:spPr bwMode="auto">
-                    <a:xfrm>
-                      <a:off x="0" y="0"/>
-                      <a:ext cx="5772150" cy="8191500"/>
-                    </a:xfrm>
-                    <a:prstGeom prst="rect">
-                      <a:avLst/>
-                    </a:prstGeom>
-                    <a:noFill/>
-                    <a:ln>
-                      <a:noFill/>
-                    </a:ln>
-                  </pic:spPr>
-                </pic:pic>
-              </a:graphicData>
-            </a:graphic>
-          </wp:inline>
-        </w:drawing>
+      </w:pPr>
+      <w:r>
+        <w:rPr>
+          <w:color w:val="FFFFFF"/>
+          <w:sz w:val="10"/>
+          <w:szCs w:val="10"/>
+        </w:rPr>
+        <w:t xml:space="preserve">SIGNATUREHERE</w:t>
       </w:r>
     </w:p>
     <w:sectPr>

--- a/apps/api/templates/ע-ראדון-הצעת-מחיר-לבדיקת-גז-ראדון-קצר-טווח-לטופס-4-עלידי-בודק-ראדון-מוסמך.docx
+++ b/apps/api/templates/ע-ראדון-הצעת-מחיר-לבדיקת-גז-ראדון-קצר-טווח-לטופס-4-עלידי-בודק-ראדון-מוסמך.docx
@@ -1996,7 +1996,8 @@
     <w:tbl>
       <w:tblPr>
         <w:bidiVisual/>
-        <w:tblW w:w="0" w:type="auto"/>
+        <w:tblW w:w="10466" w:type="dxa"/>
+        <w:tblLayout w:type="fixed"/>
         <w:tblBorders>
           <w:top w:val="single" w:sz="4" w:space="0" w:color="auto"/>
           <w:left w:val="single" w:sz="4" w:space="0" w:color="auto"/>
@@ -2008,867 +2009,25 @@
         <w:tblLook w:val="04A0" w:firstRow="1" w:lastRow="0" w:firstColumn="1" w:lastColumn="0" w:noHBand="0" w:noVBand="1"/>
       </w:tblPr>
       <w:tblGrid>
-        <w:gridCol w:w="911"/>
-        <w:gridCol w:w="911"/>
-        <w:gridCol w:w="3142"/>
-        <w:gridCol w:w="851"/>
-        <w:gridCol w:w="1177"/>
-        <w:gridCol w:w="1073"/>
-        <w:gridCol w:w="1764"/>
+        <w:gridCol w:w="700"/>
+        <w:gridCol w:w="900"/>
+        <w:gridCol w:w="2900"/>
+        <w:gridCol w:w="900"/>
+        <w:gridCol w:w="1400"/>
+        <w:gridCol w:w="1400"/>
+        <w:gridCol w:w="2266"/>
       </w:tblGrid>
       <w:tr>
         <w:tc>
           <w:tcPr>
-            <w:tcW w:w="911" w:type="dxa"/>
-          </w:tcPr>
-          <w:p>
-            <w:pPr>
-              <w:rPr>
-                <w:rFonts w:cs="David" w:hint="cs"/>
-                <w:b/>
-                <w:bCs/>
-                <w:sz w:val="28"/>
-                <w:szCs w:val="28"/>
-                <w:rtl/>
-              </w:rPr>
-            </w:pPr>
-            <w:r>
-              <w:rPr>
-                <w:rFonts w:cs="David" w:hint="cs"/>
-                <w:b/>
-                <w:bCs/>
-                <w:sz w:val="28"/>
-                <w:szCs w:val="28"/>
-                <w:rtl/>
-              </w:rPr>
-              <w:t>שורה</w:t>
-            </w:r>
-          </w:p>
-        </w:tc>
-        <w:tc>
-          <w:tcPr>
-            <w:tcW w:w="911" w:type="dxa"/>
-          </w:tcPr>
-          <w:p>
-            <w:pPr>
-              <w:rPr>
-                <w:rFonts w:cs="David" w:hint="cs"/>
-                <w:b/>
-                <w:bCs/>
-                <w:sz w:val="28"/>
-                <w:szCs w:val="28"/>
-                <w:rtl/>
-              </w:rPr>
-            </w:pPr>
-            <w:r>
-              <w:rPr>
-                <w:rFonts w:cs="David" w:hint="cs"/>
-                <w:b/>
-                <w:bCs/>
-                <w:sz w:val="28"/>
-                <w:szCs w:val="28"/>
-                <w:rtl/>
-              </w:rPr>
-              <w:t xml:space="preserve">מק"ט </w:t>
-            </w:r>
-          </w:p>
-        </w:tc>
-        <w:tc>
-          <w:tcPr>
-            <w:tcW w:w="3142" w:type="dxa"/>
-          </w:tcPr>
-          <w:p>
-            <w:pPr>
-              <w:rPr>
-                <w:rFonts w:cs="David" w:hint="cs"/>
-                <w:b/>
-                <w:bCs/>
-                <w:sz w:val="28"/>
-                <w:szCs w:val="28"/>
-                <w:rtl/>
-              </w:rPr>
-            </w:pPr>
-            <w:r>
-              <w:rPr>
-                <w:rFonts w:cs="David" w:hint="cs"/>
-                <w:b/>
-                <w:bCs/>
-                <w:sz w:val="28"/>
-                <w:szCs w:val="28"/>
-                <w:rtl/>
-              </w:rPr>
-              <w:t>תיאור המוצר</w:t>
-            </w:r>
-          </w:p>
-        </w:tc>
-        <w:tc>
-          <w:tcPr>
-            <w:tcW w:w="851" w:type="dxa"/>
-          </w:tcPr>
-          <w:p>
-            <w:pPr>
-              <w:rPr>
-                <w:rFonts w:cs="David" w:hint="cs"/>
-                <w:b/>
-                <w:bCs/>
-                <w:sz w:val="28"/>
-                <w:szCs w:val="28"/>
-                <w:rtl/>
-              </w:rPr>
-            </w:pPr>
-            <w:r>
-              <w:rPr>
-                <w:rFonts w:cs="David" w:hint="cs"/>
-                <w:b/>
-                <w:bCs/>
-                <w:sz w:val="28"/>
-                <w:szCs w:val="28"/>
-                <w:rtl/>
-              </w:rPr>
-              <w:t>כמות</w:t>
-            </w:r>
-          </w:p>
-        </w:tc>
-        <w:tc>
-          <w:tcPr>
-            <w:tcW w:w="1177" w:type="dxa"/>
-          </w:tcPr>
-          <w:p>
-            <w:pPr>
-              <w:rPr>
-                <w:rFonts w:cs="David" w:hint="cs"/>
-                <w:b/>
-                <w:bCs/>
-                <w:sz w:val="28"/>
-                <w:szCs w:val="28"/>
-                <w:rtl/>
-              </w:rPr>
-            </w:pPr>
-            <w:r>
-              <w:rPr>
-                <w:rFonts w:cs="David" w:hint="cs"/>
-                <w:b/>
-                <w:bCs/>
-                <w:sz w:val="28"/>
-                <w:szCs w:val="28"/>
-                <w:rtl/>
-              </w:rPr>
-              <w:t>מחיר ליחידה</w:t>
-            </w:r>
-          </w:p>
-        </w:tc>
-        <w:tc>
-          <w:tcPr>
-            <w:tcW w:w="1073" w:type="dxa"/>
-          </w:tcPr>
-          <w:p>
-            <w:pPr>
-              <w:rPr>
-                <w:rFonts w:cs="David" w:hint="cs"/>
-                <w:b/>
-                <w:bCs/>
-                <w:sz w:val="28"/>
-                <w:szCs w:val="28"/>
-                <w:rtl/>
-              </w:rPr>
-            </w:pPr>
-            <w:r>
-              <w:rPr>
-                <w:rFonts w:cs="David" w:hint="cs"/>
-                <w:b/>
-                <w:bCs/>
-                <w:sz w:val="28"/>
-                <w:szCs w:val="28"/>
-                <w:rtl/>
-              </w:rPr>
-              <w:t xml:space="preserve">% הנחה לשורה </w:t>
-            </w:r>
-          </w:p>
-        </w:tc>
-        <w:tc>
-          <w:tcPr>
-            <w:tcW w:w="1764" w:type="dxa"/>
-          </w:tcPr>
-          <w:p>
-            <w:pPr>
-              <w:rPr>
-                <w:rFonts w:cs="David" w:hint="cs"/>
-                <w:b/>
-                <w:bCs/>
-                <w:sz w:val="28"/>
-                <w:szCs w:val="28"/>
-                <w:rtl/>
-              </w:rPr>
-            </w:pPr>
-            <w:r>
-              <w:rPr>
-                <w:rFonts w:cs="David" w:hint="cs"/>
-                <w:b/>
-                <w:bCs/>
-                <w:sz w:val="28"/>
-                <w:szCs w:val="28"/>
-                <w:rtl/>
-              </w:rPr>
-              <w:t>סה"כ ₪</w:t>
-            </w:r>
-          </w:p>
-          <w:p>
-            <w:pPr>
-              <w:rPr>
-                <w:rFonts w:cs="David" w:hint="cs"/>
-                <w:b/>
-                <w:bCs/>
-                <w:sz w:val="28"/>
-                <w:szCs w:val="28"/>
-                <w:rtl/>
-              </w:rPr>
-            </w:pPr>
-          </w:p>
-        </w:tc>
-      </w:tr>
-      <w:tr>
-        <w:tc>
-          <w:tcPr>
-            <w:tcW w:w="911" w:type="dxa"/>
-          </w:tcPr>
-          <w:p>
-            <w:pPr>
-              <w:rPr>
-                <w:rFonts w:cs="David" w:hint="cs"/>
-                <w:b/>
-                <w:bCs/>
-                <w:sz w:val="28"/>
-                <w:szCs w:val="28"/>
-                <w:rtl/>
-              </w:rPr>
-            </w:pPr>
-            <w:r>
-              <w:rPr>
-                <w:rFonts w:cs="David" w:hint="cs"/>
-                <w:b/>
-                <w:bCs/>
-                <w:sz w:val="28"/>
-                <w:szCs w:val="28"/>
-                <w:rtl/>
-              </w:rPr>
-              <w:t xml:space="preserve">{#items}{lineNumber}</w:t>
-            </w:r>
-          </w:p>
-        </w:tc>
-        <w:tc>
-          <w:tcPr>
-            <w:tcW w:w="911" w:type="dxa"/>
-          </w:tcPr>
-          <w:p>
-            <w:pPr>
-              <w:rPr>
-                <w:rFonts w:cs="David" w:hint="cs"/>
-                <w:b/>
-                <w:bCs/>
-                <w:sz w:val="28"/>
-                <w:szCs w:val="28"/>
-                <w:rtl/>
-              </w:rPr>
-            </w:pPr>
-            <w:r>
-              <w:rPr>
-                <w:rFonts w:cs="David" w:hint="cs"/>
-                <w:b/>
-                <w:bCs/>
-                <w:sz w:val="28"/>
-                <w:szCs w:val="28"/>
-                <w:rtl/>
-              </w:rPr>
-              <w:t xml:space="preserve">{itemCode}</w:t>
-            </w:r>
-          </w:p>
-        </w:tc>
-        <w:tc>
-          <w:tcPr>
-            <w:tcW w:w="3142" w:type="dxa"/>
-          </w:tcPr>
-          <w:p>
-            <w:pPr>
-              <w:rPr>
-                <w:rFonts w:cs="David" w:hint="cs"/>
-                <w:b/>
-                <w:bCs/>
-                <w:sz w:val="28"/>
-                <w:szCs w:val="28"/>
-                <w:rtl/>
-              </w:rPr>
-            </w:pPr>
-            <w:r>
-              <w:rPr>
-                <w:rFonts w:cs="David" w:hint="cs"/>
-                <w:b/>
-                <w:bCs/>
-                <w:sz w:val="28"/>
-                <w:szCs w:val="28"/>
-                <w:rtl/>
-              </w:rPr>
-              <w:t xml:space="preserve">{description}</w:t>
-            </w:r>
-          </w:p>
-        </w:tc>
-        <w:tc>
-          <w:tcPr>
-            <w:tcW w:w="851" w:type="dxa"/>
-          </w:tcPr>
-          <w:p>
-            <w:pPr>
-              <w:rPr>
-                <w:rFonts w:cs="David" w:hint="cs"/>
-                <w:b/>
-                <w:bCs/>
-                <w:sz w:val="28"/>
-                <w:szCs w:val="28"/>
-                <w:rtl/>
-              </w:rPr>
-            </w:pPr>
-            <w:r>
-              <w:rPr>
-                <w:rFonts w:cs="David" w:hint="cs"/>
-                <w:b/>
-                <w:bCs/>
-                <w:sz w:val="28"/>
-                <w:szCs w:val="28"/>
-                <w:rtl/>
-              </w:rPr>
-              <w:t xml:space="preserve">{quantity}</w:t>
-            </w:r>
-          </w:p>
-        </w:tc>
-        <w:tc>
-          <w:tcPr>
-            <w:tcW w:w="1177" w:type="dxa"/>
-          </w:tcPr>
-          <w:p>
-            <w:pPr>
-              <w:rPr>
-                <w:rFonts w:cs="David" w:hint="cs"/>
-                <w:b/>
-                <w:bCs/>
-                <w:sz w:val="28"/>
-                <w:szCs w:val="28"/>
-                <w:rtl/>
-              </w:rPr>
-            </w:pPr>
-            <w:r>
-              <w:rPr>
-                <w:rFonts w:cs="David" w:hint="cs"/>
-                <w:b/>
-                <w:bCs/>
-                <w:sz w:val="28"/>
-                <w:szCs w:val="28"/>
-                <w:rtl/>
-              </w:rPr>
-              <w:t xml:space="preserve">{unitPrice}</w:t>
-            </w:r>
-          </w:p>
-        </w:tc>
-        <w:tc>
-          <w:tcPr>
-            <w:tcW w:w="1073" w:type="dxa"/>
-          </w:tcPr>
-          <w:p>
-            <w:pPr>
-              <w:rPr>
-                <w:rFonts w:cs="David" w:hint="cs"/>
-                <w:b/>
-                <w:bCs/>
-                <w:sz w:val="28"/>
-                <w:szCs w:val="28"/>
-                <w:rtl/>
-              </w:rPr>
-            </w:pPr>
-            <w:r>
-              <w:rPr>
-                <w:rFonts w:cs="David" w:hint="cs"/>
-                <w:b/>
-                <w:bCs/>
-                <w:sz w:val="28"/>
-                <w:szCs w:val="28"/>
-                <w:rtl/>
-              </w:rPr>
-              <w:t xml:space="preserve">{lineDiscountPercent}</w:t>
-            </w:r>
-          </w:p>
-        </w:tc>
-        <w:tc>
-          <w:tcPr>
-            <w:tcW w:w="1764" w:type="dxa"/>
-          </w:tcPr>
-          <w:p>
-            <w:pPr>
-              <w:rPr>
-                <w:rFonts w:cs="David" w:hint="cs"/>
-                <w:b/>
-                <w:bCs/>
-                <w:sz w:val="28"/>
-                <w:szCs w:val="28"/>
-                <w:rtl/>
-              </w:rPr>
-            </w:pPr>
-            <w:r>
-              <w:rPr>
-                <w:rFonts w:cs="David" w:hint="cs"/>
-                <w:b/>
-                <w:bCs/>
-                <w:sz w:val="28"/>
-                <w:szCs w:val="28"/>
-                <w:rtl/>
-              </w:rPr>
-              <w:t xml:space="preserve">{lineTotal}{/items}</w:t>
-            </w:r>
-          </w:p>
-        </w:tc>
-      </w:tr>
-    </w:tbl>
-    <w:p>
-      <w:pPr>
-        <w:rPr>
-          <w:vanish/>
-        </w:rPr>
-      </w:pPr>
-    </w:p>
-    <w:tbl>
-      <w:tblPr>
-        <w:tblpPr w:leftFromText="180" w:rightFromText="180" w:vertAnchor="text" w:horzAnchor="page" w:tblpX="1340" w:tblpY="199"/>
-        <w:bidiVisual/>
-        <w:tblW w:w="0" w:type="auto"/>
-        <w:tblBorders>
-          <w:top w:val="single" w:sz="4" w:space="0" w:color="auto"/>
-          <w:left w:val="single" w:sz="4" w:space="0" w:color="auto"/>
-          <w:bottom w:val="single" w:sz="4" w:space="0" w:color="auto"/>
-          <w:right w:val="single" w:sz="4" w:space="0" w:color="auto"/>
-          <w:insideH w:val="single" w:sz="4" w:space="0" w:color="auto"/>
-          <w:insideV w:val="single" w:sz="4" w:space="0" w:color="auto"/>
-        </w:tblBorders>
-        <w:tblLook w:val="04A0" w:firstRow="1" w:lastRow="0" w:firstColumn="1" w:lastColumn="0" w:noHBand="0" w:noVBand="1"/>
-      </w:tblPr>
-      <w:tblGrid>
-        <w:gridCol w:w="1764"/>
-        <w:gridCol w:w="1764"/>
-      </w:tblGrid>
-      <w:tr>
-        <w:tc>
-          <w:tcPr>
-            <w:tcW w:w="1764" w:type="dxa"/>
-          </w:tcPr>
-          <w:p>
-            <w:pPr>
-              <w:rPr>
-                <w:rFonts w:cs="David" w:hint="cs"/>
-                <w:b/>
-                <w:bCs/>
-                <w:sz w:val="28"/>
-                <w:szCs w:val="28"/>
-                <w:rtl/>
-              </w:rPr>
-            </w:pPr>
-            <w:r>
-              <w:rPr>
-                <w:rFonts w:cs="David" w:hint="cs"/>
-                <w:b/>
-                <w:bCs/>
-                <w:sz w:val="28"/>
-                <w:szCs w:val="28"/>
-                <w:rtl/>
-              </w:rPr>
-              <w:t>% הנחה</w:t>
-            </w:r>
-            <w:r>
-              <w:rPr>
-                <w:rFonts w:cs="David"/>
-                <w:b/>
-                <w:bCs/>
-                <w:sz w:val="28"/>
-                <w:szCs w:val="28"/>
-                <w:rtl/>
-              </w:rPr>
-              <w:br/>
-            </w:r>
-          </w:p>
-        </w:tc>
-        <w:tc>
-          <w:tcPr>
-            <w:tcW w:w="1764" w:type="dxa"/>
-          </w:tcPr>
-          <w:p>
-            <w:pPr>
-              <w:rPr>
-                <w:rFonts w:cs="David" w:hint="cs"/>
-                <w:b/>
-                <w:bCs/>
-                <w:sz w:val="28"/>
-                <w:szCs w:val="28"/>
-                <w:rtl/>
-              </w:rPr>
-            </w:pPr>
-            <w:r>
-              <w:rPr>
-                <w:rFonts w:cs="David" w:hint="cs"/>
-                <w:b/>
-                <w:bCs/>
-                <w:sz w:val="28"/>
-                <w:szCs w:val="28"/>
-                <w:rtl/>
-              </w:rPr>
-              <w:t xml:space="preserve">{discountPercent}</w:t>
-            </w:r>
-          </w:p>
-        </w:tc>
-      </w:tr>
-      <w:tr>
-        <w:tc>
-          <w:tcPr>
-            <w:tcW w:w="1764" w:type="dxa"/>
-          </w:tcPr>
-          <w:p>
-            <w:pPr>
-              <w:rPr>
-                <w:rFonts w:cs="David" w:hint="cs"/>
-                <w:b/>
-                <w:bCs/>
-                <w:sz w:val="28"/>
-                <w:szCs w:val="28"/>
-                <w:rtl/>
-              </w:rPr>
-            </w:pPr>
-            <w:r>
-              <w:rPr>
-                <w:rFonts w:cs="David" w:hint="cs"/>
-                <w:b/>
-                <w:bCs/>
-                <w:sz w:val="28"/>
-                <w:szCs w:val="28"/>
-                <w:rtl/>
-              </w:rPr>
-              <w:t>סה"כ לאחר הנחה</w:t>
-            </w:r>
-          </w:p>
-        </w:tc>
-        <w:tc>
-          <w:tcPr>
-            <w:tcW w:w="1764" w:type="dxa"/>
-          </w:tcPr>
-          <w:p>
-            <w:pPr>
-              <w:rPr>
-                <w:rFonts w:cs="David" w:hint="cs"/>
-                <w:b/>
-                <w:bCs/>
-                <w:sz w:val="28"/>
-                <w:szCs w:val="28"/>
-                <w:rtl/>
-              </w:rPr>
-            </w:pPr>
-            <w:r>
-              <w:rPr>
-                <w:rFonts w:cs="David" w:hint="cs"/>
-                <w:b/>
-                <w:bCs/>
-                <w:sz w:val="28"/>
-                <w:szCs w:val="28"/>
-                <w:rtl/>
-              </w:rPr>
-              <w:t xml:space="preserve">{subtotalAfterDiscount}</w:t>
-            </w:r>
-          </w:p>
-        </w:tc>
-      </w:tr>
-      <w:tr>
-        <w:tc>
-          <w:tcPr>
-            <w:tcW w:w="1764" w:type="dxa"/>
-          </w:tcPr>
-          <w:p>
-            <w:pPr>
-              <w:rPr>
-                <w:rFonts w:cs="David" w:hint="cs"/>
-                <w:b/>
-                <w:bCs/>
-                <w:sz w:val="28"/>
-                <w:szCs w:val="28"/>
-                <w:rtl/>
-              </w:rPr>
-            </w:pPr>
-            <w:r>
-              <w:rPr>
-                <w:rFonts w:cs="David" w:hint="cs"/>
-                <w:b/>
-                <w:bCs/>
-                <w:sz w:val="28"/>
-                <w:szCs w:val="28"/>
-                <w:rtl/>
-              </w:rPr>
-              <w:t>מע"מ 1</w:t>
-            </w:r>
-            <w:r>
-              <w:rPr>
-                <w:rFonts w:cs="David" w:hint="cs"/>
-                <w:b/>
-                <w:bCs/>
-                <w:sz w:val="28"/>
-                <w:szCs w:val="28"/>
-                <w:rtl/>
-              </w:rPr>
-              <w:t>8</w:t>
-            </w:r>
-            <w:r>
-              <w:rPr>
-                <w:rFonts w:cs="David" w:hint="cs"/>
-                <w:b/>
-                <w:bCs/>
-                <w:sz w:val="28"/>
-                <w:szCs w:val="28"/>
-                <w:rtl/>
-              </w:rPr>
-              <w:t>%</w:t>
-            </w:r>
-          </w:p>
-        </w:tc>
-        <w:tc>
-          <w:tcPr>
-            <w:tcW w:w="1764" w:type="dxa"/>
-          </w:tcPr>
-          <w:p>
-            <w:pPr>
-              <w:rPr>
-                <w:rFonts w:cs="David" w:hint="cs"/>
-                <w:b/>
-                <w:bCs/>
-                <w:sz w:val="28"/>
-                <w:szCs w:val="28"/>
-                <w:rtl/>
-              </w:rPr>
-            </w:pPr>
-            <w:r>
-              <w:rPr>
-                <w:rFonts w:cs="David" w:hint="cs"/>
-                <w:b/>
-                <w:bCs/>
-                <w:sz w:val="28"/>
-                <w:szCs w:val="28"/>
-                <w:rtl/>
-              </w:rPr>
-              <w:t xml:space="preserve">{vatAmount}</w:t>
-            </w:r>
-          </w:p>
-        </w:tc>
-      </w:tr>
-      <w:tr>
-        <w:tc>
-          <w:tcPr>
-            <w:tcW w:w="1764" w:type="dxa"/>
-          </w:tcPr>
-          <w:p>
-            <w:pPr>
-              <w:rPr>
-                <w:rFonts w:cs="David" w:hint="cs"/>
-                <w:b/>
-                <w:bCs/>
-                <w:sz w:val="28"/>
-                <w:szCs w:val="28"/>
-                <w:rtl/>
-              </w:rPr>
-            </w:pPr>
-            <w:r>
-              <w:rPr>
-                <w:rFonts w:cs="David" w:hint="cs"/>
-                <w:b/>
-                <w:bCs/>
-                <w:sz w:val="28"/>
-                <w:szCs w:val="28"/>
-                <w:rtl/>
-              </w:rPr>
-              <w:t xml:space="preserve">סה"כ לתשלום </w:t>
-            </w:r>
-          </w:p>
-        </w:tc>
-        <w:tc>
-          <w:tcPr>
-            <w:tcW w:w="1764" w:type="dxa"/>
-          </w:tcPr>
-          <w:p>
-            <w:pPr>
-              <w:rPr>
-                <w:rFonts w:cs="David" w:hint="cs"/>
-                <w:b/>
-                <w:bCs/>
-                <w:sz w:val="28"/>
-                <w:szCs w:val="28"/>
-                <w:rtl/>
-              </w:rPr>
-            </w:pPr>
-            <w:r>
-              <w:rPr>
-                <w:rFonts w:cs="David" w:hint="cs"/>
-                <w:b/>
-                <w:bCs/>
-                <w:sz w:val="28"/>
-                <w:szCs w:val="28"/>
-                <w:rtl/>
-              </w:rPr>
-              <w:t xml:space="preserve">{totalAmount}</w:t>
-            </w:r>
-          </w:p>
-        </w:tc>
-      </w:tr>
-    </w:tbl>
-    <w:p>
-      <w:pPr>
-        <w:rPr>
-          <w:vanish/>
-        </w:rPr>
-      </w:pPr>
-      <w:r>
-        <w:rPr>
-          <w:vanish/>
-        </w:rPr>
-        <w:t xml:space="preserve">{/hasDiscount}</w:t>
-      </w:r>
-    </w:p>
-    <w:p>
-      <w:pPr>
-        <w:rPr>
-          <w:rFonts w:cs="David"/>
-          <w:sz w:val="28"/>
-          <w:szCs w:val="28"/>
-          <w:rtl/>
-        </w:rPr>
-      </w:pPr>
-    </w:p>
-    <w:p>
-      <w:pPr>
-        <w:rPr>
-          <w:rFonts w:cs="David"/>
-          <w:sz w:val="28"/>
-          <w:szCs w:val="28"/>
-          <w:rtl/>
-        </w:rPr>
-      </w:pPr>
-    </w:p>
-    <w:p>
-      <w:pPr>
-        <w:rPr>
-          <w:rFonts w:cs="David"/>
-          <w:sz w:val="28"/>
-          <w:szCs w:val="28"/>
-          <w:rtl/>
-        </w:rPr>
-      </w:pPr>
-    </w:p>
-    <w:p>
-      <w:pPr>
-        <w:rPr>
-          <w:rFonts w:cs="David"/>
-          <w:sz w:val="28"/>
-          <w:szCs w:val="28"/>
-          <w:rtl/>
-        </w:rPr>
-      </w:pPr>
-    </w:p>
-    <w:p>
-      <w:pPr>
-        <w:rPr>
-          <w:rFonts w:cs="David"/>
-          <w:sz w:val="28"/>
-          <w:szCs w:val="28"/>
-          <w:rtl/>
-        </w:rPr>
-      </w:pPr>
-    </w:p>
-    <w:p>
-      <w:pPr>
-        <w:rPr>
-          <w:rFonts w:cs="David"/>
-          <w:sz w:val="28"/>
-          <w:szCs w:val="28"/>
-          <w:rtl/>
-        </w:rPr>
-      </w:pPr>
-    </w:p>
-    <w:p>
-      <w:pPr>
-        <w:rPr>
-          <w:rFonts w:cs="David"/>
-          <w:sz w:val="28"/>
-          <w:szCs w:val="28"/>
-          <w:rtl/>
-        </w:rPr>
-      </w:pPr>
-    </w:p>
-    <w:p>
-      <w:pPr>
-        <w:rPr>
-          <w:rFonts w:cs="David"/>
-          <w:sz w:val="28"/>
-          <w:szCs w:val="28"/>
-          <w:rtl/>
-        </w:rPr>
-      </w:pPr>
-    </w:p>
-    <w:p>
-      <w:pPr>
-        <w:rPr>
-          <w:rFonts w:cs="David"/>
-          <w:sz w:val="28"/>
-          <w:szCs w:val="28"/>
-          <w:rtl/>
-        </w:rPr>
-      </w:pPr>
-    </w:p>
-    <w:p>
-      <w:pPr>
-        <w:rPr>
-          <w:rFonts w:cs="David"/>
-          <w:sz w:val="28"/>
-          <w:szCs w:val="28"/>
-          <w:rtl/>
-        </w:rPr>
-      </w:pPr>
-    </w:p>
-    <w:p>
-      <w:pPr>
-        <w:rPr>
-          <w:vanish/>
-        </w:rPr>
-      </w:pPr>
-      <w:r>
-        <w:rPr>
-          <w:vanish/>
-        </w:rPr>
-        <w:t xml:space="preserve">{^hasDiscount}</w:t>
-      </w:r>
-    </w:p>
-    <w:tbl>
-      <w:tblPr>
-        <w:bidiVisual/>
-        <w:tblW w:w="0" w:type="auto"/>
-        <w:tblBorders>
-          <w:top w:val="single" w:sz="4" w:space="0" w:color="auto"/>
-          <w:left w:val="single" w:sz="4" w:space="0" w:color="auto"/>
-          <w:bottom w:val="single" w:sz="4" w:space="0" w:color="auto"/>
-          <w:right w:val="single" w:sz="4" w:space="0" w:color="auto"/>
-          <w:insideH w:val="single" w:sz="4" w:space="0" w:color="auto"/>
-          <w:insideV w:val="single" w:sz="4" w:space="0" w:color="auto"/>
-        </w:tblBorders>
-        <w:tblLook w:val="04A0" w:firstRow="1" w:lastRow="0" w:firstColumn="1" w:lastColumn="0" w:noHBand="0" w:noVBand="1"/>
-      </w:tblPr>
-      <w:tblGrid>
-        <w:gridCol w:w="911"/>
-        <w:gridCol w:w="911"/>
-        <w:gridCol w:w="3142"/>
-        <w:gridCol w:w="851"/>
-        <w:gridCol w:w="1177"/>
-        <w:gridCol w:w="1764"/>
-      </w:tblGrid>
-      <w:tr>
-        <w:tc>
-          <w:tcPr>
-            <w:tcW w:w="911" w:type="dxa"/>
+            <w:tcW w:w="700" w:type="dxa"/>
+            <w:tcBorders>
+              <w:top w:val="single" w:sz="4" w:space="0" w:color="auto"/>
+              <w:left w:val="single" w:sz="4" w:space="0" w:color="auto"/>
+              <w:bottom w:val="single" w:sz="4" w:space="0" w:color="auto"/>
+              <w:right w:val="single" w:sz="4" w:space="0" w:color="auto"/>
+            </w:tcBorders>
+            <w:hideMark/>
           </w:tcPr>
           <w:p>
             <w:pPr>
@@ -2883,7 +2042,7 @@
             </w:pPr>
             <w:r>
               <w:rPr>
-                <w:rFonts w:cs="David" w:hint="cs"/>
+                <w:rFonts w:cs="David"/>
                 <w:b/>
                 <w:bCs/>
                 <w:sz w:val="28"/>
@@ -2896,7 +2055,14 @@
         </w:tc>
         <w:tc>
           <w:tcPr>
-            <w:tcW w:w="911" w:type="dxa"/>
+            <w:tcW w:w="900" w:type="dxa"/>
+            <w:tcBorders>
+              <w:top w:val="single" w:sz="4" w:space="0" w:color="auto"/>
+              <w:left w:val="single" w:sz="4" w:space="0" w:color="auto"/>
+              <w:bottom w:val="single" w:sz="4" w:space="0" w:color="auto"/>
+              <w:right w:val="single" w:sz="4" w:space="0" w:color="auto"/>
+            </w:tcBorders>
+            <w:hideMark/>
           </w:tcPr>
           <w:p>
             <w:pPr>
@@ -2911,7 +2077,7 @@
             </w:pPr>
             <w:r>
               <w:rPr>
-                <w:rFonts w:cs="David" w:hint="cs"/>
+                <w:rFonts w:cs="David"/>
                 <w:b/>
                 <w:bCs/>
                 <w:sz w:val="28"/>
@@ -2924,7 +2090,14 @@
         </w:tc>
         <w:tc>
           <w:tcPr>
-            <w:tcW w:w="3142" w:type="dxa"/>
+            <w:tcW w:w="2900" w:type="dxa"/>
+            <w:tcBorders>
+              <w:top w:val="single" w:sz="4" w:space="0" w:color="auto"/>
+              <w:left w:val="single" w:sz="4" w:space="0" w:color="auto"/>
+              <w:bottom w:val="single" w:sz="4" w:space="0" w:color="auto"/>
+              <w:right w:val="single" w:sz="4" w:space="0" w:color="auto"/>
+            </w:tcBorders>
+            <w:hideMark/>
           </w:tcPr>
           <w:p>
             <w:pPr>
@@ -2939,7 +2112,7 @@
             </w:pPr>
             <w:r>
               <w:rPr>
-                <w:rFonts w:cs="David" w:hint="cs"/>
+                <w:rFonts w:cs="David"/>
                 <w:b/>
                 <w:bCs/>
                 <w:sz w:val="28"/>
@@ -2952,7 +2125,14 @@
         </w:tc>
         <w:tc>
           <w:tcPr>
-            <w:tcW w:w="851" w:type="dxa"/>
+            <w:tcW w:w="900" w:type="dxa"/>
+            <w:tcBorders>
+              <w:top w:val="single" w:sz="4" w:space="0" w:color="auto"/>
+              <w:left w:val="single" w:sz="4" w:space="0" w:color="auto"/>
+              <w:bottom w:val="single" w:sz="4" w:space="0" w:color="auto"/>
+              <w:right w:val="single" w:sz="4" w:space="0" w:color="auto"/>
+            </w:tcBorders>
+            <w:hideMark/>
           </w:tcPr>
           <w:p>
             <w:pPr>
@@ -2967,7 +2147,7 @@
             </w:pPr>
             <w:r>
               <w:rPr>
-                <w:rFonts w:cs="David" w:hint="cs"/>
+                <w:rFonts w:cs="David"/>
                 <w:b/>
                 <w:bCs/>
                 <w:sz w:val="28"/>
@@ -2980,7 +2160,14 @@
         </w:tc>
         <w:tc>
           <w:tcPr>
-            <w:tcW w:w="1177" w:type="dxa"/>
+            <w:tcW w:w="1400" w:type="dxa"/>
+            <w:tcBorders>
+              <w:top w:val="single" w:sz="4" w:space="0" w:color="auto"/>
+              <w:left w:val="single" w:sz="4" w:space="0" w:color="auto"/>
+              <w:bottom w:val="single" w:sz="4" w:space="0" w:color="auto"/>
+              <w:right w:val="single" w:sz="4" w:space="0" w:color="auto"/>
+            </w:tcBorders>
+            <w:hideMark/>
           </w:tcPr>
           <w:p>
             <w:pPr>
@@ -2995,7 +2182,7 @@
             </w:pPr>
             <w:r>
               <w:rPr>
-                <w:rFonts w:cs="David" w:hint="cs"/>
+                <w:rFonts w:cs="David"/>
                 <w:b/>
                 <w:bCs/>
                 <w:sz w:val="28"/>
@@ -3008,7 +2195,14 @@
         </w:tc>
         <w:tc>
           <w:tcPr>
-            <w:tcW w:w="1764" w:type="dxa"/>
+            <w:tcW w:w="1400" w:type="dxa"/>
+            <w:tcBorders>
+              <w:top w:val="single" w:sz="4" w:space="0" w:color="auto"/>
+              <w:left w:val="single" w:sz="4" w:space="0" w:color="auto"/>
+              <w:bottom w:val="single" w:sz="4" w:space="0" w:color="auto"/>
+              <w:right w:val="single" w:sz="4" w:space="0" w:color="auto"/>
+            </w:tcBorders>
+            <w:hideMark/>
           </w:tcPr>
           <w:p>
             <w:pPr>
@@ -3023,7 +2217,41 @@
             </w:pPr>
             <w:r>
               <w:rPr>
-                <w:rFonts w:cs="David" w:hint="cs"/>
+                <w:rFonts w:cs="David"/>
+                <w:b/>
+                <w:bCs/>
+                <w:sz w:val="28"/>
+                <w:szCs w:val="28"/>
+                <w:rtl/>
+              </w:rPr>
+              <w:t xml:space="preserve">% הנחה לשורה </w:t>
+            </w:r>
+          </w:p>
+        </w:tc>
+        <w:tc>
+          <w:tcPr>
+            <w:tcW w:w="2266" w:type="dxa"/>
+            <w:tcBorders>
+              <w:top w:val="single" w:sz="4" w:space="0" w:color="auto"/>
+              <w:left w:val="single" w:sz="4" w:space="0" w:color="auto"/>
+              <w:bottom w:val="single" w:sz="4" w:space="0" w:color="auto"/>
+              <w:right w:val="single" w:sz="4" w:space="0" w:color="auto"/>
+            </w:tcBorders>
+          </w:tcPr>
+          <w:p>
+            <w:pPr>
+              <w:rPr>
+                <w:rFonts w:cs="David"/>
+                <w:b/>
+                <w:bCs/>
+                <w:sz w:val="28"/>
+                <w:szCs w:val="28"/>
+                <w:rtl/>
+              </w:rPr>
+            </w:pPr>
+            <w:r>
+              <w:rPr>
+                <w:rFonts w:cs="David"/>
                 <w:b/>
                 <w:bCs/>
                 <w:sz w:val="28"/>
@@ -3050,7 +2278,574 @@
       <w:tr>
         <w:tc>
           <w:tcPr>
-            <w:tcW w:w="911" w:type="dxa"/>
+            <w:tcW w:w="700" w:type="dxa"/>
+            <w:tcBorders>
+              <w:top w:val="single" w:sz="4" w:space="0" w:color="auto"/>
+              <w:left w:val="single" w:sz="4" w:space="0" w:color="auto"/>
+              <w:bottom w:val="single" w:sz="4" w:space="0" w:color="auto"/>
+              <w:right w:val="single" w:sz="4" w:space="0" w:color="auto"/>
+            </w:tcBorders>
+          </w:tcPr>
+          <w:p>
+            <w:pPr>
+              <w:rPr>
+                <w:rFonts w:cs="David"/>
+                <w:b/>
+                <w:bCs/>
+                <w:sz w:val="28"/>
+                <w:szCs w:val="28"/>
+                <w:rtl/>
+              </w:rPr>
+            </w:pPr>
+            <w:bookmarkStart w:id="7" w:name="fldLine"/>
+            <w:bookmarkEnd w:id="7"/>
+            <w:r>
+              <w:rPr>
+                <w:rFonts w:cs="David" w:hint="cs"/>
+                <w:b/>
+                <w:bCs/>
+                <w:sz w:val="28"/>
+                <w:szCs w:val="28"/>
+                <w:rtl/>
+              </w:rPr>
+              <w:t>{#items}{lineNumber}</w:t>
+            </w:r>
+          </w:p>
+        </w:tc>
+        <w:tc>
+          <w:tcPr>
+            <w:tcW w:w="900" w:type="dxa"/>
+            <w:tcBorders>
+              <w:top w:val="single" w:sz="4" w:space="0" w:color="auto"/>
+              <w:left w:val="single" w:sz="4" w:space="0" w:color="auto"/>
+              <w:bottom w:val="single" w:sz="4" w:space="0" w:color="auto"/>
+              <w:right w:val="single" w:sz="4" w:space="0" w:color="auto"/>
+            </w:tcBorders>
+          </w:tcPr>
+          <w:p>
+            <w:pPr>
+              <w:rPr>
+                <w:rFonts w:cs="David"/>
+                <w:b/>
+                <w:bCs/>
+                <w:sz w:val="28"/>
+                <w:szCs w:val="28"/>
+                <w:rtl/>
+              </w:rPr>
+            </w:pPr>
+            <w:bookmarkStart w:id="8" w:name="fldMakat"/>
+            <w:bookmarkEnd w:id="8"/>
+            <w:r>
+              <w:rPr>
+                <w:rFonts w:cs="David" w:hint="cs"/>
+                <w:b/>
+                <w:bCs/>
+                <w:sz w:val="28"/>
+                <w:szCs w:val="28"/>
+                <w:rtl/>
+              </w:rPr>
+              <w:t>{</w:t>
+            </w:r>
+            <w:proofErr w:type="spellStart"/>
+            <w:r>
+              <w:rPr>
+                <w:rFonts w:cs="David" w:hint="cs"/>
+                <w:b/>
+                <w:bCs/>
+                <w:sz w:val="28"/>
+                <w:szCs w:val="28"/>
+                <w:rtl/>
+              </w:rPr>
+              <w:t>itemCode</w:t>
+            </w:r>
+            <w:proofErr w:type="spellEnd"/>
+            <w:r>
+              <w:rPr>
+                <w:rFonts w:cs="David" w:hint="cs"/>
+                <w:b/>
+                <w:bCs/>
+                <w:sz w:val="28"/>
+                <w:szCs w:val="28"/>
+                <w:rtl/>
+              </w:rPr>
+              <w:t>}</w:t>
+            </w:r>
+          </w:p>
+        </w:tc>
+        <w:tc>
+          <w:tcPr>
+            <w:tcW w:w="2900" w:type="dxa"/>
+            <w:tcBorders>
+              <w:top w:val="single" w:sz="4" w:space="0" w:color="auto"/>
+              <w:left w:val="single" w:sz="4" w:space="0" w:color="auto"/>
+              <w:bottom w:val="single" w:sz="4" w:space="0" w:color="auto"/>
+              <w:right w:val="single" w:sz="4" w:space="0" w:color="auto"/>
+            </w:tcBorders>
+          </w:tcPr>
+          <w:p>
+            <w:pPr>
+              <w:rPr>
+                <w:rFonts w:cs="David"/>
+                <w:b/>
+                <w:bCs/>
+                <w:sz w:val="28"/>
+                <w:szCs w:val="28"/>
+                <w:rtl/>
+              </w:rPr>
+            </w:pPr>
+            <w:bookmarkStart w:id="9" w:name="fldProduct"/>
+            <w:bookmarkEnd w:id="9"/>
+            <w:r>
+              <w:rPr>
+                <w:rFonts w:cs="David" w:hint="cs"/>
+                <w:b/>
+                <w:bCs/>
+                <w:sz w:val="28"/>
+                <w:szCs w:val="28"/>
+                <w:rtl/>
+              </w:rPr>
+              <w:t>{</w:t>
+            </w:r>
+            <w:proofErr w:type="spellStart"/>
+            <w:r>
+              <w:rPr>
+                <w:rFonts w:cs="David" w:hint="cs"/>
+                <w:b/>
+                <w:bCs/>
+                <w:sz w:val="28"/>
+                <w:szCs w:val="28"/>
+                <w:rtl/>
+              </w:rPr>
+              <w:t>description</w:t>
+            </w:r>
+            <w:proofErr w:type="spellEnd"/>
+            <w:r>
+              <w:rPr>
+                <w:rFonts w:cs="David" w:hint="cs"/>
+                <w:b/>
+                <w:bCs/>
+                <w:sz w:val="28"/>
+                <w:szCs w:val="28"/>
+                <w:rtl/>
+              </w:rPr>
+              <w:t>}</w:t>
+            </w:r>
+          </w:p>
+        </w:tc>
+        <w:tc>
+          <w:tcPr>
+            <w:tcW w:w="900" w:type="dxa"/>
+            <w:tcBorders>
+              <w:top w:val="single" w:sz="4" w:space="0" w:color="auto"/>
+              <w:left w:val="single" w:sz="4" w:space="0" w:color="auto"/>
+              <w:bottom w:val="single" w:sz="4" w:space="0" w:color="auto"/>
+              <w:right w:val="single" w:sz="4" w:space="0" w:color="auto"/>
+            </w:tcBorders>
+          </w:tcPr>
+          <w:p>
+            <w:pPr>
+              <w:rPr>
+                <w:rFonts w:cs="David"/>
+                <w:b/>
+                <w:bCs/>
+                <w:sz w:val="28"/>
+                <w:szCs w:val="28"/>
+                <w:rtl/>
+              </w:rPr>
+            </w:pPr>
+            <w:bookmarkStart w:id="10" w:name="fldAmmount"/>
+            <w:bookmarkEnd w:id="10"/>
+            <w:r>
+              <w:rPr>
+                <w:rFonts w:cs="David" w:hint="cs"/>
+                <w:b/>
+                <w:bCs/>
+                <w:sz w:val="28"/>
+                <w:szCs w:val="28"/>
+                <w:rtl/>
+              </w:rPr>
+              <w:t>{</w:t>
+            </w:r>
+            <w:proofErr w:type="spellStart"/>
+            <w:r>
+              <w:rPr>
+                <w:rFonts w:cs="David" w:hint="cs"/>
+                <w:b/>
+                <w:bCs/>
+                <w:sz w:val="28"/>
+                <w:szCs w:val="28"/>
+                <w:rtl/>
+              </w:rPr>
+              <w:t>quantity</w:t>
+            </w:r>
+            <w:proofErr w:type="spellEnd"/>
+            <w:r>
+              <w:rPr>
+                <w:rFonts w:cs="David" w:hint="cs"/>
+                <w:b/>
+                <w:bCs/>
+                <w:sz w:val="28"/>
+                <w:szCs w:val="28"/>
+                <w:rtl/>
+              </w:rPr>
+              <w:t>}</w:t>
+            </w:r>
+          </w:p>
+        </w:tc>
+        <w:tc>
+          <w:tcPr>
+            <w:tcW w:w="1400" w:type="dxa"/>
+            <w:tcBorders>
+              <w:top w:val="single" w:sz="4" w:space="0" w:color="auto"/>
+              <w:left w:val="single" w:sz="4" w:space="0" w:color="auto"/>
+              <w:bottom w:val="single" w:sz="4" w:space="0" w:color="auto"/>
+              <w:right w:val="single" w:sz="4" w:space="0" w:color="auto"/>
+            </w:tcBorders>
+          </w:tcPr>
+          <w:p>
+            <w:pPr>
+              <w:rPr>
+                <w:rFonts w:cs="David"/>
+                <w:b/>
+                <w:bCs/>
+                <w:sz w:val="28"/>
+                <w:szCs w:val="28"/>
+                <w:rtl/>
+              </w:rPr>
+            </w:pPr>
+            <w:bookmarkStart w:id="11" w:name="fldPrice"/>
+            <w:bookmarkEnd w:id="11"/>
+            <w:r>
+              <w:rPr>
+                <w:rFonts w:cs="David" w:hint="cs"/>
+                <w:b/>
+                <w:bCs/>
+                <w:sz w:val="28"/>
+                <w:szCs w:val="28"/>
+                <w:rtl/>
+              </w:rPr>
+              <w:t>{</w:t>
+            </w:r>
+            <w:proofErr w:type="spellStart"/>
+            <w:r>
+              <w:rPr>
+                <w:rFonts w:cs="David" w:hint="cs"/>
+                <w:b/>
+                <w:bCs/>
+                <w:sz w:val="28"/>
+                <w:szCs w:val="28"/>
+                <w:rtl/>
+              </w:rPr>
+              <w:t>unitPrice</w:t>
+            </w:r>
+            <w:proofErr w:type="spellEnd"/>
+            <w:r>
+              <w:rPr>
+                <w:rFonts w:cs="David" w:hint="cs"/>
+                <w:b/>
+                <w:bCs/>
+                <w:sz w:val="28"/>
+                <w:szCs w:val="28"/>
+                <w:rtl/>
+              </w:rPr>
+              <w:t>}</w:t>
+            </w:r>
+          </w:p>
+        </w:tc>
+        <w:tc>
+          <w:tcPr>
+            <w:tcW w:w="1400" w:type="dxa"/>
+            <w:tcBorders>
+              <w:top w:val="single" w:sz="4" w:space="0" w:color="auto"/>
+              <w:left w:val="single" w:sz="4" w:space="0" w:color="auto"/>
+              <w:bottom w:val="single" w:sz="4" w:space="0" w:color="auto"/>
+              <w:right w:val="single" w:sz="4" w:space="0" w:color="auto"/>
+            </w:tcBorders>
+          </w:tcPr>
+          <w:p>
+            <w:pPr>
+              <w:rPr>
+                <w:rFonts w:cs="David"/>
+                <w:b/>
+                <w:bCs/>
+                <w:sz w:val="28"/>
+                <w:szCs w:val="28"/>
+                <w:rtl/>
+              </w:rPr>
+            </w:pPr>
+            <w:bookmarkStart w:id="12" w:name="fldLineDiscount"/>
+            <w:bookmarkEnd w:id="12"/>
+            <w:r>
+              <w:rPr>
+                <w:rFonts w:cs="David" w:hint="cs"/>
+                <w:b/>
+                <w:bCs/>
+                <w:sz w:val="28"/>
+                <w:szCs w:val="28"/>
+                <w:rtl/>
+              </w:rPr>
+              <w:t>{</w:t>
+            </w:r>
+            <w:proofErr w:type="spellStart"/>
+            <w:r>
+              <w:rPr>
+                <w:rFonts w:cs="David" w:hint="cs"/>
+                <w:b/>
+                <w:bCs/>
+                <w:sz w:val="28"/>
+                <w:szCs w:val="28"/>
+                <w:rtl/>
+              </w:rPr>
+              <w:t>lineDiscountPercent</w:t>
+            </w:r>
+            <w:proofErr w:type="spellEnd"/>
+            <w:r>
+              <w:rPr>
+                <w:rFonts w:cs="David" w:hint="cs"/>
+                <w:b/>
+                <w:bCs/>
+                <w:sz w:val="28"/>
+                <w:szCs w:val="28"/>
+                <w:rtl/>
+              </w:rPr>
+              <w:t>}</w:t>
+            </w:r>
+          </w:p>
+        </w:tc>
+        <w:tc>
+          <w:tcPr>
+            <w:tcW w:w="2266" w:type="dxa"/>
+            <w:tcBorders>
+              <w:top w:val="single" w:sz="4" w:space="0" w:color="auto"/>
+              <w:left w:val="single" w:sz="4" w:space="0" w:color="auto"/>
+              <w:bottom w:val="single" w:sz="4" w:space="0" w:color="auto"/>
+              <w:right w:val="single" w:sz="4" w:space="0" w:color="auto"/>
+            </w:tcBorders>
+          </w:tcPr>
+          <w:p>
+            <w:pPr>
+              <w:rPr>
+                <w:rFonts w:cs="David"/>
+                <w:b/>
+                <w:bCs/>
+                <w:sz w:val="28"/>
+                <w:szCs w:val="28"/>
+                <w:rtl/>
+              </w:rPr>
+            </w:pPr>
+            <w:bookmarkStart w:id="13" w:name="fldLineTotal"/>
+            <w:bookmarkEnd w:id="13"/>
+            <w:r>
+              <w:rPr>
+                <w:rFonts w:cs="David" w:hint="cs"/>
+                <w:b/>
+                <w:bCs/>
+                <w:sz w:val="28"/>
+                <w:szCs w:val="28"/>
+                <w:rtl/>
+              </w:rPr>
+              <w:t>{</w:t>
+            </w:r>
+            <w:proofErr w:type="spellStart"/>
+            <w:r>
+              <w:rPr>
+                <w:rFonts w:cs="David" w:hint="cs"/>
+                <w:b/>
+                <w:bCs/>
+                <w:sz w:val="28"/>
+                <w:szCs w:val="28"/>
+                <w:rtl/>
+              </w:rPr>
+              <w:t>lineTotal</w:t>
+            </w:r>
+            <w:proofErr w:type="spellEnd"/>
+            <w:r>
+              <w:rPr>
+                <w:rFonts w:cs="David" w:hint="cs"/>
+                <w:b/>
+                <w:bCs/>
+                <w:sz w:val="28"/>
+                <w:szCs w:val="28"/>
+                <w:rtl/>
+              </w:rPr>
+              <w:t>}{/</w:t>
+            </w:r>
+            <w:proofErr w:type="spellStart"/>
+            <w:r>
+              <w:rPr>
+                <w:rFonts w:cs="David" w:hint="cs"/>
+                <w:b/>
+                <w:bCs/>
+                <w:sz w:val="28"/>
+                <w:szCs w:val="28"/>
+                <w:rtl/>
+              </w:rPr>
+              <w:t>items</w:t>
+            </w:r>
+            <w:proofErr w:type="spellEnd"/>
+            <w:r>
+              <w:rPr>
+                <w:rFonts w:cs="David" w:hint="cs"/>
+                <w:b/>
+                <w:bCs/>
+                <w:sz w:val="28"/>
+                <w:szCs w:val="28"/>
+                <w:rtl/>
+              </w:rPr>
+              <w:t>}</w:t>
+            </w:r>
+          </w:p>
+        </w:tc>
+      </w:tr>
+    </w:tbl>
+    <w:p>
+      <w:pPr>
+        <w:rPr>
+          <w:rFonts w:cs="David"/>
+          <w:vanish/>
+          <w:sz w:val="28"/>
+          <w:szCs w:val="28"/>
+          <w:rtl/>
+        </w:rPr>
+      </w:pPr>
+    </w:p>
+    <w:tbl>
+      <w:tblPr>
+        <w:tblpPr w:leftFromText="180" w:rightFromText="180" w:vertAnchor="text" w:horzAnchor="page" w:tblpX="67" w:tblpY="199"/>
+        <w:bidiVisual/>
+        <w:tblW w:w="0" w:type="auto"/>
+        <w:tblBorders>
+          <w:top w:val="single" w:sz="4" w:space="0" w:color="auto"/>
+          <w:left w:val="single" w:sz="4" w:space="0" w:color="auto"/>
+          <w:bottom w:val="single" w:sz="4" w:space="0" w:color="auto"/>
+          <w:right w:val="single" w:sz="4" w:space="0" w:color="auto"/>
+          <w:insideH w:val="single" w:sz="4" w:space="0" w:color="auto"/>
+          <w:insideV w:val="single" w:sz="4" w:space="0" w:color="auto"/>
+        </w:tblBorders>
+        <w:tblLook w:val="04A0" w:firstRow="1" w:lastRow="0" w:firstColumn="1" w:lastColumn="0" w:noHBand="0" w:noVBand="1"/>
+      </w:tblPr>
+      <w:tblGrid>
+        <w:gridCol w:w="1764"/>
+        <w:gridCol w:w="3145"/>
+      </w:tblGrid>
+      <w:tr>
+        <w:tc>
+          <w:tcPr>
+            <w:tcW w:w="1764" w:type="dxa"/>
+            <w:tcBorders>
+              <w:top w:val="single" w:sz="4" w:space="0" w:color="auto"/>
+              <w:left w:val="single" w:sz="4" w:space="0" w:color="auto"/>
+              <w:bottom w:val="single" w:sz="4" w:space="0" w:color="auto"/>
+              <w:right w:val="single" w:sz="4" w:space="0" w:color="auto"/>
+            </w:tcBorders>
+            <w:hideMark/>
+          </w:tcPr>
+          <w:p>
+            <w:pPr>
+              <w:rPr>
+                <w:rFonts w:cs="David"/>
+                <w:b/>
+                <w:bCs/>
+                <w:sz w:val="28"/>
+                <w:szCs w:val="28"/>
+              </w:rPr>
+            </w:pPr>
+            <w:r>
+              <w:rPr>
+                <w:rFonts w:cs="David"/>
+                <w:b/>
+                <w:bCs/>
+                <w:sz w:val="28"/>
+                <w:szCs w:val="28"/>
+                <w:rtl/>
+              </w:rPr>
+              <w:t>% הנחה</w:t>
+            </w:r>
+            <w:r>
+              <w:rPr>
+                <w:rFonts w:cs="David"/>
+                <w:b/>
+                <w:bCs/>
+                <w:sz w:val="28"/>
+                <w:szCs w:val="28"/>
+                <w:rtl/>
+              </w:rPr>
+              <w:br/>
+            </w:r>
+          </w:p>
+        </w:tc>
+        <w:tc>
+          <w:tcPr>
+            <w:tcW w:w="2414" w:type="dxa"/>
+            <w:tcBorders>
+              <w:top w:val="single" w:sz="4" w:space="0" w:color="auto"/>
+              <w:left w:val="single" w:sz="4" w:space="0" w:color="auto"/>
+              <w:bottom w:val="single" w:sz="4" w:space="0" w:color="auto"/>
+              <w:right w:val="single" w:sz="4" w:space="0" w:color="auto"/>
+            </w:tcBorders>
+          </w:tcPr>
+          <w:p>
+            <w:pPr>
+              <w:rPr>
+                <w:rFonts w:cs="David"/>
+                <w:b/>
+                <w:bCs/>
+                <w:sz w:val="28"/>
+                <w:szCs w:val="28"/>
+                <w:rtl/>
+              </w:rPr>
+            </w:pPr>
+            <w:bookmarkStart w:id="14" w:name="fldDiscount"/>
+            <w:bookmarkEnd w:id="14"/>
+            <w:r>
+              <w:rPr>
+                <w:rFonts w:cs="David" w:hint="cs"/>
+                <w:b/>
+                <w:bCs/>
+                <w:sz w:val="28"/>
+                <w:szCs w:val="28"/>
+                <w:rtl/>
+              </w:rPr>
+              <w:t>{</w:t>
+            </w:r>
+            <w:proofErr w:type="spellStart"/>
+            <w:r>
+              <w:rPr>
+                <w:rFonts w:cs="David" w:hint="cs"/>
+                <w:b/>
+                <w:bCs/>
+                <w:sz w:val="28"/>
+                <w:szCs w:val="28"/>
+                <w:rtl/>
+              </w:rPr>
+              <w:t>discountPercent</w:t>
+            </w:r>
+            <w:proofErr w:type="spellEnd"/>
+            <w:r>
+              <w:rPr>
+                <w:rFonts w:cs="David" w:hint="cs"/>
+                <w:b/>
+                <w:bCs/>
+                <w:sz w:val="28"/>
+                <w:szCs w:val="28"/>
+                <w:rtl/>
+              </w:rPr>
+              <w:t>}</w:t>
+            </w:r>
+          </w:p>
+        </w:tc>
+      </w:tr>
+      <w:tr>
+        <w:tc>
+          <w:tcPr>
+            <w:tcW w:w="1764" w:type="dxa"/>
+            <w:tcBorders>
+              <w:top w:val="single" w:sz="4" w:space="0" w:color="auto"/>
+              <w:left w:val="single" w:sz="4" w:space="0" w:color="auto"/>
+              <w:bottom w:val="single" w:sz="4" w:space="0" w:color="auto"/>
+              <w:right w:val="single" w:sz="4" w:space="0" w:color="auto"/>
+            </w:tcBorders>
+            <w:hideMark/>
           </w:tcPr>
           <w:p>
             <w:pPr>
@@ -3065,6 +2860,42 @@
             </w:pPr>
             <w:r>
               <w:rPr>
+                <w:rFonts w:cs="David"/>
+                <w:b/>
+                <w:bCs/>
+                <w:sz w:val="28"/>
+                <w:szCs w:val="28"/>
+                <w:rtl/>
+              </w:rPr>
+              <w:t>סה"כ לאחר הנחה</w:t>
+            </w:r>
+          </w:p>
+        </w:tc>
+        <w:tc>
+          <w:tcPr>
+            <w:tcW w:w="2414" w:type="dxa"/>
+            <w:tcBorders>
+              <w:top w:val="single" w:sz="4" w:space="0" w:color="auto"/>
+              <w:left w:val="single" w:sz="4" w:space="0" w:color="auto"/>
+              <w:bottom w:val="single" w:sz="4" w:space="0" w:color="auto"/>
+              <w:right w:val="single" w:sz="4" w:space="0" w:color="auto"/>
+            </w:tcBorders>
+          </w:tcPr>
+          <w:p>
+            <w:pPr>
+              <w:rPr>
+                <w:rFonts w:cs="David"/>
+                <w:b/>
+                <w:bCs/>
+                <w:sz w:val="28"/>
+                <w:szCs w:val="28"/>
+                <w:rtl/>
+              </w:rPr>
+            </w:pPr>
+            <w:bookmarkStart w:id="15" w:name="fldTotalAfterDiscount"/>
+            <w:bookmarkEnd w:id="15"/>
+            <w:r>
+              <w:rPr>
                 <w:rFonts w:cs="David" w:hint="cs"/>
                 <w:b/>
                 <w:bCs/>
@@ -3072,13 +2903,46 @@
                 <w:szCs w:val="28"/>
                 <w:rtl/>
               </w:rPr>
-              <w:t xml:space="preserve">{#items}{lineNumber}</w:t>
+              <w:t>{</w:t>
+            </w:r>
+            <w:proofErr w:type="spellStart"/>
+            <w:r>
+              <w:rPr>
+                <w:rFonts w:cs="David" w:hint="cs"/>
+                <w:b/>
+                <w:bCs/>
+                <w:sz w:val="28"/>
+                <w:szCs w:val="28"/>
+                <w:rtl/>
+              </w:rPr>
+              <w:t>subtotalAfterDiscount</w:t>
+            </w:r>
+            <w:proofErr w:type="spellEnd"/>
+            <w:r>
+              <w:rPr>
+                <w:rFonts w:cs="David" w:hint="cs"/>
+                <w:b/>
+                <w:bCs/>
+                <w:sz w:val="28"/>
+                <w:szCs w:val="28"/>
+                <w:rtl/>
+              </w:rPr>
+              <w:t>}</w:t>
             </w:r>
           </w:p>
         </w:tc>
+      </w:tr>
+      <w:tr>
         <w:tc>
           <w:tcPr>
-            <w:tcW w:w="911" w:type="dxa"/>
+            <w:tcW w:w="1764" w:type="dxa"/>
+            <w:tcBorders>
+              <w:top w:val="single" w:sz="4" w:space="0" w:color="auto"/>
+              <w:left w:val="single" w:sz="4" w:space="0" w:color="auto"/>
+              <w:bottom w:val="single" w:sz="4" w:space="0" w:color="auto"/>
+              <w:right w:val="single" w:sz="4" w:space="0" w:color="auto"/>
+            </w:tcBorders>
+            <w:hideMark/>
           </w:tcPr>
           <w:p>
             <w:pPr>
@@ -3093,6 +2957,42 @@
             </w:pPr>
             <w:r>
               <w:rPr>
+                <w:rFonts w:cs="David"/>
+                <w:b/>
+                <w:bCs/>
+                <w:sz w:val="28"/>
+                <w:szCs w:val="28"/>
+                <w:rtl/>
+              </w:rPr>
+              <w:t>מע"מ 18%</w:t>
+            </w:r>
+          </w:p>
+        </w:tc>
+        <w:tc>
+          <w:tcPr>
+            <w:tcW w:w="2414" w:type="dxa"/>
+            <w:tcBorders>
+              <w:top w:val="single" w:sz="4" w:space="0" w:color="auto"/>
+              <w:left w:val="single" w:sz="4" w:space="0" w:color="auto"/>
+              <w:bottom w:val="single" w:sz="4" w:space="0" w:color="auto"/>
+              <w:right w:val="single" w:sz="4" w:space="0" w:color="auto"/>
+            </w:tcBorders>
+          </w:tcPr>
+          <w:p>
+            <w:pPr>
+              <w:rPr>
+                <w:rFonts w:cs="David"/>
+                <w:b/>
+                <w:bCs/>
+                <w:sz w:val="28"/>
+                <w:szCs w:val="28"/>
+                <w:rtl/>
+              </w:rPr>
+            </w:pPr>
+            <w:bookmarkStart w:id="16" w:name="fldMAAM"/>
+            <w:bookmarkEnd w:id="16"/>
+            <w:r>
+              <w:rPr>
                 <w:rFonts w:cs="David" w:hint="cs"/>
                 <w:b/>
                 <w:bCs/>
@@ -3100,13 +3000,46 @@
                 <w:szCs w:val="28"/>
                 <w:rtl/>
               </w:rPr>
-              <w:t xml:space="preserve">{itemCode}</w:t>
+              <w:t>{</w:t>
+            </w:r>
+            <w:proofErr w:type="spellStart"/>
+            <w:r>
+              <w:rPr>
+                <w:rFonts w:cs="David" w:hint="cs"/>
+                <w:b/>
+                <w:bCs/>
+                <w:sz w:val="28"/>
+                <w:szCs w:val="28"/>
+                <w:rtl/>
+              </w:rPr>
+              <w:t>vatAmount</w:t>
+            </w:r>
+            <w:proofErr w:type="spellEnd"/>
+            <w:r>
+              <w:rPr>
+                <w:rFonts w:cs="David" w:hint="cs"/>
+                <w:b/>
+                <w:bCs/>
+                <w:sz w:val="28"/>
+                <w:szCs w:val="28"/>
+                <w:rtl/>
+              </w:rPr>
+              <w:t>}</w:t>
             </w:r>
           </w:p>
         </w:tc>
+      </w:tr>
+      <w:tr>
         <w:tc>
           <w:tcPr>
-            <w:tcW w:w="3142" w:type="dxa"/>
+            <w:tcW w:w="1764" w:type="dxa"/>
+            <w:tcBorders>
+              <w:top w:val="single" w:sz="4" w:space="0" w:color="auto"/>
+              <w:left w:val="single" w:sz="4" w:space="0" w:color="auto"/>
+              <w:bottom w:val="single" w:sz="4" w:space="0" w:color="auto"/>
+              <w:right w:val="single" w:sz="4" w:space="0" w:color="auto"/>
+            </w:tcBorders>
+            <w:hideMark/>
           </w:tcPr>
           <w:p>
             <w:pPr>
@@ -3121,20 +3054,26 @@
             </w:pPr>
             <w:r>
               <w:rPr>
-                <w:rFonts w:cs="David" w:hint="cs"/>
+                <w:rFonts w:cs="David"/>
                 <w:b/>
                 <w:bCs/>
                 <w:sz w:val="28"/>
                 <w:szCs w:val="28"/>
                 <w:rtl/>
               </w:rPr>
-              <w:t xml:space="preserve">{description}</w:t>
+              <w:t xml:space="preserve">סה"כ לתשלום </w:t>
             </w:r>
           </w:p>
         </w:tc>
         <w:tc>
           <w:tcPr>
-            <w:tcW w:w="851" w:type="dxa"/>
+            <w:tcW w:w="2414" w:type="dxa"/>
+            <w:tcBorders>
+              <w:top w:val="single" w:sz="4" w:space="0" w:color="auto"/>
+              <w:left w:val="single" w:sz="4" w:space="0" w:color="auto"/>
+              <w:bottom w:val="single" w:sz="4" w:space="0" w:color="auto"/>
+              <w:right w:val="single" w:sz="4" w:space="0" w:color="auto"/>
+            </w:tcBorders>
           </w:tcPr>
           <w:p>
             <w:pPr>
@@ -3147,6 +3086,8 @@
                 <w:rtl/>
               </w:rPr>
             </w:pPr>
+            <w:bookmarkStart w:id="17" w:name="fldTotalAfterMaaM"/>
+            <w:bookmarkEnd w:id="17"/>
             <w:r>
               <w:rPr>
                 <w:rFonts w:cs="David" w:hint="cs"/>
@@ -3156,25 +3097,9 @@
                 <w:szCs w:val="28"/>
                 <w:rtl/>
               </w:rPr>
-              <w:t xml:space="preserve">{quantity}</w:t>
+              <w:t>{</w:t>
             </w:r>
-          </w:p>
-        </w:tc>
-        <w:tc>
-          <w:tcPr>
-            <w:tcW w:w="1177" w:type="dxa"/>
-          </w:tcPr>
-          <w:p>
-            <w:pPr>
-              <w:rPr>
-                <w:rFonts w:cs="David"/>
-                <w:b/>
-                <w:bCs/>
-                <w:sz w:val="28"/>
-                <w:szCs w:val="28"/>
-                <w:rtl/>
-              </w:rPr>
-            </w:pPr>
+            <w:proofErr w:type="spellStart"/>
             <w:r>
               <w:rPr>
                 <w:rFonts w:cs="David" w:hint="cs"/>
@@ -3184,25 +3109,9 @@
                 <w:szCs w:val="28"/>
                 <w:rtl/>
               </w:rPr>
-              <w:t xml:space="preserve">{unitPrice}</w:t>
+              <w:t>totalAmount</w:t>
             </w:r>
-          </w:p>
-        </w:tc>
-        <w:tc>
-          <w:tcPr>
-            <w:tcW w:w="1764" w:type="dxa"/>
-          </w:tcPr>
-          <w:p>
-            <w:pPr>
-              <w:rPr>
-                <w:rFonts w:cs="David" w:hint="cs"/>
-                <w:b/>
-                <w:bCs/>
-                <w:sz w:val="28"/>
-                <w:szCs w:val="28"/>
-                <w:rtl/>
-              </w:rPr>
-            </w:pPr>
+            <w:proofErr w:type="spellEnd"/>
             <w:r>
               <w:rPr>
                 <w:rFonts w:cs="David" w:hint="cs"/>
@@ -3212,230 +3121,7 @@
                 <w:szCs w:val="28"/>
                 <w:rtl/>
               </w:rPr>
-              <w:t xml:space="preserve">{lineTotal}{/items}</w:t>
-            </w:r>
-          </w:p>
-        </w:tc>
-      </w:tr>
-    </w:tbl>
-    <w:p>
-      <w:pPr>
-        <w:rPr>
-          <w:vanish/>
-        </w:rPr>
-      </w:pPr>
-    </w:p>
-    <w:tbl>
-      <w:tblPr>
-        <w:tblpPr w:leftFromText="180" w:rightFromText="180" w:vertAnchor="text" w:horzAnchor="page" w:tblpX="2434" w:tblpY="249"/>
-        <w:bidiVisual/>
-        <w:tblW w:w="0" w:type="auto"/>
-        <w:tblBorders>
-          <w:top w:val="single" w:sz="4" w:space="0" w:color="auto"/>
-          <w:left w:val="single" w:sz="4" w:space="0" w:color="auto"/>
-          <w:bottom w:val="single" w:sz="4" w:space="0" w:color="auto"/>
-          <w:right w:val="single" w:sz="4" w:space="0" w:color="auto"/>
-          <w:insideH w:val="single" w:sz="4" w:space="0" w:color="auto"/>
-          <w:insideV w:val="single" w:sz="4" w:space="0" w:color="auto"/>
-        </w:tblBorders>
-        <w:tblLook w:val="04A0" w:firstRow="1" w:lastRow="0" w:firstColumn="1" w:lastColumn="0" w:noHBand="0" w:noVBand="1"/>
-      </w:tblPr>
-      <w:tblGrid>
-        <w:gridCol w:w="1764"/>
-        <w:gridCol w:w="1764"/>
-      </w:tblGrid>
-      <w:tr>
-        <w:tc>
-          <w:tcPr>
-            <w:tcW w:w="1764" w:type="dxa"/>
-          </w:tcPr>
-          <w:p>
-            <w:pPr>
-              <w:rPr>
-                <w:rFonts w:cs="David"/>
-                <w:b/>
-                <w:bCs/>
-                <w:sz w:val="28"/>
-                <w:szCs w:val="28"/>
-                <w:rtl/>
-              </w:rPr>
-            </w:pPr>
-            <w:r>
-              <w:rPr>
-                <w:rFonts w:cs="David" w:hint="cs"/>
-                <w:b/>
-                <w:bCs/>
-                <w:sz w:val="28"/>
-                <w:szCs w:val="28"/>
-                <w:rtl/>
-              </w:rPr>
-              <w:t>סה"כ</w:t>
-            </w:r>
-          </w:p>
-        </w:tc>
-        <w:tc>
-          <w:tcPr>
-            <w:tcW w:w="1764" w:type="dxa"/>
-          </w:tcPr>
-          <w:p>
-            <w:pPr>
-              <w:rPr>
-                <w:rFonts w:cs="David"/>
-                <w:b/>
-                <w:bCs/>
-                <w:sz w:val="28"/>
-                <w:szCs w:val="28"/>
-                <w:rtl/>
-              </w:rPr>
-            </w:pPr>
-            <w:r>
-              <w:rPr>
-                <w:rFonts w:cs="David" w:hint="cs"/>
-                <w:b/>
-                <w:bCs/>
-                <w:sz w:val="28"/>
-                <w:szCs w:val="28"/>
-                <w:rtl/>
-              </w:rPr>
-              <w:t xml:space="preserve">{subtotalAfterDiscount}</w:t>
-            </w:r>
-          </w:p>
-        </w:tc>
-      </w:tr>
-      <w:tr>
-        <w:tc>
-          <w:tcPr>
-            <w:tcW w:w="1764" w:type="dxa"/>
-          </w:tcPr>
-          <w:p>
-            <w:pPr>
-              <w:rPr>
-                <w:rFonts w:cs="David"/>
-                <w:b/>
-                <w:bCs/>
-                <w:sz w:val="28"/>
-                <w:szCs w:val="28"/>
-                <w:rtl/>
-              </w:rPr>
-            </w:pPr>
-            <w:r>
-              <w:rPr>
-                <w:rFonts w:cs="David" w:hint="cs"/>
-                <w:b/>
-                <w:bCs/>
-                <w:sz w:val="28"/>
-                <w:szCs w:val="28"/>
-                <w:rtl/>
-              </w:rPr>
-              <w:t>מע"מ 1</w:t>
-            </w:r>
-            <w:r>
-              <w:rPr>
-                <w:rFonts w:cs="David" w:hint="cs"/>
-                <w:b/>
-                <w:bCs/>
-                <w:sz w:val="28"/>
-                <w:szCs w:val="28"/>
-                <w:rtl/>
-              </w:rPr>
-              <w:t>8</w:t>
-            </w:r>
-            <w:r>
-              <w:rPr>
-                <w:rFonts w:cs="David" w:hint="cs"/>
-                <w:b/>
-                <w:bCs/>
-                <w:sz w:val="28"/>
-                <w:szCs w:val="28"/>
-                <w:rtl/>
-              </w:rPr>
-              <w:t>%</w:t>
-            </w:r>
-          </w:p>
-        </w:tc>
-        <w:tc>
-          <w:tcPr>
-            <w:tcW w:w="1764" w:type="dxa"/>
-          </w:tcPr>
-          <w:p>
-            <w:pPr>
-              <w:rPr>
-                <w:rFonts w:cs="David"/>
-                <w:b/>
-                <w:bCs/>
-                <w:sz w:val="28"/>
-                <w:szCs w:val="28"/>
-                <w:rtl/>
-              </w:rPr>
-            </w:pPr>
-            <w:r>
-              <w:rPr>
-                <w:rFonts w:cs="David" w:hint="cs"/>
-                <w:b/>
-                <w:bCs/>
-                <w:sz w:val="28"/>
-                <w:szCs w:val="28"/>
-                <w:rtl/>
-              </w:rPr>
-              <w:t xml:space="preserve">{vatAmount}</w:t>
-            </w:r>
-          </w:p>
-        </w:tc>
-      </w:tr>
-      <w:tr>
-        <w:tc>
-          <w:tcPr>
-            <w:tcW w:w="1764" w:type="dxa"/>
-          </w:tcPr>
-          <w:p>
-            <w:pPr>
-              <w:rPr>
-                <w:rFonts w:cs="David"/>
-                <w:b/>
-                <w:bCs/>
-                <w:sz w:val="28"/>
-                <w:szCs w:val="28"/>
-                <w:rtl/>
-              </w:rPr>
-            </w:pPr>
-            <w:r>
-              <w:rPr>
-                <w:rFonts w:cs="David" w:hint="cs"/>
-                <w:b/>
-                <w:bCs/>
-                <w:sz w:val="28"/>
-                <w:szCs w:val="28"/>
-                <w:rtl/>
-              </w:rPr>
-              <w:t xml:space="preserve">סה"כ לתשלום </w:t>
-            </w:r>
-          </w:p>
-        </w:tc>
-        <w:tc>
-          <w:tcPr>
-            <w:tcW w:w="1764" w:type="dxa"/>
-          </w:tcPr>
-          <w:p>
-            <w:pPr>
-              <w:rPr>
-                <w:rFonts w:cs="David"/>
-                <w:b/>
-                <w:bCs/>
-                <w:sz w:val="28"/>
-                <w:szCs w:val="28"/>
-                <w:rtl/>
-              </w:rPr>
-            </w:pPr>
-            <w:r>
-              <w:rPr>
-                <w:rFonts w:cs="David" w:hint="cs"/>
-                <w:b/>
-                <w:bCs/>
-                <w:sz w:val="28"/>
-                <w:szCs w:val="28"/>
-                <w:rtl/>
-              </w:rPr>
-              <w:t xml:space="preserve">{totalAmount}</w:t>
+              <w:t>}</w:t>
             </w:r>
           </w:p>
         </w:tc>

--- a/apps/api/templates/ע-ראדון-הצעת-מחיר-לבדיקת-גז-ראדון-קצר-טווח-לטופס-4-עלידי-בודק-ראדון-מוסמך.docx
+++ b/apps/api/templates/ע-ראדון-הצעת-מחיר-לבדיקת-גז-ראדון-קצר-טווח-לטופס-4-עלידי-בודק-ראדון-מוסמך.docx
@@ -1980,24 +1980,12 @@
         </w:rPr>
       </w:pPr>
     </w:p>
-    <w:p>
-      <w:pPr>
-        <w:rPr>
-          <w:vanish/>
-        </w:rPr>
-      </w:pPr>
-      <w:r>
-        <w:rPr>
-          <w:vanish/>
-        </w:rPr>
-        <w:t xml:space="preserve">{#hasDiscount}</w:t>
-      </w:r>
-    </w:p>
     <w:tbl>
       <w:tblPr>
         <w:bidiVisual/>
-        <w:tblW w:w="10466" w:type="dxa"/>
-        <w:tblLayout w:type="fixed"/>
+        <w:tblW w:w="0" w:type="auto"/>
+        <w:tblLayout w:type="autofit"/>
+        <w:jc w:val="right"/>
         <w:tblBorders>
           <w:top w:val="single" w:sz="4" w:space="0" w:color="auto"/>
           <w:left w:val="single" w:sz="4" w:space="0" w:color="auto"/>
@@ -2009,30 +1997,23 @@
         <w:tblLook w:val="04A0" w:firstRow="1" w:lastRow="0" w:firstColumn="1" w:lastColumn="0" w:noHBand="0" w:noVBand="1"/>
       </w:tblPr>
       <w:tblGrid>
-        <w:gridCol w:w="700"/>
-        <w:gridCol w:w="900"/>
-        <w:gridCol w:w="2900"/>
-        <w:gridCol w:w="900"/>
-        <w:gridCol w:w="1400"/>
-        <w:gridCol w:w="1400"/>
-        <w:gridCol w:w="2266"/>
+        <w:gridCol/>
+        <w:gridCol/>
+        <w:gridCol/>
+        <w:gridCol/>
+        <w:gridCol/>
+        <w:gridCol/>
+        <w:gridCol/>
       </w:tblGrid>
       <w:tr>
         <w:tc>
           <w:tcPr>
-            <w:tcW w:w="700" w:type="dxa"/>
-            <w:tcBorders>
-              <w:top w:val="single" w:sz="4" w:space="0" w:color="auto"/>
-              <w:left w:val="single" w:sz="4" w:space="0" w:color="auto"/>
-              <w:bottom w:val="single" w:sz="4" w:space="0" w:color="auto"/>
-              <w:right w:val="single" w:sz="4" w:space="0" w:color="auto"/>
-            </w:tcBorders>
-            <w:hideMark/>
+            <w:tcW w:w="0" w:type="auto"/>
           </w:tcPr>
           <w:p>
             <w:pPr>
               <w:rPr>
-                <w:rFonts w:cs="David"/>
+                <w:rFonts w:cs="David" w:hint="cs"/>
                 <w:b/>
                 <w:bCs/>
                 <w:sz w:val="28"/>
@@ -2042,7 +2023,7 @@
             </w:pPr>
             <w:r>
               <w:rPr>
-                <w:rFonts w:cs="David"/>
+                <w:rFonts w:cs="David" w:hint="cs"/>
                 <w:b/>
                 <w:bCs/>
                 <w:sz w:val="28"/>
@@ -2055,19 +2036,12 @@
         </w:tc>
         <w:tc>
           <w:tcPr>
-            <w:tcW w:w="900" w:type="dxa"/>
-            <w:tcBorders>
-              <w:top w:val="single" w:sz="4" w:space="0" w:color="auto"/>
-              <w:left w:val="single" w:sz="4" w:space="0" w:color="auto"/>
-              <w:bottom w:val="single" w:sz="4" w:space="0" w:color="auto"/>
-              <w:right w:val="single" w:sz="4" w:space="0" w:color="auto"/>
-            </w:tcBorders>
-            <w:hideMark/>
+            <w:tcW w:w="0" w:type="auto"/>
           </w:tcPr>
           <w:p>
             <w:pPr>
               <w:rPr>
-                <w:rFonts w:cs="David"/>
+                <w:rFonts w:cs="David" w:hint="cs"/>
                 <w:b/>
                 <w:bCs/>
                 <w:sz w:val="28"/>
@@ -2077,7 +2051,7 @@
             </w:pPr>
             <w:r>
               <w:rPr>
-                <w:rFonts w:cs="David"/>
+                <w:rFonts w:cs="David" w:hint="cs"/>
                 <w:b/>
                 <w:bCs/>
                 <w:sz w:val="28"/>
@@ -2090,19 +2064,12 @@
         </w:tc>
         <w:tc>
           <w:tcPr>
-            <w:tcW w:w="2900" w:type="dxa"/>
-            <w:tcBorders>
-              <w:top w:val="single" w:sz="4" w:space="0" w:color="auto"/>
-              <w:left w:val="single" w:sz="4" w:space="0" w:color="auto"/>
-              <w:bottom w:val="single" w:sz="4" w:space="0" w:color="auto"/>
-              <w:right w:val="single" w:sz="4" w:space="0" w:color="auto"/>
-            </w:tcBorders>
-            <w:hideMark/>
+            <w:tcW w:w="0" w:type="auto"/>
           </w:tcPr>
           <w:p>
             <w:pPr>
               <w:rPr>
-                <w:rFonts w:cs="David"/>
+                <w:rFonts w:cs="David" w:hint="cs"/>
                 <w:b/>
                 <w:bCs/>
                 <w:sz w:val="28"/>
@@ -2112,7 +2079,7 @@
             </w:pPr>
             <w:r>
               <w:rPr>
-                <w:rFonts w:cs="David"/>
+                <w:rFonts w:cs="David" w:hint="cs"/>
                 <w:b/>
                 <w:bCs/>
                 <w:sz w:val="28"/>
@@ -2125,19 +2092,12 @@
         </w:tc>
         <w:tc>
           <w:tcPr>
-            <w:tcW w:w="900" w:type="dxa"/>
-            <w:tcBorders>
-              <w:top w:val="single" w:sz="4" w:space="0" w:color="auto"/>
-              <w:left w:val="single" w:sz="4" w:space="0" w:color="auto"/>
-              <w:bottom w:val="single" w:sz="4" w:space="0" w:color="auto"/>
-              <w:right w:val="single" w:sz="4" w:space="0" w:color="auto"/>
-            </w:tcBorders>
-            <w:hideMark/>
+            <w:tcW w:w="0" w:type="auto"/>
           </w:tcPr>
           <w:p>
             <w:pPr>
               <w:rPr>
-                <w:rFonts w:cs="David"/>
+                <w:rFonts w:cs="David" w:hint="cs"/>
                 <w:b/>
                 <w:bCs/>
                 <w:sz w:val="28"/>
@@ -2147,7 +2107,7 @@
             </w:pPr>
             <w:r>
               <w:rPr>
-                <w:rFonts w:cs="David"/>
+                <w:rFonts w:cs="David" w:hint="cs"/>
                 <w:b/>
                 <w:bCs/>
                 <w:sz w:val="28"/>
@@ -2160,19 +2120,12 @@
         </w:tc>
         <w:tc>
           <w:tcPr>
-            <w:tcW w:w="1400" w:type="dxa"/>
-            <w:tcBorders>
-              <w:top w:val="single" w:sz="4" w:space="0" w:color="auto"/>
-              <w:left w:val="single" w:sz="4" w:space="0" w:color="auto"/>
-              <w:bottom w:val="single" w:sz="4" w:space="0" w:color="auto"/>
-              <w:right w:val="single" w:sz="4" w:space="0" w:color="auto"/>
-            </w:tcBorders>
-            <w:hideMark/>
+            <w:tcW w:w="0" w:type="auto"/>
           </w:tcPr>
           <w:p>
             <w:pPr>
               <w:rPr>
-                <w:rFonts w:cs="David"/>
+                <w:rFonts w:cs="David" w:hint="cs"/>
                 <w:b/>
                 <w:bCs/>
                 <w:sz w:val="28"/>
@@ -2182,7 +2135,7 @@
             </w:pPr>
             <w:r>
               <w:rPr>
-                <w:rFonts w:cs="David"/>
+                <w:rFonts w:cs="David" w:hint="cs"/>
                 <w:b/>
                 <w:bCs/>
                 <w:sz w:val="28"/>
@@ -2195,19 +2148,12 @@
         </w:tc>
         <w:tc>
           <w:tcPr>
-            <w:tcW w:w="1400" w:type="dxa"/>
-            <w:tcBorders>
-              <w:top w:val="single" w:sz="4" w:space="0" w:color="auto"/>
-              <w:left w:val="single" w:sz="4" w:space="0" w:color="auto"/>
-              <w:bottom w:val="single" w:sz="4" w:space="0" w:color="auto"/>
-              <w:right w:val="single" w:sz="4" w:space="0" w:color="auto"/>
-            </w:tcBorders>
-            <w:hideMark/>
+            <w:tcW w:w="0" w:type="auto"/>
           </w:tcPr>
           <w:p>
             <w:pPr>
               <w:rPr>
-                <w:rFonts w:cs="David"/>
+                <w:rFonts w:cs="David" w:hint="cs"/>
                 <w:b/>
                 <w:bCs/>
                 <w:sz w:val="28"/>
@@ -2217,7 +2163,7 @@
             </w:pPr>
             <w:r>
               <w:rPr>
-                <w:rFonts w:cs="David"/>
+                <w:rFonts w:cs="David" w:hint="cs"/>
                 <w:b/>
                 <w:bCs/>
                 <w:sz w:val="28"/>
@@ -2230,18 +2176,12 @@
         </w:tc>
         <w:tc>
           <w:tcPr>
-            <w:tcW w:w="2266" w:type="dxa"/>
-            <w:tcBorders>
-              <w:top w:val="single" w:sz="4" w:space="0" w:color="auto"/>
-              <w:left w:val="single" w:sz="4" w:space="0" w:color="auto"/>
-              <w:bottom w:val="single" w:sz="4" w:space="0" w:color="auto"/>
-              <w:right w:val="single" w:sz="4" w:space="0" w:color="auto"/>
-            </w:tcBorders>
+            <w:tcW w:w="0" w:type="auto"/>
           </w:tcPr>
           <w:p>
             <w:pPr>
               <w:rPr>
-                <w:rFonts w:cs="David"/>
+                <w:rFonts w:cs="David" w:hint="cs"/>
                 <w:b/>
                 <w:bCs/>
                 <w:sz w:val="28"/>
@@ -2251,7 +2191,7 @@
             </w:pPr>
             <w:r>
               <w:rPr>
-                <w:rFonts w:cs="David"/>
+                <w:rFonts w:cs="David" w:hint="cs"/>
                 <w:b/>
                 <w:bCs/>
                 <w:sz w:val="28"/>
@@ -2264,7 +2204,7 @@
           <w:p>
             <w:pPr>
               <w:rPr>
-                <w:rFonts w:cs="David"/>
+                <w:rFonts w:cs="David" w:hint="cs"/>
                 <w:b/>
                 <w:bCs/>
                 <w:sz w:val="28"/>
@@ -2278,18 +2218,12 @@
       <w:tr>
         <w:tc>
           <w:tcPr>
-            <w:tcW w:w="700" w:type="dxa"/>
-            <w:tcBorders>
-              <w:top w:val="single" w:sz="4" w:space="0" w:color="auto"/>
-              <w:left w:val="single" w:sz="4" w:space="0" w:color="auto"/>
-              <w:bottom w:val="single" w:sz="4" w:space="0" w:color="auto"/>
-              <w:right w:val="single" w:sz="4" w:space="0" w:color="auto"/>
-            </w:tcBorders>
+            <w:tcW w:w="0" w:type="auto"/>
           </w:tcPr>
           <w:p>
             <w:pPr>
               <w:rPr>
-                <w:rFonts w:cs="David"/>
+                <w:rFonts w:cs="David" w:hint="cs"/>
                 <w:b/>
                 <w:bCs/>
                 <w:sz w:val="28"/>
@@ -2314,18 +2248,12 @@
         </w:tc>
         <w:tc>
           <w:tcPr>
-            <w:tcW w:w="900" w:type="dxa"/>
-            <w:tcBorders>
-              <w:top w:val="single" w:sz="4" w:space="0" w:color="auto"/>
-              <w:left w:val="single" w:sz="4" w:space="0" w:color="auto"/>
-              <w:bottom w:val="single" w:sz="4" w:space="0" w:color="auto"/>
-              <w:right w:val="single" w:sz="4" w:space="0" w:color="auto"/>
-            </w:tcBorders>
+            <w:tcW w:w="0" w:type="auto"/>
           </w:tcPr>
           <w:p>
             <w:pPr>
               <w:rPr>
-                <w:rFonts w:cs="David"/>
+                <w:rFonts w:cs="David" w:hint="cs"/>
                 <w:b/>
                 <w:bCs/>
                 <w:sz w:val="28"/>
@@ -2333,8 +2261,6 @@
                 <w:rtl/>
               </w:rPr>
             </w:pPr>
-            <w:bookmarkStart w:id="8" w:name="fldMakat"/>
-            <w:bookmarkEnd w:id="8"/>
             <w:r>
               <w:rPr>
                 <w:rFonts w:cs="David" w:hint="cs"/>
@@ -2344,9 +2270,25 @@
                 <w:szCs w:val="28"/>
                 <w:rtl/>
               </w:rPr>
-              <w:t>{</w:t>
+              <w:t xml:space="preserve">{itemCode}</w:t>
             </w:r>
-            <w:proofErr w:type="spellStart"/>
+          </w:p>
+        </w:tc>
+        <w:tc>
+          <w:tcPr>
+            <w:tcW w:w="0" w:type="auto"/>
+          </w:tcPr>
+          <w:p>
+            <w:pPr>
+              <w:rPr>
+                <w:rFonts w:cs="David" w:hint="cs"/>
+                <w:b/>
+                <w:bCs/>
+                <w:sz w:val="28"/>
+                <w:szCs w:val="28"/>
+                <w:rtl/>
+              </w:rPr>
+            </w:pPr>
             <w:r>
               <w:rPr>
                 <w:rFonts w:cs="David" w:hint="cs"/>
@@ -2356,9 +2298,25 @@
                 <w:szCs w:val="28"/>
                 <w:rtl/>
               </w:rPr>
-              <w:t>itemCode</w:t>
+              <w:t xml:space="preserve">{description}</w:t>
             </w:r>
-            <w:proofErr w:type="spellEnd"/>
+          </w:p>
+        </w:tc>
+        <w:tc>
+          <w:tcPr>
+            <w:tcW w:w="0" w:type="auto"/>
+          </w:tcPr>
+          <w:p>
+            <w:pPr>
+              <w:rPr>
+                <w:rFonts w:cs="David" w:hint="cs"/>
+                <w:b/>
+                <w:bCs/>
+                <w:sz w:val="28"/>
+                <w:szCs w:val="28"/>
+                <w:rtl/>
+              </w:rPr>
+            </w:pPr>
             <w:r>
               <w:rPr>
                 <w:rFonts w:cs="David" w:hint="cs"/>
@@ -2368,24 +2326,18 @@
                 <w:szCs w:val="28"/>
                 <w:rtl/>
               </w:rPr>
-              <w:t>}</w:t>
+              <w:t xml:space="preserve">{quantity}</w:t>
             </w:r>
           </w:p>
         </w:tc>
         <w:tc>
           <w:tcPr>
-            <w:tcW w:w="2900" w:type="dxa"/>
-            <w:tcBorders>
-              <w:top w:val="single" w:sz="4" w:space="0" w:color="auto"/>
-              <w:left w:val="single" w:sz="4" w:space="0" w:color="auto"/>
-              <w:bottom w:val="single" w:sz="4" w:space="0" w:color="auto"/>
-              <w:right w:val="single" w:sz="4" w:space="0" w:color="auto"/>
-            </w:tcBorders>
+            <w:tcW w:w="0" w:type="auto"/>
           </w:tcPr>
           <w:p>
             <w:pPr>
               <w:rPr>
-                <w:rFonts w:cs="David"/>
+                <w:rFonts w:cs="David" w:hint="cs"/>
                 <w:b/>
                 <w:bCs/>
                 <w:sz w:val="28"/>
@@ -2393,8 +2345,6 @@
                 <w:rtl/>
               </w:rPr>
             </w:pPr>
-            <w:bookmarkStart w:id="9" w:name="fldProduct"/>
-            <w:bookmarkEnd w:id="9"/>
             <w:r>
               <w:rPr>
                 <w:rFonts w:cs="David" w:hint="cs"/>
@@ -2404,9 +2354,25 @@
                 <w:szCs w:val="28"/>
                 <w:rtl/>
               </w:rPr>
-              <w:t>{</w:t>
+              <w:t xml:space="preserve">{unitPrice}</w:t>
             </w:r>
-            <w:proofErr w:type="spellStart"/>
+          </w:p>
+        </w:tc>
+        <w:tc>
+          <w:tcPr>
+            <w:tcW w:w="0" w:type="auto"/>
+          </w:tcPr>
+          <w:p>
+            <w:pPr>
+              <w:rPr>
+                <w:rFonts w:cs="David" w:hint="cs"/>
+                <w:b/>
+                <w:bCs/>
+                <w:sz w:val="28"/>
+                <w:szCs w:val="28"/>
+                <w:rtl/>
+              </w:rPr>
+            </w:pPr>
             <w:r>
               <w:rPr>
                 <w:rFonts w:cs="David" w:hint="cs"/>
@@ -2416,9 +2382,24 @@
                 <w:szCs w:val="28"/>
                 <w:rtl/>
               </w:rPr>
-              <w:t>description</w:t>
+              <w:t xml:space="preserve">{lineDiscountPercent}</w:t>
             </w:r>
-            <w:proofErr w:type="spellEnd"/>
+          </w:p>
+        </w:tc>
+        <w:tc>
+          <w:tcPr>
+            <w:tcW w:w="0" w:type="auto"/>
+          </w:tcPr>
+          <w:p>
+            <w:pPr>
+              <w:rPr>
+                <w:rFonts w:cs="David" w:hint="cs"/>
+                <w:b/>
+                <w:bCs/>
+                <w:sz w:val="28"/>
+                <w:szCs w:val="28"/>
+              </w:rPr>
+            </w:pPr>
             <w:r>
               <w:rPr>
                 <w:rFonts w:cs="David" w:hint="cs"/>
@@ -2428,292 +2409,20 @@
                 <w:szCs w:val="28"/>
                 <w:rtl/>
               </w:rPr>
-              <w:t>}</w:t>
-            </w:r>
-          </w:p>
-        </w:tc>
-        <w:tc>
-          <w:tcPr>
-            <w:tcW w:w="900" w:type="dxa"/>
-            <w:tcBorders>
-              <w:top w:val="single" w:sz="4" w:space="0" w:color="auto"/>
-              <w:left w:val="single" w:sz="4" w:space="0" w:color="auto"/>
-              <w:bottom w:val="single" w:sz="4" w:space="0" w:color="auto"/>
-              <w:right w:val="single" w:sz="4" w:space="0" w:color="auto"/>
-            </w:tcBorders>
-          </w:tcPr>
-          <w:p>
-            <w:pPr>
-              <w:rPr>
-                <w:rFonts w:cs="David"/>
-                <w:b/>
-                <w:bCs/>
-                <w:sz w:val="28"/>
-                <w:szCs w:val="28"/>
-                <w:rtl/>
-              </w:rPr>
-            </w:pPr>
-            <w:bookmarkStart w:id="10" w:name="fldAmmount"/>
-            <w:bookmarkEnd w:id="10"/>
-            <w:r>
-              <w:rPr>
-                <w:rFonts w:cs="David" w:hint="cs"/>
-                <w:b/>
-                <w:bCs/>
-                <w:sz w:val="28"/>
-                <w:szCs w:val="28"/>
-                <w:rtl/>
-              </w:rPr>
-              <w:t>{</w:t>
-            </w:r>
-            <w:proofErr w:type="spellStart"/>
-            <w:r>
-              <w:rPr>
-                <w:rFonts w:cs="David" w:hint="cs"/>
-                <w:b/>
-                <w:bCs/>
-                <w:sz w:val="28"/>
-                <w:szCs w:val="28"/>
-                <w:rtl/>
-              </w:rPr>
-              <w:t>quantity</w:t>
-            </w:r>
-            <w:proofErr w:type="spellEnd"/>
-            <w:r>
-              <w:rPr>
-                <w:rFonts w:cs="David" w:hint="cs"/>
-                <w:b/>
-                <w:bCs/>
-                <w:sz w:val="28"/>
-                <w:szCs w:val="28"/>
-                <w:rtl/>
-              </w:rPr>
-              <w:t>}</w:t>
-            </w:r>
-          </w:p>
-        </w:tc>
-        <w:tc>
-          <w:tcPr>
-            <w:tcW w:w="1400" w:type="dxa"/>
-            <w:tcBorders>
-              <w:top w:val="single" w:sz="4" w:space="0" w:color="auto"/>
-              <w:left w:val="single" w:sz="4" w:space="0" w:color="auto"/>
-              <w:bottom w:val="single" w:sz="4" w:space="0" w:color="auto"/>
-              <w:right w:val="single" w:sz="4" w:space="0" w:color="auto"/>
-            </w:tcBorders>
-          </w:tcPr>
-          <w:p>
-            <w:pPr>
-              <w:rPr>
-                <w:rFonts w:cs="David"/>
-                <w:b/>
-                <w:bCs/>
-                <w:sz w:val="28"/>
-                <w:szCs w:val="28"/>
-                <w:rtl/>
-              </w:rPr>
-            </w:pPr>
-            <w:bookmarkStart w:id="11" w:name="fldPrice"/>
-            <w:bookmarkEnd w:id="11"/>
-            <w:r>
-              <w:rPr>
-                <w:rFonts w:cs="David" w:hint="cs"/>
-                <w:b/>
-                <w:bCs/>
-                <w:sz w:val="28"/>
-                <w:szCs w:val="28"/>
-                <w:rtl/>
-              </w:rPr>
-              <w:t>{</w:t>
-            </w:r>
-            <w:proofErr w:type="spellStart"/>
-            <w:r>
-              <w:rPr>
-                <w:rFonts w:cs="David" w:hint="cs"/>
-                <w:b/>
-                <w:bCs/>
-                <w:sz w:val="28"/>
-                <w:szCs w:val="28"/>
-                <w:rtl/>
-              </w:rPr>
-              <w:t>unitPrice</w:t>
-            </w:r>
-            <w:proofErr w:type="spellEnd"/>
-            <w:r>
-              <w:rPr>
-                <w:rFonts w:cs="David" w:hint="cs"/>
-                <w:b/>
-                <w:bCs/>
-                <w:sz w:val="28"/>
-                <w:szCs w:val="28"/>
-                <w:rtl/>
-              </w:rPr>
-              <w:t>}</w:t>
-            </w:r>
-          </w:p>
-        </w:tc>
-        <w:tc>
-          <w:tcPr>
-            <w:tcW w:w="1400" w:type="dxa"/>
-            <w:tcBorders>
-              <w:top w:val="single" w:sz="4" w:space="0" w:color="auto"/>
-              <w:left w:val="single" w:sz="4" w:space="0" w:color="auto"/>
-              <w:bottom w:val="single" w:sz="4" w:space="0" w:color="auto"/>
-              <w:right w:val="single" w:sz="4" w:space="0" w:color="auto"/>
-            </w:tcBorders>
-          </w:tcPr>
-          <w:p>
-            <w:pPr>
-              <w:rPr>
-                <w:rFonts w:cs="David"/>
-                <w:b/>
-                <w:bCs/>
-                <w:sz w:val="28"/>
-                <w:szCs w:val="28"/>
-                <w:rtl/>
-              </w:rPr>
-            </w:pPr>
-            <w:bookmarkStart w:id="12" w:name="fldLineDiscount"/>
-            <w:bookmarkEnd w:id="12"/>
-            <w:r>
-              <w:rPr>
-                <w:rFonts w:cs="David" w:hint="cs"/>
-                <w:b/>
-                <w:bCs/>
-                <w:sz w:val="28"/>
-                <w:szCs w:val="28"/>
-                <w:rtl/>
-              </w:rPr>
-              <w:t>{</w:t>
-            </w:r>
-            <w:proofErr w:type="spellStart"/>
-            <w:r>
-              <w:rPr>
-                <w:rFonts w:cs="David" w:hint="cs"/>
-                <w:b/>
-                <w:bCs/>
-                <w:sz w:val="28"/>
-                <w:szCs w:val="28"/>
-                <w:rtl/>
-              </w:rPr>
-              <w:t>lineDiscountPercent</w:t>
-            </w:r>
-            <w:proofErr w:type="spellEnd"/>
-            <w:r>
-              <w:rPr>
-                <w:rFonts w:cs="David" w:hint="cs"/>
-                <w:b/>
-                <w:bCs/>
-                <w:sz w:val="28"/>
-                <w:szCs w:val="28"/>
-                <w:rtl/>
-              </w:rPr>
-              <w:t>}</w:t>
-            </w:r>
-          </w:p>
-        </w:tc>
-        <w:tc>
-          <w:tcPr>
-            <w:tcW w:w="2266" w:type="dxa"/>
-            <w:tcBorders>
-              <w:top w:val="single" w:sz="4" w:space="0" w:color="auto"/>
-              <w:left w:val="single" w:sz="4" w:space="0" w:color="auto"/>
-              <w:bottom w:val="single" w:sz="4" w:space="0" w:color="auto"/>
-              <w:right w:val="single" w:sz="4" w:space="0" w:color="auto"/>
-            </w:tcBorders>
-          </w:tcPr>
-          <w:p>
-            <w:pPr>
-              <w:rPr>
-                <w:rFonts w:cs="David"/>
-                <w:b/>
-                <w:bCs/>
-                <w:sz w:val="28"/>
-                <w:szCs w:val="28"/>
-                <w:rtl/>
-              </w:rPr>
-            </w:pPr>
-            <w:bookmarkStart w:id="13" w:name="fldLineTotal"/>
-            <w:bookmarkEnd w:id="13"/>
-            <w:r>
-              <w:rPr>
-                <w:rFonts w:cs="David" w:hint="cs"/>
-                <w:b/>
-                <w:bCs/>
-                <w:sz w:val="28"/>
-                <w:szCs w:val="28"/>
-                <w:rtl/>
-              </w:rPr>
-              <w:t>{</w:t>
-            </w:r>
-            <w:proofErr w:type="spellStart"/>
-            <w:r>
-              <w:rPr>
-                <w:rFonts w:cs="David" w:hint="cs"/>
-                <w:b/>
-                <w:bCs/>
-                <w:sz w:val="28"/>
-                <w:szCs w:val="28"/>
-                <w:rtl/>
-              </w:rPr>
-              <w:t>lineTotal</w:t>
-            </w:r>
-            <w:proofErr w:type="spellEnd"/>
-            <w:r>
-              <w:rPr>
-                <w:rFonts w:cs="David" w:hint="cs"/>
-                <w:b/>
-                <w:bCs/>
-                <w:sz w:val="28"/>
-                <w:szCs w:val="28"/>
-                <w:rtl/>
-              </w:rPr>
-              <w:t>}{/</w:t>
-            </w:r>
-            <w:proofErr w:type="spellStart"/>
-            <w:r>
-              <w:rPr>
-                <w:rFonts w:cs="David" w:hint="cs"/>
-                <w:b/>
-                <w:bCs/>
-                <w:sz w:val="28"/>
-                <w:szCs w:val="28"/>
-                <w:rtl/>
-              </w:rPr>
-              <w:t>items</w:t>
-            </w:r>
-            <w:proofErr w:type="spellEnd"/>
-            <w:r>
-              <w:rPr>
-                <w:rFonts w:cs="David" w:hint="cs"/>
-                <w:b/>
-                <w:bCs/>
-                <w:sz w:val="28"/>
-                <w:szCs w:val="28"/>
-                <w:rtl/>
-              </w:rPr>
-              <w:t>}</w:t>
+              <w:t xml:space="preserve">{lineTotal}{/items}</w:t>
             </w:r>
           </w:p>
         </w:tc>
       </w:tr>
     </w:tbl>
-    <w:p>
-      <w:pPr>
-        <w:rPr>
-          <w:rFonts w:cs="David"/>
-          <w:vanish/>
-          <w:sz w:val="28"/>
-          <w:szCs w:val="28"/>
-          <w:rtl/>
-        </w:rPr>
-      </w:pPr>
-    </w:p>
+    <w:p/>
+    <w:p/>
     <w:tbl>
       <w:tblPr>
-        <w:tblpPr w:leftFromText="180" w:rightFromText="180" w:vertAnchor="text" w:horzAnchor="page" w:tblpX="67" w:tblpY="199"/>
         <w:bidiVisual/>
         <w:tblW w:w="0" w:type="auto"/>
+        <w:tblLayout w:type="autofit"/>
+        <w:jc w:val="right"/>
         <w:tblBorders>
           <w:top w:val="single" w:sz="4" w:space="0" w:color="auto"/>
           <w:left w:val="single" w:sz="4" w:space="0" w:color="auto"/>
@@ -2725,34 +2434,28 @@
         <w:tblLook w:val="04A0" w:firstRow="1" w:lastRow="0" w:firstColumn="1" w:lastColumn="0" w:noHBand="0" w:noVBand="1"/>
       </w:tblPr>
       <w:tblGrid>
-        <w:gridCol w:w="1764"/>
-        <w:gridCol w:w="3145"/>
+        <w:gridCol/>
+        <w:gridCol/>
       </w:tblGrid>
       <w:tr>
         <w:tc>
           <w:tcPr>
-            <w:tcW w:w="1764" w:type="dxa"/>
-            <w:tcBorders>
-              <w:top w:val="single" w:sz="4" w:space="0" w:color="auto"/>
-              <w:left w:val="single" w:sz="4" w:space="0" w:color="auto"/>
-              <w:bottom w:val="single" w:sz="4" w:space="0" w:color="auto"/>
-              <w:right w:val="single" w:sz="4" w:space="0" w:color="auto"/>
-            </w:tcBorders>
-            <w:hideMark/>
+            <w:tcW w:w="0" w:type="auto"/>
           </w:tcPr>
           <w:p>
             <w:pPr>
               <w:rPr>
-                <w:rFonts w:cs="David"/>
+                <w:rFonts w:cs="David" w:hint="cs"/>
                 <w:b/>
                 <w:bCs/>
                 <w:sz w:val="28"/>
                 <w:szCs w:val="28"/>
+                <w:rtl/>
               </w:rPr>
             </w:pPr>
             <w:r>
               <w:rPr>
-                <w:rFonts w:cs="David"/>
+                <w:rFonts w:cs="David" w:hint="cs"/>
                 <w:b/>
                 <w:bCs/>
                 <w:sz w:val="28"/>
@@ -2776,18 +2479,12 @@
         </w:tc>
         <w:tc>
           <w:tcPr>
-            <w:tcW w:w="2414" w:type="dxa"/>
-            <w:tcBorders>
-              <w:top w:val="single" w:sz="4" w:space="0" w:color="auto"/>
-              <w:left w:val="single" w:sz="4" w:space="0" w:color="auto"/>
-              <w:bottom w:val="single" w:sz="4" w:space="0" w:color="auto"/>
-              <w:right w:val="single" w:sz="4" w:space="0" w:color="auto"/>
-            </w:tcBorders>
+            <w:tcW w:w="0" w:type="auto"/>
           </w:tcPr>
           <w:p>
             <w:pPr>
               <w:rPr>
-                <w:rFonts w:cs="David"/>
+                <w:rFonts w:cs="David" w:hint="cs"/>
                 <w:b/>
                 <w:bCs/>
                 <w:sz w:val="28"/>
@@ -2795,8 +2492,6 @@
                 <w:rtl/>
               </w:rPr>
             </w:pPr>
-            <w:bookmarkStart w:id="14" w:name="fldDiscount"/>
-            <w:bookmarkEnd w:id="14"/>
             <w:r>
               <w:rPr>
                 <w:rFonts w:cs="David" w:hint="cs"/>
@@ -2806,31 +2501,7 @@
                 <w:szCs w:val="28"/>
                 <w:rtl/>
               </w:rPr>
-              <w:t>{</w:t>
-            </w:r>
-            <w:proofErr w:type="spellStart"/>
-            <w:r>
-              <w:rPr>
-                <w:rFonts w:cs="David" w:hint="cs"/>
-                <w:b/>
-                <w:bCs/>
-                <w:sz w:val="28"/>
-                <w:szCs w:val="28"/>
-                <w:rtl/>
-              </w:rPr>
-              <w:t>discountPercent</w:t>
-            </w:r>
-            <w:proofErr w:type="spellEnd"/>
-            <w:r>
-              <w:rPr>
-                <w:rFonts w:cs="David" w:hint="cs"/>
-                <w:b/>
-                <w:bCs/>
-                <w:sz w:val="28"/>
-                <w:szCs w:val="28"/>
-                <w:rtl/>
-              </w:rPr>
-              <w:t>}</w:t>
+              <w:t xml:space="preserve">{discountPercent}</w:t>
             </w:r>
           </w:p>
         </w:tc>
@@ -2838,19 +2509,12 @@
       <w:tr>
         <w:tc>
           <w:tcPr>
-            <w:tcW w:w="1764" w:type="dxa"/>
-            <w:tcBorders>
-              <w:top w:val="single" w:sz="4" w:space="0" w:color="auto"/>
-              <w:left w:val="single" w:sz="4" w:space="0" w:color="auto"/>
-              <w:bottom w:val="single" w:sz="4" w:space="0" w:color="auto"/>
-              <w:right w:val="single" w:sz="4" w:space="0" w:color="auto"/>
-            </w:tcBorders>
-            <w:hideMark/>
+            <w:tcW w:w="0" w:type="auto"/>
           </w:tcPr>
           <w:p>
             <w:pPr>
               <w:rPr>
-                <w:rFonts w:cs="David"/>
+                <w:rFonts w:cs="David" w:hint="cs"/>
                 <w:b/>
                 <w:bCs/>
                 <w:sz w:val="28"/>
@@ -2860,7 +2524,7 @@
             </w:pPr>
             <w:r>
               <w:rPr>
-                <w:rFonts w:cs="David"/>
+                <w:rFonts w:cs="David" w:hint="cs"/>
                 <w:b/>
                 <w:bCs/>
                 <w:sz w:val="28"/>
@@ -2873,18 +2537,12 @@
         </w:tc>
         <w:tc>
           <w:tcPr>
-            <w:tcW w:w="2414" w:type="dxa"/>
-            <w:tcBorders>
-              <w:top w:val="single" w:sz="4" w:space="0" w:color="auto"/>
-              <w:left w:val="single" w:sz="4" w:space="0" w:color="auto"/>
-              <w:bottom w:val="single" w:sz="4" w:space="0" w:color="auto"/>
-              <w:right w:val="single" w:sz="4" w:space="0" w:color="auto"/>
-            </w:tcBorders>
+            <w:tcW w:w="0" w:type="auto"/>
           </w:tcPr>
           <w:p>
             <w:pPr>
               <w:rPr>
-                <w:rFonts w:cs="David"/>
+                <w:rFonts w:cs="David" w:hint="cs"/>
                 <w:b/>
                 <w:bCs/>
                 <w:sz w:val="28"/>
@@ -2892,8 +2550,6 @@
                 <w:rtl/>
               </w:rPr>
             </w:pPr>
-            <w:bookmarkStart w:id="15" w:name="fldTotalAfterDiscount"/>
-            <w:bookmarkEnd w:id="15"/>
             <w:r>
               <w:rPr>
                 <w:rFonts w:cs="David" w:hint="cs"/>
@@ -2903,9 +2559,27 @@
                 <w:szCs w:val="28"/>
                 <w:rtl/>
               </w:rPr>
-              <w:t>{</w:t>
+              <w:t xml:space="preserve">{subtotalAfterDiscount}</w:t>
             </w:r>
-            <w:proofErr w:type="spellStart"/>
+          </w:p>
+        </w:tc>
+      </w:tr>
+      <w:tr>
+        <w:tc>
+          <w:tcPr>
+            <w:tcW w:w="0" w:type="auto"/>
+          </w:tcPr>
+          <w:p>
+            <w:pPr>
+              <w:rPr>
+                <w:rFonts w:cs="David" w:hint="cs"/>
+                <w:b/>
+                <w:bCs/>
+                <w:sz w:val="28"/>
+                <w:szCs w:val="28"/>
+                <w:rtl/>
+              </w:rPr>
+            </w:pPr>
             <w:r>
               <w:rPr>
                 <w:rFonts w:cs="David" w:hint="cs"/>
@@ -2915,9 +2589,8 @@
                 <w:szCs w:val="28"/>
                 <w:rtl/>
               </w:rPr>
-              <w:t>subtotalAfterDiscount</w:t>
+              <w:t>מע"מ 1</w:t>
             </w:r>
-            <w:proofErr w:type="spellEnd"/>
             <w:r>
               <w:rPr>
                 <w:rFonts w:cs="David" w:hint="cs"/>
@@ -2927,27 +2600,29 @@
                 <w:szCs w:val="28"/>
                 <w:rtl/>
               </w:rPr>
-              <w:t>}</w:t>
+              <w:t>8</w:t>
+            </w:r>
+            <w:r>
+              <w:rPr>
+                <w:rFonts w:cs="David" w:hint="cs"/>
+                <w:b/>
+                <w:bCs/>
+                <w:sz w:val="28"/>
+                <w:szCs w:val="28"/>
+                <w:rtl/>
+              </w:rPr>
+              <w:t>%</w:t>
             </w:r>
           </w:p>
         </w:tc>
-      </w:tr>
-      <w:tr>
         <w:tc>
           <w:tcPr>
-            <w:tcW w:w="1764" w:type="dxa"/>
-            <w:tcBorders>
-              <w:top w:val="single" w:sz="4" w:space="0" w:color="auto"/>
-              <w:left w:val="single" w:sz="4" w:space="0" w:color="auto"/>
-              <w:bottom w:val="single" w:sz="4" w:space="0" w:color="auto"/>
-              <w:right w:val="single" w:sz="4" w:space="0" w:color="auto"/>
-            </w:tcBorders>
-            <w:hideMark/>
+            <w:tcW w:w="0" w:type="auto"/>
           </w:tcPr>
           <w:p>
             <w:pPr>
               <w:rPr>
-                <w:rFonts w:cs="David"/>
+                <w:rFonts w:cs="David" w:hint="cs"/>
                 <w:b/>
                 <w:bCs/>
                 <w:sz w:val="28"/>
@@ -2957,42 +2632,6 @@
             </w:pPr>
             <w:r>
               <w:rPr>
-                <w:rFonts w:cs="David"/>
-                <w:b/>
-                <w:bCs/>
-                <w:sz w:val="28"/>
-                <w:szCs w:val="28"/>
-                <w:rtl/>
-              </w:rPr>
-              <w:t>מע"מ 18%</w:t>
-            </w:r>
-          </w:p>
-        </w:tc>
-        <w:tc>
-          <w:tcPr>
-            <w:tcW w:w="2414" w:type="dxa"/>
-            <w:tcBorders>
-              <w:top w:val="single" w:sz="4" w:space="0" w:color="auto"/>
-              <w:left w:val="single" w:sz="4" w:space="0" w:color="auto"/>
-              <w:bottom w:val="single" w:sz="4" w:space="0" w:color="auto"/>
-              <w:right w:val="single" w:sz="4" w:space="0" w:color="auto"/>
-            </w:tcBorders>
-          </w:tcPr>
-          <w:p>
-            <w:pPr>
-              <w:rPr>
-                <w:rFonts w:cs="David"/>
-                <w:b/>
-                <w:bCs/>
-                <w:sz w:val="28"/>
-                <w:szCs w:val="28"/>
-                <w:rtl/>
-              </w:rPr>
-            </w:pPr>
-            <w:bookmarkStart w:id="16" w:name="fldMAAM"/>
-            <w:bookmarkEnd w:id="16"/>
-            <w:r>
-              <w:rPr>
                 <w:rFonts w:cs="David" w:hint="cs"/>
                 <w:b/>
                 <w:bCs/>
@@ -3000,31 +2639,7 @@
                 <w:szCs w:val="28"/>
                 <w:rtl/>
               </w:rPr>
-              <w:t>{</w:t>
-            </w:r>
-            <w:proofErr w:type="spellStart"/>
-            <w:r>
-              <w:rPr>
-                <w:rFonts w:cs="David" w:hint="cs"/>
-                <w:b/>
-                <w:bCs/>
-                <w:sz w:val="28"/>
-                <w:szCs w:val="28"/>
-                <w:rtl/>
-              </w:rPr>
-              <w:t>vatAmount</w:t>
-            </w:r>
-            <w:proofErr w:type="spellEnd"/>
-            <w:r>
-              <w:rPr>
-                <w:rFonts w:cs="David" w:hint="cs"/>
-                <w:b/>
-                <w:bCs/>
-                <w:sz w:val="28"/>
-                <w:szCs w:val="28"/>
-                <w:rtl/>
-              </w:rPr>
-              <w:t>}</w:t>
+              <w:t xml:space="preserve">{vatAmount}</w:t>
             </w:r>
           </w:p>
         </w:tc>
@@ -3032,19 +2647,12 @@
       <w:tr>
         <w:tc>
           <w:tcPr>
-            <w:tcW w:w="1764" w:type="dxa"/>
-            <w:tcBorders>
-              <w:top w:val="single" w:sz="4" w:space="0" w:color="auto"/>
-              <w:left w:val="single" w:sz="4" w:space="0" w:color="auto"/>
-              <w:bottom w:val="single" w:sz="4" w:space="0" w:color="auto"/>
-              <w:right w:val="single" w:sz="4" w:space="0" w:color="auto"/>
-            </w:tcBorders>
-            <w:hideMark/>
+            <w:tcW w:w="0" w:type="auto"/>
           </w:tcPr>
           <w:p>
             <w:pPr>
               <w:rPr>
-                <w:rFonts w:cs="David"/>
+                <w:rFonts w:cs="David" w:hint="cs"/>
                 <w:b/>
                 <w:bCs/>
                 <w:sz w:val="28"/>
@@ -3054,7 +2662,7 @@
             </w:pPr>
             <w:r>
               <w:rPr>
-                <w:rFonts w:cs="David"/>
+                <w:rFonts w:cs="David" w:hint="cs"/>
                 <w:b/>
                 <w:bCs/>
                 <w:sz w:val="28"/>
@@ -3067,18 +2675,12 @@
         </w:tc>
         <w:tc>
           <w:tcPr>
-            <w:tcW w:w="2414" w:type="dxa"/>
-            <w:tcBorders>
-              <w:top w:val="single" w:sz="4" w:space="0" w:color="auto"/>
-              <w:left w:val="single" w:sz="4" w:space="0" w:color="auto"/>
-              <w:bottom w:val="single" w:sz="4" w:space="0" w:color="auto"/>
-              <w:right w:val="single" w:sz="4" w:space="0" w:color="auto"/>
-            </w:tcBorders>
+            <w:tcW w:w="0" w:type="auto"/>
           </w:tcPr>
           <w:p>
             <w:pPr>
               <w:rPr>
-                <w:rFonts w:cs="David"/>
+                <w:rFonts w:cs="David" w:hint="cs"/>
                 <w:b/>
                 <w:bCs/>
                 <w:sz w:val="28"/>
@@ -3086,8 +2688,6 @@
                 <w:rtl/>
               </w:rPr>
             </w:pPr>
-            <w:bookmarkStart w:id="17" w:name="fldTotalAfterMaaM"/>
-            <w:bookmarkEnd w:id="17"/>
             <w:r>
               <w:rPr>
                 <w:rFonts w:cs="David" w:hint="cs"/>
@@ -3097,49 +2697,12 @@
                 <w:szCs w:val="28"/>
                 <w:rtl/>
               </w:rPr>
-              <w:t>{</w:t>
-            </w:r>
-            <w:proofErr w:type="spellStart"/>
-            <w:r>
-              <w:rPr>
-                <w:rFonts w:cs="David" w:hint="cs"/>
-                <w:b/>
-                <w:bCs/>
-                <w:sz w:val="28"/>
-                <w:szCs w:val="28"/>
-                <w:rtl/>
-              </w:rPr>
-              <w:t>totalAmount</w:t>
-            </w:r>
-            <w:proofErr w:type="spellEnd"/>
-            <w:r>
-              <w:rPr>
-                <w:rFonts w:cs="David" w:hint="cs"/>
-                <w:b/>
-                <w:bCs/>
-                <w:sz w:val="28"/>
-                <w:szCs w:val="28"/>
-                <w:rtl/>
-              </w:rPr>
-              <w:t>}</w:t>
+              <w:t xml:space="preserve">{totalAmount}</w:t>
             </w:r>
           </w:p>
         </w:tc>
       </w:tr>
     </w:tbl>
-    <w:p>
-      <w:pPr>
-        <w:rPr>
-          <w:vanish/>
-        </w:rPr>
-      </w:pPr>
-      <w:r>
-        <w:rPr>
-          <w:vanish/>
-        </w:rPr>
-        <w:t xml:space="preserve">{/hasDiscount}</w:t>
-      </w:r>
-    </w:p>
     <w:p>
       <w:pPr>
         <w:rPr>

--- a/apps/api/templates/ע-ראדון-הצעת-מחיר-לבדיקת-גז-ראדון-קצר-טווח-לטופס-4-עלידי-בודק-ראדון-מוסמך.docx
+++ b/apps/api/templates/ע-ראדון-הצעת-מחיר-לבדיקת-גז-ראדון-קצר-טווח-לטופס-4-עלידי-בודק-ראדון-מוסמך.docx
@@ -3130,51 +3130,6 @@
           <w:rtl/>
         </w:rPr>
       </w:pPr>
-    </w:p>
-    <w:p>
-      <w:pPr>
-        <w:rPr>
-          <w:rFonts w:cs="David" w:hint="cs"/>
-          <w:b/>
-          <w:bCs/>
-          <w:sz w:val="28"/>
-          <w:szCs w:val="28"/>
-          <w:u w:val="single"/>
-          <w:rtl/>
-        </w:rPr>
-      </w:pPr>
-      <w:r>
-        <w:rPr>
-          <w:rFonts w:cs="David" w:hint="cs"/>
-          <w:b/>
-          <w:bCs/>
-          <w:sz w:val="28"/>
-          <w:szCs w:val="28"/>
-          <w:u w:val="single"/>
-          <w:rtl/>
-        </w:rPr>
-        <w:t>אישור ההצעה</w:t>
-      </w:r>
-      <w:r>
-        <w:rPr>
-          <w:rFonts w:cs="David" w:hint="cs"/>
-          <w:b/>
-          <w:bCs/>
-          <w:sz w:val="28"/>
-          <w:szCs w:val="28"/>
-          <w:rtl/>
-        </w:rPr>
-        <w:t xml:space="preserve">: </w:t>
-      </w:r>
-      <w:r>
-        <w:rPr>
-          <w:rFonts w:cs="David" w:hint="cs"/>
-          <w:sz w:val="28"/>
-          <w:szCs w:val="28"/>
-          <w:rtl/>
-        </w:rPr>
-        <w:t xml:space="preserve">נא לשלוח את ההצעה חתומה לפקס 09-7724446 ואנו נחזור לתאם הגעה בהקדם. </w:t>
-      </w:r>
     </w:p>
     <w:p>
       <w:pPr>
